--- a/doc/Parts User Guide.docx
+++ b/doc/Parts User Guide.docx
@@ -6,15 +6,15 @@
       <w:pPr>
         <w:pStyle w:val="Title"/>
       </w:pPr>
-      <w:bookmarkStart w:id="0" w:name="_Toc199055816"/>
-      <w:bookmarkStart w:id="1" w:name="_Toc199056843"/>
-      <w:bookmarkStart w:id="2" w:name="_Toc199057031"/>
-      <w:bookmarkStart w:id="3" w:name="_Toc199057390"/>
-      <w:bookmarkStart w:id="4" w:name="_Toc236469592"/>
+      <w:bookmarkStart w:id="0" w:name="_Toc236469592"/>
+      <w:bookmarkStart w:id="1" w:name="_Toc199055816"/>
+      <w:bookmarkStart w:id="2" w:name="_Toc199056843"/>
+      <w:bookmarkStart w:id="3" w:name="_Toc199057031"/>
+      <w:bookmarkStart w:id="4" w:name="_Toc199057390"/>
       <w:r>
         <w:t>Parts User Guide</w:t>
       </w:r>
-      <w:bookmarkEnd w:id="4"/>
+      <w:bookmarkEnd w:id="0"/>
     </w:p>
     <w:sdt>
       <w:sdtPr>
@@ -3968,10 +3968,10 @@
       <w:r>
         <w:t>Introduction</w:t>
       </w:r>
-      <w:bookmarkEnd w:id="0"/>
       <w:bookmarkEnd w:id="1"/>
       <w:bookmarkEnd w:id="2"/>
       <w:bookmarkEnd w:id="3"/>
+      <w:bookmarkEnd w:id="4"/>
       <w:bookmarkEnd w:id="5"/>
     </w:p>
     <w:p>
@@ -19637,21 +19637,21 @@
         <w:rPr>
           <w:lang w:eastAsia="en-US"/>
         </w:rPr>
+        <w:t xml:space="preserve">                        },</w:t>
+      </w:r>
+    </w:p>
+    <w:p>
+      <w:pPr>
+        <w:pStyle w:val="CodeBlock"/>
+        <w:rPr>
+          <w:lang w:eastAsia="en-US"/>
+        </w:rPr>
+      </w:pPr>
+      <w:r>
+        <w:rPr>
+          <w:lang w:eastAsia="en-US"/>
+        </w:rPr>
         <w:lastRenderedPageBreak/>
-        <w:t xml:space="preserve">                        },</w:t>
-      </w:r>
-    </w:p>
-    <w:p>
-      <w:pPr>
-        <w:pStyle w:val="CodeBlock"/>
-        <w:rPr>
-          <w:lang w:eastAsia="en-US"/>
-        </w:rPr>
-      </w:pPr>
-      <w:r>
-        <w:rPr>
-          <w:lang w:eastAsia="en-US"/>
-        </w:rPr>
         <w:t xml:space="preserve">            test_file='cl.exe'</w:t>
       </w:r>
     </w:p>
@@ -19870,14 +19870,14 @@
         <w:rPr>
           <w:lang w:eastAsia="en-US"/>
         </w:rPr>
-        <w:t xml:space="preserve">il back is nothing can be found as could happen if the </w:t>
+        <w:t xml:space="preserve">il back is nothing can be found as could happen if the compiler was unzipped. If the user did do a unzip, and did not unzip it in the standard </w:t>
       </w:r>
       <w:r>
         <w:rPr>
           <w:lang w:eastAsia="en-US"/>
         </w:rPr>
         <w:lastRenderedPageBreak/>
-        <w:t>compiler was unzipped. If the user did do a unzip, and did not unzip it in the standard install location, the user can provide a MSVC_INSTALL_ROOT value that points to the correct location. As long as the install layout is the one Microsoft would use everything should be found.</w:t>
+        <w:t>install location, the user can provide a MSVC_INSTALL_ROOT value that points to the correct location. As long as the install layout is the one Microsoft would use everything should be found.</w:t>
       </w:r>
     </w:p>
     <w:p>
@@ -21544,7 +21544,12 @@
       </w:pPr>
     </w:p>
     <w:sectPr>
-      <w:footerReference w:type="default" r:id="rId7"/>
+      <w:headerReference w:type="even" r:id="rId7"/>
+      <w:headerReference w:type="default" r:id="rId8"/>
+      <w:footerReference w:type="even" r:id="rId9"/>
+      <w:footerReference w:type="default" r:id="rId10"/>
+      <w:headerReference w:type="first" r:id="rId11"/>
+      <w:footerReference w:type="first" r:id="rId12"/>
       <w:pgSz w:w="12240" w:h="15840"/>
       <w:pgMar w:top="1440" w:right="1800" w:bottom="1440" w:left="1800" w:header="720" w:footer="720" w:gutter="0"/>
       <w:cols w:space="720"/>
@@ -21585,6 +21590,16 @@
   <w:p>
     <w:pPr>
       <w:pStyle w:val="Footer"/>
+    </w:pPr>
+  </w:p>
+</w:ftr>
+</file>
+
+<file path=word/footer2.xml><?xml version="1.0" encoding="utf-8"?>
+<w:ftr xmlns:ve="http://schemas.openxmlformats.org/markup-compatibility/2006" xmlns:o="urn:schemas-microsoft-com:office:office" xmlns:r="http://schemas.openxmlformats.org/officeDocument/2006/relationships" xmlns:m="http://schemas.openxmlformats.org/officeDocument/2006/math" xmlns:v="urn:schemas-microsoft-com:vml" xmlns:wp="http://schemas.openxmlformats.org/drawingml/2006/wordprocessingDrawing" xmlns:w10="urn:schemas-microsoft-com:office:word" xmlns:w="http://schemas.openxmlformats.org/wordprocessingml/2006/main" xmlns:wne="http://schemas.microsoft.com/office/word/2006/wordml">
+  <w:p>
+    <w:pPr>
+      <w:pStyle w:val="Footer"/>
       <w:pBdr>
         <w:top w:val="single" w:sz="4" w:space="1" w:color="D9D9D9"/>
       </w:pBdr>
@@ -21623,6 +21638,16 @@
 </w:ftr>
 </file>
 
+<file path=word/footer3.xml><?xml version="1.0" encoding="utf-8"?>
+<w:ftr xmlns:ve="http://schemas.openxmlformats.org/markup-compatibility/2006" xmlns:o="urn:schemas-microsoft-com:office:office" xmlns:r="http://schemas.openxmlformats.org/officeDocument/2006/relationships" xmlns:m="http://schemas.openxmlformats.org/officeDocument/2006/math" xmlns:v="urn:schemas-microsoft-com:vml" xmlns:wp="http://schemas.openxmlformats.org/drawingml/2006/wordprocessingDrawing" xmlns:w10="urn:schemas-microsoft-com:office:word" xmlns:w="http://schemas.openxmlformats.org/wordprocessingml/2006/main" xmlns:wne="http://schemas.microsoft.com/office/word/2006/wordml">
+  <w:p>
+    <w:pPr>
+      <w:pStyle w:val="Footer"/>
+    </w:pPr>
+  </w:p>
+</w:ftr>
+</file>
+
 <file path=word/footnotes.xml><?xml version="1.0" encoding="utf-8"?>
 <w:footnotes xmlns:ve="http://schemas.openxmlformats.org/markup-compatibility/2006" xmlns:o="urn:schemas-microsoft-com:office:office" xmlns:r="http://schemas.openxmlformats.org/officeDocument/2006/relationships" xmlns:m="http://schemas.openxmlformats.org/officeDocument/2006/math" xmlns:v="urn:schemas-microsoft-com:vml" xmlns:wp="http://schemas.openxmlformats.org/drawingml/2006/wordprocessingDrawing" xmlns:w10="urn:schemas-microsoft-com:office:word" xmlns:w="http://schemas.openxmlformats.org/wordprocessingml/2006/main" xmlns:wne="http://schemas.microsoft.com/office/word/2006/wordml">
   <w:footnote w:type="separator" w:id="-1">
@@ -21646,6 +21671,36 @@
     </w:p>
   </w:footnote>
 </w:footnotes>
+</file>
+
+<file path=word/header1.xml><?xml version="1.0" encoding="utf-8"?>
+<w:hdr xmlns:ve="http://schemas.openxmlformats.org/markup-compatibility/2006" xmlns:o="urn:schemas-microsoft-com:office:office" xmlns:r="http://schemas.openxmlformats.org/officeDocument/2006/relationships" xmlns:m="http://schemas.openxmlformats.org/officeDocument/2006/math" xmlns:v="urn:schemas-microsoft-com:vml" xmlns:wp="http://schemas.openxmlformats.org/drawingml/2006/wordprocessingDrawing" xmlns:w10="urn:schemas-microsoft-com:office:word" xmlns:w="http://schemas.openxmlformats.org/wordprocessingml/2006/main" xmlns:wne="http://schemas.microsoft.com/office/word/2006/wordml">
+  <w:p>
+    <w:pPr>
+      <w:pStyle w:val="Header"/>
+    </w:pPr>
+  </w:p>
+</w:hdr>
+</file>
+
+<file path=word/header2.xml><?xml version="1.0" encoding="utf-8"?>
+<w:hdr xmlns:ve="http://schemas.openxmlformats.org/markup-compatibility/2006" xmlns:o="urn:schemas-microsoft-com:office:office" xmlns:r="http://schemas.openxmlformats.org/officeDocument/2006/relationships" xmlns:m="http://schemas.openxmlformats.org/officeDocument/2006/math" xmlns:v="urn:schemas-microsoft-com:vml" xmlns:wp="http://schemas.openxmlformats.org/drawingml/2006/wordprocessingDrawing" xmlns:w10="urn:schemas-microsoft-com:office:word" xmlns:w="http://schemas.openxmlformats.org/wordprocessingml/2006/main" xmlns:wne="http://schemas.microsoft.com/office/word/2006/wordml">
+  <w:p>
+    <w:pPr>
+      <w:pStyle w:val="Header"/>
+    </w:pPr>
+  </w:p>
+</w:hdr>
+</file>
+
+<file path=word/header3.xml><?xml version="1.0" encoding="utf-8"?>
+<w:hdr xmlns:ve="http://schemas.openxmlformats.org/markup-compatibility/2006" xmlns:o="urn:schemas-microsoft-com:office:office" xmlns:r="http://schemas.openxmlformats.org/officeDocument/2006/relationships" xmlns:m="http://schemas.openxmlformats.org/officeDocument/2006/math" xmlns:v="urn:schemas-microsoft-com:vml" xmlns:wp="http://schemas.openxmlformats.org/drawingml/2006/wordprocessingDrawing" xmlns:w10="urn:schemas-microsoft-com:office:word" xmlns:w="http://schemas.openxmlformats.org/wordprocessingml/2006/main" xmlns:wne="http://schemas.microsoft.com/office/word/2006/wordml">
+  <w:p>
+    <w:pPr>
+      <w:pStyle w:val="Header"/>
+    </w:pPr>
+  </w:p>
+</w:hdr>
 </file>
 
 <file path=word/numbering.xml><?xml version="1.0" encoding="utf-8"?>

--- a/doc/Parts User Guide.docx
+++ b/doc/Parts User Guide.docx
@@ -1,6 +1,6 @@
 
 <file path=word/document.xml><?xml version="1.0" encoding="utf-8"?>
-<w:document xmlns:ve="http://schemas.openxmlformats.org/markup-compatibility/2006" xmlns:o="urn:schemas-microsoft-com:office:office" xmlns:r="http://schemas.openxmlformats.org/officeDocument/2006/relationships" xmlns:m="http://schemas.openxmlformats.org/officeDocument/2006/math" xmlns:v="urn:schemas-microsoft-com:vml" xmlns:wp="http://schemas.openxmlformats.org/drawingml/2006/wordprocessingDrawing" xmlns:w10="urn:schemas-microsoft-com:office:word" xmlns:w="http://schemas.openxmlformats.org/wordprocessingml/2006/main" xmlns:wne="http://schemas.microsoft.com/office/word/2006/wordml">
+<w:document xmlns:wpc="http://schemas.microsoft.com/office/word/2010/wordprocessingCanvas" xmlns:mc="http://schemas.openxmlformats.org/markup-compatibility/2006" xmlns:o="urn:schemas-microsoft-com:office:office" xmlns:r="http://schemas.openxmlformats.org/officeDocument/2006/relationships" xmlns:m="http://schemas.openxmlformats.org/officeDocument/2006/math" xmlns:v="urn:schemas-microsoft-com:vml" xmlns:wp14="http://schemas.microsoft.com/office/word/2010/wordprocessingDrawing" xmlns:wp="http://schemas.openxmlformats.org/drawingml/2006/wordprocessingDrawing" xmlns:w10="urn:schemas-microsoft-com:office:word" xmlns:w="http://schemas.openxmlformats.org/wordprocessingml/2006/main" xmlns:w14="http://schemas.microsoft.com/office/word/2010/wordml" xmlns:wpg="http://schemas.microsoft.com/office/word/2010/wordprocessingGroup" xmlns:wpi="http://schemas.microsoft.com/office/word/2010/wordprocessingInk" xmlns:wne="http://schemas.microsoft.com/office/word/2006/wordml" xmlns:wps="http://schemas.microsoft.com/office/word/2010/wordprocessingShape" mc:Ignorable="w14 wp14">
   <w:body>
     <w:p>
       <w:pPr>
@@ -3949,6 +3949,7 @@
       </w:pPr>
       <w:bookmarkStart w:id="5" w:name="_Toc247618722"/>
       <w:r>
+        <w:lastRenderedPageBreak/>
         <w:t>Introduction</w:t>
       </w:r>
       <w:bookmarkEnd w:id="1"/>
@@ -4392,7 +4393,6 @@
       <w:bookmarkStart w:id="19" w:name="_Toc199057393"/>
       <w:bookmarkStart w:id="20" w:name="_Toc247618725"/>
       <w:r>
-        <w:lastRenderedPageBreak/>
         <w:t>So what is Parts</w:t>
       </w:r>
       <w:bookmarkEnd w:id="16"/>
@@ -4456,7 +4456,11 @@
         <w:t xml:space="preserve">generally </w:t>
       </w:r>
       <w:r>
-        <w:t xml:space="preserve">interchangeable; however, we used a different term that does not collide with any preconceived notions of what a </w:t>
+        <w:t xml:space="preserve">interchangeable; however, we used a </w:t>
+      </w:r>
+      <w:r>
+        <w:lastRenderedPageBreak/>
+        <w:t xml:space="preserve">different term that does not collide with any preconceived notions of what a </w:t>
       </w:r>
       <w:r>
         <w:t>c</w:t>
@@ -4496,11 +4500,16 @@
       <w:r>
         <w:t xml:space="preserve"> </w:t>
       </w:r>
+      <w:proofErr w:type="gramStart"/>
       <w:r>
         <w:t>SCons</w:t>
       </w:r>
       <w:r>
-        <w:t xml:space="preserve">cript() function. The difference is that </w:t>
+        <w:t>cript(</w:t>
+      </w:r>
+      <w:proofErr w:type="gramEnd"/>
+      <w:r>
+        <w:t xml:space="preserve">) function. The difference is that </w:t>
       </w:r>
       <w:r>
         <w:t xml:space="preserve">the </w:t>
@@ -4715,7 +4724,6 @@
     </w:p>
     <w:p>
       <w:r>
-        <w:lastRenderedPageBreak/>
         <w:t>To get Parts you can download one package from parts.tigris.org or check out the code with SVN. There should also be a nice installer for windows provided. Just make sure you uninstall any previous versions first. If you checkout or download a compressed file, you will need to do these steps to install</w:t>
       </w:r>
     </w:p>
@@ -4781,8 +4789,14 @@
           <w:numId w:val="23"/>
         </w:numPr>
       </w:pPr>
-      <w:r>
-        <w:t>to verify install, run the command "parts".  (This will print out the version installed)</w:t>
+      <w:proofErr w:type="gramStart"/>
+      <w:r>
+        <w:lastRenderedPageBreak/>
+        <w:t>to</w:t>
+      </w:r>
+      <w:proofErr w:type="gramEnd"/>
+      <w:r>
+        <w:t xml:space="preserve"> verify install, run the command "parts".  (This will print out the version installed)</w:t>
       </w:r>
     </w:p>
     <w:p>
@@ -4796,8 +4810,13 @@
       <w:bookmarkEnd w:id="28"/>
     </w:p>
     <w:p>
-      <w:r>
-        <w:t>Parts adds a number of new concepts to SCons and tries to enhance some existing ones. This section describes these concepts</w:t>
+      <w:proofErr w:type="gramStart"/>
+      <w:r>
+        <w:t>Parts adds</w:t>
+      </w:r>
+      <w:proofErr w:type="gramEnd"/>
+      <w:r>
+        <w:t xml:space="preserve"> a number of new concepts to SCons and tries to enhance some existing ones. This section describes these concepts</w:t>
       </w:r>
     </w:p>
     <w:p>
@@ -4875,7 +4894,23 @@
     </w:p>
     <w:p>
       <w:r>
-        <w:t xml:space="preserve">Most systems have some notion of a version. However it is often treated as a random string value that cannot be used for testing if something is greater or less than something else. Parts adds the notion of a formal Version object that is currently limited to three numbers separated by a &lt;dot&gt; "." In addition to  a version object there is also the notion of a </w:t>
+        <w:t xml:space="preserve">Most systems have some notion of a version. However it is often treated as a random string value that cannot be used for testing if something is greater or less than something else. </w:t>
+      </w:r>
+      <w:proofErr w:type="gramStart"/>
+      <w:r>
+        <w:t>Parts adds</w:t>
+      </w:r>
+      <w:proofErr w:type="gramEnd"/>
+      <w:r>
+        <w:t xml:space="preserve"> the notion of a formal Version object that is currently limited to three numbers separated by a &lt;dot&gt; "." In addition </w:t>
+      </w:r>
+      <w:proofErr w:type="gramStart"/>
+      <w:r>
+        <w:t>to  a</w:t>
+      </w:r>
+      <w:proofErr w:type="gramEnd"/>
+      <w:r>
+        <w:t xml:space="preserve"> version object there is also the notion of a </w:t>
       </w:r>
       <w:smartTag w:uri="urn:schemas-microsoft-com:office:smarttags" w:element="PlaceName">
         <w:smartTag w:uri="urn:schemas-microsoft-com:office:smarttags" w:element="place">
@@ -4902,159 +4937,159 @@
       </w:pPr>
       <w:bookmarkStart w:id="31" w:name="_Toc247618730"/>
       <w:r>
+        <w:t>Dependency mapping</w:t>
+      </w:r>
+      <w:bookmarkEnd w:id="31"/>
+    </w:p>
+    <w:p>
+      <w:r>
+        <w:t>Parts adds the ability to map dependencies between different parts. This is much like Mapping dependencies between projects in Visual Studio IDE project system, or other similar systems. Parts adds the ability to implicitly map paths and other values needed to build dependent components. This allows for a more agile build system that will help prevent and even find badly mapped values. This increases productivity and confidence in the build, especially for large projects.</w:t>
+      </w:r>
+    </w:p>
+    <w:p>
+      <w:pPr>
+        <w:pStyle w:val="Heading2"/>
+      </w:pPr>
+      <w:bookmarkStart w:id="32" w:name="_Toc247618731"/>
+      <w:r>
+        <w:t>Tool Chains</w:t>
+      </w:r>
+      <w:bookmarkEnd w:id="32"/>
+    </w:p>
+    <w:p>
+      <w:r>
+        <w:t xml:space="preserve">Tool chains are sets of tools that are used to construct an environment. These sets allow the use of different compilers, or adding </w:t>
+      </w:r>
+      <w:r>
+        <w:t>library environments</w:t>
+      </w:r>
+      <w:r>
+        <w:t xml:space="preserve"> or unique builder API's needed in the build. These named sets can be defined by the user to provide the exact </w:t>
+      </w:r>
+      <w:r>
         <w:lastRenderedPageBreak/>
-        <w:t>Dependency mapping</w:t>
-      </w:r>
-      <w:bookmarkEnd w:id="31"/>
-    </w:p>
-    <w:p>
-      <w:r>
-        <w:t>Parts adds the ability to map dependencies between different parts. This is much like Mapping dependencies between projects in Visual Studio IDE project system, or other similar systems. Parts adds the ability to implicitly map paths and other values needed to build dependent components. This allows for a more agile build system that will help prevent and even find badly mapped values. This increases productivity and confidence in the build, especially for large projects.</w:t>
+        <w:t>requirement for a given build no matter how “picky” or flexible you want them to be. These can be installed independent of the Parts install.</w:t>
       </w:r>
     </w:p>
     <w:p>
       <w:pPr>
         <w:pStyle w:val="Heading2"/>
       </w:pPr>
-      <w:bookmarkStart w:id="32" w:name="_Toc247618731"/>
-      <w:r>
-        <w:t>Tool Chains</w:t>
-      </w:r>
-      <w:bookmarkEnd w:id="32"/>
-    </w:p>
-    <w:p>
-      <w:r>
-        <w:t xml:space="preserve">Tool chains are sets of tools that are used to construct an environment. These sets allow the use of different compilers, or adding </w:t>
-      </w:r>
-      <w:r>
-        <w:t>library environments</w:t>
-      </w:r>
-      <w:r>
-        <w:t xml:space="preserve"> or unique builder API's needed in the build. These named sets can be defined by the user to provide the exact requirement for a given build no matter how “picky” or flexible you want them to be. These can be installed independent of the Parts install.</w:t>
+      <w:bookmarkStart w:id="33" w:name="_Toc247618732"/>
+      <w:r>
+        <w:t>Configurations</w:t>
+      </w:r>
+      <w:bookmarkEnd w:id="33"/>
+    </w:p>
+    <w:p>
+      <w:r>
+        <w:t xml:space="preserve">These are </w:t>
+      </w:r>
+      <w:r>
+        <w:t>named collections  of settings</w:t>
+      </w:r>
+      <w:r>
+        <w:t xml:space="preserve"> to apply when building the product. These allow for control over which flags and settings are used. Common configurations are 'debug' and 'release'. Users can define their own configurations based on existing or new configuration values. These can be installed independent of the Parts install.</w:t>
       </w:r>
     </w:p>
     <w:p>
       <w:pPr>
         <w:pStyle w:val="Heading2"/>
       </w:pPr>
-      <w:bookmarkStart w:id="33" w:name="_Toc247618732"/>
-      <w:r>
-        <w:t>Configurations</w:t>
-      </w:r>
-      <w:bookmarkEnd w:id="33"/>
-    </w:p>
-    <w:p>
-      <w:r>
-        <w:t xml:space="preserve">These are </w:t>
-      </w:r>
-      <w:r>
-        <w:t>named collections  of settings</w:t>
-      </w:r>
-      <w:r>
-        <w:t xml:space="preserve"> to apply when building the product. These allow for control over which flags and settings are used. Common configurations are 'debug' and 'release'. Users can define their own configurations based on existing or new configuration values. These can be installed independent of the Parts install.</w:t>
+      <w:bookmarkStart w:id="34" w:name="_Toc247618733"/>
+      <w:r>
+        <w:t>Tools</w:t>
+      </w:r>
+      <w:bookmarkEnd w:id="34"/>
+    </w:p>
+    <w:p>
+      <w:r>
+        <w:t xml:space="preserve">Tools defined by Parts have a slight enhancement to help with </w:t>
+      </w:r>
+      <w:r>
+        <w:t>consistency. All Tools can select different versions of themselves. Each can be configured for cross builds or can be setup with a user script. To help with defining new tools, Parts adds some objects for general configuration and setup of a given tool’s environment. Any existing tool in SCons can be used as is, as long as there is not a Parts override for it.</w:t>
       </w:r>
     </w:p>
     <w:p>
       <w:pPr>
         <w:pStyle w:val="Heading2"/>
       </w:pPr>
-      <w:bookmarkStart w:id="34" w:name="_Toc247618733"/>
-      <w:r>
-        <w:t>Tools</w:t>
-      </w:r>
-      <w:bookmarkEnd w:id="34"/>
-    </w:p>
-    <w:p>
-      <w:r>
-        <w:t xml:space="preserve">Tools defined by Parts have a slight enhancement to help with </w:t>
-      </w:r>
-      <w:r>
-        <w:t>consistency. All Tools can select different versions of themselves. Each can be configured for cross builds or can be setup with a user script. To help with defining new tools, Parts adds some objects for general configuration and setup of a given tool’s environment. Any existing tool in SCons can be used as is, as long as there is not a Parts override for it.</w:t>
+      <w:bookmarkStart w:id="35" w:name="_Toc247618734"/>
+      <w:r>
+        <w:t>Pieces</w:t>
+      </w:r>
+      <w:bookmarkEnd w:id="35"/>
+    </w:p>
+    <w:p>
+      <w:r>
+        <w:t xml:space="preserve">To help make SCons easier to add-on to, Parts adds a notion of 'pieces' that are python files that are loaded at startup and can add about any set of functionality to SCons or Parts that can be imaged. </w:t>
       </w:r>
     </w:p>
     <w:p>
       <w:pPr>
         <w:pStyle w:val="Heading2"/>
       </w:pPr>
-      <w:bookmarkStart w:id="35" w:name="_Toc247618734"/>
-      <w:r>
-        <w:t>Pieces</w:t>
-      </w:r>
-      <w:bookmarkEnd w:id="35"/>
-    </w:p>
-    <w:p>
-      <w:r>
-        <w:t xml:space="preserve">To help make SCons easier to add-on to, Parts adds a notion of 'pieces' that are python files that are loaded at startup and can add about any set of functionality to SCons or Parts that can be imaged. </w:t>
+      <w:bookmarkStart w:id="36" w:name="_Toc247618735"/>
+      <w:r>
+        <w:t>SDK's</w:t>
+      </w:r>
+      <w:bookmarkEnd w:id="36"/>
+    </w:p>
+    <w:p>
+      <w:r>
+        <w:t>Parts also adds the ability to generate SDKs that can be reused. ( NOTE! Still a work in progress). This helps decrease build time and helps productivity.</w:t>
       </w:r>
     </w:p>
     <w:p>
       <w:pPr>
         <w:pStyle w:val="Heading2"/>
       </w:pPr>
-      <w:bookmarkStart w:id="36" w:name="_Toc247618735"/>
-      <w:r>
-        <w:t>SDK's</w:t>
-      </w:r>
-      <w:bookmarkEnd w:id="36"/>
-    </w:p>
-    <w:p>
-      <w:r>
-        <w:t>Parts also adds the ability to generate SDKs that can be reused. ( NOTE! Still a work in progress). This helps decrease build time and helps productivity.</w:t>
+      <w:bookmarkStart w:id="37" w:name="_Toc247618736"/>
+      <w:r>
+        <w:t>Mappers</w:t>
+      </w:r>
+      <w:bookmarkEnd w:id="37"/>
+    </w:p>
+    <w:p>
+      <w:r>
+        <w:t xml:space="preserve">Mappers are a more formalized object that enhances the SCons subst() feature. </w:t>
+      </w:r>
+      <w:r>
+        <w:t>This object allows Parts to map data dependencies as data between different components in a way that allows the parts to be defined in the SConstruct independent of the order</w:t>
+      </w:r>
+      <w:r>
+        <w:t xml:space="preserve">. Mappers have been designed to allow user defined objects to be </w:t>
+      </w:r>
+      <w:r>
+        <w:t>loaded and to extend</w:t>
+      </w:r>
+      <w:r>
+        <w:t xml:space="preserve"> the functionality of Parts. Some useful predefined Mapper objects allow for creation of relative paths between different locations, or adding data from a part to the environment of another. ( This is how Parts passes information such as include paths to be used)</w:t>
+      </w:r>
+    </w:p>
+    <w:p/>
+    <w:p>
+      <w:pPr>
+        <w:pStyle w:val="Heading1"/>
+      </w:pPr>
+      <w:bookmarkStart w:id="38" w:name="_Toc247618737"/>
+      <w:r>
+        <w:t>Parts API</w:t>
+      </w:r>
+      <w:bookmarkEnd w:id="38"/>
+    </w:p>
+    <w:p>
+      <w:r>
+        <w:t>Parts defines many API functions and objects. These are designed to merge with the existing SCons functionality as much as possible. The goal is that in general the differences between Parts API and SCons API should be unnoticeable. This is not 100% obtainable at the moment, but should improve with code improvements from SCons and Parts.</w:t>
       </w:r>
     </w:p>
     <w:p>
       <w:pPr>
         <w:pStyle w:val="Heading2"/>
       </w:pPr>
-      <w:bookmarkStart w:id="37" w:name="_Toc247618736"/>
-      <w:r>
-        <w:t>Mappers</w:t>
-      </w:r>
-      <w:bookmarkEnd w:id="37"/>
-    </w:p>
-    <w:p>
-      <w:r>
-        <w:t xml:space="preserve">Mappers are a more formalized object that enhances the SCons subst() feature. </w:t>
-      </w:r>
-      <w:r>
-        <w:t xml:space="preserve">This object allows Parts to map data dependencies as data between different components in a </w:t>
-      </w:r>
+      <w:bookmarkStart w:id="39" w:name="_Toc247618738"/>
       <w:r>
         <w:lastRenderedPageBreak/>
-        <w:t>way that allows the parts to be defined in the SConstruct independent of the order</w:t>
-      </w:r>
-      <w:r>
-        <w:t xml:space="preserve">. Mappers have been designed to allow user defined objects to be </w:t>
-      </w:r>
-      <w:r>
-        <w:t>loaded and to extend</w:t>
-      </w:r>
-      <w:r>
-        <w:t xml:space="preserve"> the functionality of Parts. Some useful predefined Mapper objects allow for creation of relative paths between different locations, or adding data from a part to the environment of another. ( This is how Parts passes information such as include paths to be used)</w:t>
-      </w:r>
-    </w:p>
-    <w:p/>
-    <w:p>
-      <w:pPr>
-        <w:pStyle w:val="Heading1"/>
-      </w:pPr>
-      <w:bookmarkStart w:id="38" w:name="_Toc247618737"/>
-      <w:r>
-        <w:t>Parts API</w:t>
-      </w:r>
-      <w:bookmarkEnd w:id="38"/>
-    </w:p>
-    <w:p>
-      <w:r>
-        <w:t>Parts defines many API functions and objects. These are designed to merge with the existing SCons functionality as much as possible. The goal is that in general the differences between Parts API and SCons API should be unnoticeable. This is not 100% obtainable at the moment, but should improve with code improvements from SCons and Parts.</w:t>
-      </w:r>
-    </w:p>
-    <w:p>
-      <w:pPr>
-        <w:pStyle w:val="Heading2"/>
-      </w:pPr>
-      <w:bookmarkStart w:id="39" w:name="_Toc247618738"/>
-      <w:r>
         <w:t>User level API</w:t>
       </w:r>
       <w:bookmarkEnd w:id="39"/>
@@ -5094,7 +5129,6 @@
     </w:p>
     <w:p>
       <w:r>
-        <w:lastRenderedPageBreak/>
         <w:t xml:space="preserve">Calling Part in another Part file will define a Sub-Part. By default the full alias of the Part is defined as the parent Part alias + “.” + Sub-Part alias. There is no limit, except any technical python or system memory limit, on the depth or the number of Sub-Parts that can be defined. </w:t>
       </w:r>
     </w:p>
@@ -5178,7 +5212,11 @@
         </w:numPr>
       </w:pPr>
       <w:r>
-        <w:t>alias – The alias to be used by SCons to build this Part. Value should be unquie. Will be used as back up to the Part name, if not provided in the part file. Useful when defining multiple Part() calls that refers to the same part file with different build values.</w:t>
+        <w:t xml:space="preserve">alias – The alias to be used by SCons to build this Part. Value should be unquie. Will be used as back up to the Part name, if not provided in the part file. Useful </w:t>
+      </w:r>
+      <w:r>
+        <w:lastRenderedPageBreak/>
+        <w:t>when defining multiple Part() calls that refers to the same part file with different build values.</w:t>
       </w:r>
     </w:p>
     <w:p>
@@ -5296,105 +5334,105 @@
         <w:pStyle w:val="Heading5"/>
       </w:pPr>
       <w:r>
+        <w:t>Example:</w:t>
+      </w:r>
+    </w:p>
+    <w:p>
+      <w:r>
+        <w:t>Creates a Part</w:t>
+      </w:r>
+    </w:p>
+    <w:p>
+      <w:pPr>
+        <w:pStyle w:val="CodeBlock"/>
+      </w:pPr>
+      <w:r>
+        <w:t>Part(alias='filesystem', parts_file='filesystem.parts')</w:t>
+      </w:r>
+    </w:p>
+    <w:p>
+      <w:r>
+        <w:t>Defines a Part to be checked out of SVN</w:t>
+      </w:r>
+    </w:p>
+    <w:p>
+      <w:pPr>
+        <w:pStyle w:val="CodeBlock"/>
+      </w:pPr>
+      <w:r>
+        <w:t>Part(</w:t>
+      </w:r>
+    </w:p>
+    <w:p>
+      <w:pPr>
+        <w:pStyle w:val="CodeBlock"/>
+      </w:pPr>
+      <w:r>
+        <w:t xml:space="preserve">    alias='file_finder',</w:t>
+      </w:r>
+    </w:p>
+    <w:p>
+      <w:pPr>
+        <w:pStyle w:val="CodeBlock"/>
+      </w:pPr>
+      <w:r>
+        <w:t xml:space="preserve">    parts_file='file_finder.parts',</w:t>
+      </w:r>
+    </w:p>
+    <w:p>
+      <w:pPr>
+        <w:pStyle w:val="CodeBlock"/>
+      </w:pPr>
+      <w:r>
+        <w:t xml:space="preserve">    vcs_type=VcsSvn(server=”</w:t>
+      </w:r>
+      <w:r>
+        <w:t>https://</w:t>
+      </w:r>
+      <w:r>
+        <w:t>my_</w:t>
+      </w:r>
+      <w:r>
+        <w:t>subversion</w:t>
+      </w:r>
+      <w:r>
+        <w:t>server”, repository='static/file_finder_1.0.0')</w:t>
+      </w:r>
+    </w:p>
+    <w:p>
+      <w:pPr>
+        <w:pStyle w:val="CodeBlock"/>
+      </w:pPr>
+      <w:r>
+        <w:t xml:space="preserve">    )</w:t>
+      </w:r>
+    </w:p>
+    <w:p>
+      <w:r>
+        <w:t>Define a Part that will add a special CPPDEFINE value</w:t>
+      </w:r>
+    </w:p>
+    <w:p>
+      <w:pPr>
+        <w:pStyle w:val="CodeBlock"/>
+      </w:pPr>
+      <w:r>
+        <w:t>Part(alias='filesystem', parts_file='filesystem.parts'</w:t>
+      </w:r>
+      <w:r>
+        <w:t>,append={‘CPPDEFINE’:[‘FOOBAR’,’DEBUG’]}</w:t>
+      </w:r>
+      <w:r>
+        <w:t>)</w:t>
+      </w:r>
+    </w:p>
+    <w:p/>
+    <w:p>
+      <w:pPr>
+        <w:pStyle w:val="Heading4"/>
+      </w:pPr>
+      <w:r>
         <w:lastRenderedPageBreak/>
-        <w:t>Example:</w:t>
-      </w:r>
-    </w:p>
-    <w:p>
-      <w:r>
-        <w:t>Creates a Part</w:t>
-      </w:r>
-    </w:p>
-    <w:p>
-      <w:pPr>
-        <w:pStyle w:val="CodeBlock"/>
-      </w:pPr>
-      <w:r>
-        <w:t>Part(alias='filesystem', parts_file='filesystem.parts')</w:t>
-      </w:r>
-    </w:p>
-    <w:p>
-      <w:r>
-        <w:t>Defines a Part to be checked out of SVN</w:t>
-      </w:r>
-    </w:p>
-    <w:p>
-      <w:pPr>
-        <w:pStyle w:val="CodeBlock"/>
-      </w:pPr>
-      <w:r>
-        <w:t>Part(</w:t>
-      </w:r>
-    </w:p>
-    <w:p>
-      <w:pPr>
-        <w:pStyle w:val="CodeBlock"/>
-      </w:pPr>
-      <w:r>
-        <w:t xml:space="preserve">    alias='file_finder',</w:t>
-      </w:r>
-    </w:p>
-    <w:p>
-      <w:pPr>
-        <w:pStyle w:val="CodeBlock"/>
-      </w:pPr>
-      <w:r>
-        <w:t xml:space="preserve">    parts_file='file_finder.parts',</w:t>
-      </w:r>
-    </w:p>
-    <w:p>
-      <w:pPr>
-        <w:pStyle w:val="CodeBlock"/>
-      </w:pPr>
-      <w:r>
-        <w:t xml:space="preserve">    vcs_type=VcsSvn(server=”</w:t>
-      </w:r>
-      <w:r>
-        <w:t>https://</w:t>
-      </w:r>
-      <w:r>
-        <w:t>my_</w:t>
-      </w:r>
-      <w:r>
-        <w:t>subversion</w:t>
-      </w:r>
-      <w:r>
-        <w:t>server”, repository='static/file_finder_1.0.0')</w:t>
-      </w:r>
-    </w:p>
-    <w:p>
-      <w:pPr>
-        <w:pStyle w:val="CodeBlock"/>
-      </w:pPr>
-      <w:r>
-        <w:t xml:space="preserve">    )</w:t>
-      </w:r>
-    </w:p>
-    <w:p>
-      <w:r>
-        <w:t>Define a Part that will add a special CPPDEFINE value</w:t>
-      </w:r>
-    </w:p>
-    <w:p>
-      <w:pPr>
-        <w:pStyle w:val="CodeBlock"/>
-      </w:pPr>
-      <w:r>
-        <w:t>Part(alias='filesystem', parts_file='filesystem.parts'</w:t>
-      </w:r>
-      <w:r>
-        <w:t>,append={‘CPPDEFINE’:[‘FOOBAR’,’DEBUG’]}</w:t>
-      </w:r>
-      <w:r>
-        <w:t>)</w:t>
-      </w:r>
-    </w:p>
-    <w:p/>
-    <w:p>
-      <w:pPr>
-        <w:pStyle w:val="Heading4"/>
-      </w:pPr>
-      <w:r>
         <w:t>PartName</w:t>
       </w:r>
     </w:p>
@@ -5485,7 +5523,6 @@
     </w:p>
     <w:p>
       <w:r>
-        <w:lastRenderedPageBreak/>
         <w:t>Set the Part name to “foo”</w:t>
       </w:r>
     </w:p>
@@ -5577,6 +5614,7 @@
     </w:p>
     <w:p>
       <w:r>
+        <w:lastRenderedPageBreak/>
         <w:t>Get the ShortName of the Part</w:t>
       </w:r>
     </w:p>
@@ -5692,7 +5730,6 @@
         <w:pStyle w:val="Heading6"/>
       </w:pPr>
       <w:r>
-        <w:lastRenderedPageBreak/>
         <w:t>PartVersion(ver</w:t>
       </w:r>
       <w:r>
@@ -5789,6 +5826,7 @@
         </w:numPr>
       </w:pPr>
       <w:r>
+        <w:lastRenderedPageBreak/>
         <w:t>M</w:t>
       </w:r>
       <w:r>
@@ -5892,146 +5930,146 @@
         <w:rPr>
           <w:lang w:eastAsia="en-US"/>
         </w:rPr>
+        <w:t>returns the full name of the current Part. If PartName was not set the value returns the ALIAS ( or PART_ALIAS). This value is what env.PartName() will return</w:t>
+      </w:r>
+    </w:p>
+    <w:p>
+      <w:pPr>
+        <w:pStyle w:val="Heading5"/>
+        <w:rPr>
+          <w:lang w:eastAsia="en-US"/>
+        </w:rPr>
+      </w:pPr>
+      <w:r>
+        <w:rPr>
+          <w:lang w:eastAsia="en-US"/>
+        </w:rPr>
+        <w:t xml:space="preserve">PART_SHORT_NAME </w:t>
+      </w:r>
+    </w:p>
+    <w:p>
+      <w:pPr>
+        <w:ind w:left="720"/>
+        <w:rPr>
+          <w:lang w:eastAsia="en-US"/>
+        </w:rPr>
+      </w:pPr>
+      <w:r>
+        <w:rPr>
+          <w:lang w:eastAsia="en-US"/>
+        </w:rPr>
+        <w:t>returns the short name of the Part if defined or else returns the SHORT_ALIAS. This value is what env.PartShortName() returns.</w:t>
+      </w:r>
+    </w:p>
+    <w:p>
+      <w:pPr>
+        <w:pStyle w:val="Heading5"/>
+        <w:rPr>
+          <w:lang w:eastAsia="en-US"/>
+        </w:rPr>
+      </w:pPr>
+      <w:r>
+        <w:rPr>
+          <w:lang w:eastAsia="en-US"/>
+        </w:rPr>
+        <w:t>PART_ROOT_NAME</w:t>
+      </w:r>
+    </w:p>
+    <w:p>
+      <w:pPr>
+        <w:ind w:left="720"/>
+        <w:rPr>
+          <w:lang w:eastAsia="en-US"/>
+        </w:rPr>
+      </w:pPr>
+      <w:r>
+        <w:rPr>
+          <w:lang w:eastAsia="en-US"/>
+        </w:rPr>
+        <w:t>Returns the full name of the defined top level root Part. If the root name was not defined then the ROOT_ALIAS is used. If the current Part is the root, the name of the current Part is returned.</w:t>
+      </w:r>
+    </w:p>
+    <w:p>
+      <w:pPr>
+        <w:pStyle w:val="Heading5"/>
+        <w:rPr>
+          <w:lang w:eastAsia="en-US"/>
+        </w:rPr>
+      </w:pPr>
+      <w:r>
+        <w:rPr>
+          <w:lang w:eastAsia="en-US"/>
+        </w:rPr>
+        <w:t>PART_PARENT_NAME</w:t>
+      </w:r>
+    </w:p>
+    <w:p>
+      <w:pPr>
+        <w:ind w:left="720"/>
+        <w:rPr>
+          <w:lang w:eastAsia="en-US"/>
+        </w:rPr>
+      </w:pPr>
+      <w:r>
+        <w:rPr>
+          <w:lang w:eastAsia="en-US"/>
+        </w:rPr>
+        <w:t>Returns the full name of the parent Part if it is defined. If it is not defined, the PART_PARENT_ALIAS (or PARENT_ALIAS) is used. If there is no parent an empty string is returned.</w:t>
+      </w:r>
+    </w:p>
+    <w:p>
+      <w:pPr>
+        <w:pStyle w:val="Heading5"/>
+        <w:rPr>
+          <w:lang w:eastAsia="en-US"/>
+        </w:rPr>
+      </w:pPr>
+      <w:r>
+        <w:rPr>
+          <w:lang w:eastAsia="en-US"/>
+        </w:rPr>
+        <w:t>PART_ALIAS or ALIAS</w:t>
+      </w:r>
+    </w:p>
+    <w:p>
+      <w:pPr>
+        <w:ind w:left="720"/>
+        <w:rPr>
+          <w:lang w:eastAsia="en-US"/>
+        </w:rPr>
+      </w:pPr>
+      <w:r>
+        <w:rPr>
+          <w:lang w:eastAsia="en-US"/>
+        </w:rPr>
+        <w:t>The full Alias value that is defined as ${PARENT_ALIAS} + ’.’ + ${SHORT_ALIAS}</w:t>
+      </w:r>
+    </w:p>
+    <w:p>
+      <w:pPr>
+        <w:pStyle w:val="Heading5"/>
+        <w:rPr>
+          <w:lang w:eastAsia="en-US"/>
+        </w:rPr>
+      </w:pPr>
+      <w:r>
+        <w:rPr>
+          <w:lang w:eastAsia="en-US"/>
+        </w:rPr>
+        <w:t>ROOT_ALIAS or PART_ROOT_ALIAS</w:t>
+      </w:r>
+    </w:p>
+    <w:p>
+      <w:pPr>
+        <w:rPr>
+          <w:lang w:eastAsia="en-US"/>
+        </w:rPr>
+      </w:pPr>
+      <w:r>
+        <w:rPr>
+          <w:lang w:eastAsia="en-US"/>
+        </w:rPr>
         <w:lastRenderedPageBreak/>
-        <w:t>returns the full name of the current Part. If PartName was not set the value returns the ALIAS ( or PART_ALIAS). This value is what env.PartName() will return</w:t>
-      </w:r>
-    </w:p>
-    <w:p>
-      <w:pPr>
-        <w:pStyle w:val="Heading5"/>
-        <w:rPr>
-          <w:lang w:eastAsia="en-US"/>
-        </w:rPr>
-      </w:pPr>
-      <w:r>
-        <w:rPr>
-          <w:lang w:eastAsia="en-US"/>
-        </w:rPr>
-        <w:t xml:space="preserve">PART_SHORT_NAME </w:t>
-      </w:r>
-    </w:p>
-    <w:p>
-      <w:pPr>
-        <w:ind w:left="720"/>
-        <w:rPr>
-          <w:lang w:eastAsia="en-US"/>
-        </w:rPr>
-      </w:pPr>
-      <w:r>
-        <w:rPr>
-          <w:lang w:eastAsia="en-US"/>
-        </w:rPr>
-        <w:t>returns the short name of the Part if defined or else returns the SHORT_ALIAS. This value is what env.PartShortName() returns.</w:t>
-      </w:r>
-    </w:p>
-    <w:p>
-      <w:pPr>
-        <w:pStyle w:val="Heading5"/>
-        <w:rPr>
-          <w:lang w:eastAsia="en-US"/>
-        </w:rPr>
-      </w:pPr>
-      <w:r>
-        <w:rPr>
-          <w:lang w:eastAsia="en-US"/>
-        </w:rPr>
-        <w:t>PART_ROOT_NAME</w:t>
-      </w:r>
-    </w:p>
-    <w:p>
-      <w:pPr>
-        <w:ind w:left="720"/>
-        <w:rPr>
-          <w:lang w:eastAsia="en-US"/>
-        </w:rPr>
-      </w:pPr>
-      <w:r>
-        <w:rPr>
-          <w:lang w:eastAsia="en-US"/>
-        </w:rPr>
-        <w:t>Returns the full name of the defined top level root Part. If the root name was not defined then the ROOT_ALIAS is used. If the current Part is the root, the name of the current Part is returned.</w:t>
-      </w:r>
-    </w:p>
-    <w:p>
-      <w:pPr>
-        <w:pStyle w:val="Heading5"/>
-        <w:rPr>
-          <w:lang w:eastAsia="en-US"/>
-        </w:rPr>
-      </w:pPr>
-      <w:r>
-        <w:rPr>
-          <w:lang w:eastAsia="en-US"/>
-        </w:rPr>
-        <w:t>PART_PARENT_NAME</w:t>
-      </w:r>
-    </w:p>
-    <w:p>
-      <w:pPr>
-        <w:ind w:left="720"/>
-        <w:rPr>
-          <w:lang w:eastAsia="en-US"/>
-        </w:rPr>
-      </w:pPr>
-      <w:r>
-        <w:rPr>
-          <w:lang w:eastAsia="en-US"/>
-        </w:rPr>
-        <w:t>Returns the full name of the parent Part if it is defined. If it is not defined, the PART_PARENT_ALIAS (or PARENT_ALIAS) is used. If there is no parent an empty string is returned.</w:t>
-      </w:r>
-    </w:p>
-    <w:p>
-      <w:pPr>
-        <w:pStyle w:val="Heading5"/>
-        <w:rPr>
-          <w:lang w:eastAsia="en-US"/>
-        </w:rPr>
-      </w:pPr>
-      <w:r>
-        <w:rPr>
-          <w:lang w:eastAsia="en-US"/>
-        </w:rPr>
-        <w:t>PART_ALIAS or ALIAS</w:t>
-      </w:r>
-    </w:p>
-    <w:p>
-      <w:pPr>
-        <w:ind w:left="720"/>
-        <w:rPr>
-          <w:lang w:eastAsia="en-US"/>
-        </w:rPr>
-      </w:pPr>
-      <w:r>
-        <w:rPr>
-          <w:lang w:eastAsia="en-US"/>
-        </w:rPr>
-        <w:t>The full Alias value that is defined as ${PARENT_ALIAS} + ’.’ + ${SHORT_ALIAS}</w:t>
-      </w:r>
-    </w:p>
-    <w:p>
-      <w:pPr>
-        <w:pStyle w:val="Heading5"/>
-        <w:rPr>
-          <w:lang w:eastAsia="en-US"/>
-        </w:rPr>
-      </w:pPr>
-      <w:r>
-        <w:rPr>
-          <w:lang w:eastAsia="en-US"/>
-        </w:rPr>
-        <w:t>ROOT_ALIAS or PART_ROOT_ALIAS</w:t>
-      </w:r>
-    </w:p>
-    <w:p>
-      <w:pPr>
-        <w:rPr>
-          <w:lang w:eastAsia="en-US"/>
-        </w:rPr>
-      </w:pPr>
-      <w:r>
-        <w:rPr>
-          <w:lang w:eastAsia="en-US"/>
-        </w:rPr>
         <w:tab/>
         <w:t>Returns the top level alias of the defined top level Part. If this Part is the root Part the value return will be equal to the value of the ALIAS</w:t>
       </w:r>
@@ -6252,6 +6290,7 @@
         <w:pStyle w:val="Heading5"/>
       </w:pPr>
       <w:r>
+        <w:lastRenderedPageBreak/>
         <w:t>Declarations:</w:t>
       </w:r>
     </w:p>
@@ -6313,7 +6352,6 @@
         <w:pStyle w:val="Heading5"/>
       </w:pPr>
       <w:r>
-        <w:lastRenderedPageBreak/>
         <w:t>Methods:</w:t>
       </w:r>
     </w:p>
@@ -6449,6 +6487,7 @@
         </w:numPr>
       </w:pPr>
       <w:r>
+        <w:lastRenderedPageBreak/>
         <w:t>M</w:t>
       </w:r>
       <w:r>
@@ -6546,244 +6585,244 @@
         <w:pStyle w:val="CodeBlock"/>
       </w:pPr>
       <w:r>
+        <w:t>env.Version(“1.2.3”)</w:t>
+      </w:r>
+    </w:p>
+    <w:p>
+      <w:pPr>
+        <w:pStyle w:val="CodeBlock"/>
+      </w:pPr>
+      <w:r>
+        <w:t>env.Version(1,2,3)</w:t>
+      </w:r>
+    </w:p>
+    <w:p>
+      <w:pPr>
+        <w:pStyle w:val="CodeBlock"/>
+      </w:pPr>
+      <w:r>
+        <w:t>v=env.Version(‘1’,2,’3’)</w:t>
+      </w:r>
+    </w:p>
+    <w:p>
+      <w:pPr>
+        <w:pStyle w:val="CodeBlock"/>
+      </w:pPr>
+      <w:r>
+        <w:t>env.Version(v)</w:t>
+      </w:r>
+    </w:p>
+    <w:p>
+      <w:pPr>
+        <w:rPr>
+          <w:lang w:eastAsia="en-US"/>
+        </w:rPr>
+      </w:pPr>
+      <w:r>
+        <w:rPr>
+          <w:lang w:eastAsia="en-US"/>
+        </w:rPr>
+        <w:t>Comparison tests that can be done with a version object.</w:t>
+      </w:r>
+    </w:p>
+    <w:p>
+      <w:pPr>
+        <w:pStyle w:val="CodeBlock"/>
+      </w:pPr>
+      <w:r>
+        <w:t>env.Version(“1.2.3”)&lt;”2.3.3”</w:t>
+      </w:r>
+    </w:p>
+    <w:p>
+      <w:pPr>
+        <w:pStyle w:val="CodeBlock"/>
+      </w:pPr>
+      <w:r>
+        <w:t>env.Version(“1.2.3”)&lt;env.Version(”2.3.3”)</w:t>
+      </w:r>
+    </w:p>
+    <w:p>
+      <w:pPr>
+        <w:pStyle w:val="CodeBlock"/>
+      </w:pPr>
+      <w:r>
+        <w:t xml:space="preserve">“1.2.3”&lt;env.Version(”2.3.3”) </w:t>
+      </w:r>
+    </w:p>
+    <w:p>
+      <w:pPr>
+        <w:pStyle w:val="CodeBlock"/>
+      </w:pPr>
+      <w:r>
+        <w:t>env.Version(“1.2.3”)&gt;”2.3.3”</w:t>
+      </w:r>
+    </w:p>
+    <w:p>
+      <w:pPr>
+        <w:pStyle w:val="CodeBlock"/>
+      </w:pPr>
+      <w:r>
+        <w:t xml:space="preserve">env.Version(“1.2.3”)&gt;=”2.3.3” </w:t>
+      </w:r>
+    </w:p>
+    <w:p>
+      <w:pPr>
+        <w:pStyle w:val="CodeBlock"/>
+      </w:pPr>
+      <w:r>
+        <w:t>env.Version(“1.2.3”)&lt;=”2.3.3”</w:t>
+      </w:r>
+    </w:p>
+    <w:p>
+      <w:pPr>
+        <w:pStyle w:val="CodeBlock"/>
+      </w:pPr>
+      <w:r>
+        <w:t>env.Version(“1.2.3”)!=”2.3.3”</w:t>
+      </w:r>
+    </w:p>
+    <w:p>
+      <w:pPr>
+        <w:pStyle w:val="CodeBlock"/>
+      </w:pPr>
+      <w:r>
+        <w:t>env.Version(“1.2.3”)==”2.3.3”</w:t>
+      </w:r>
+    </w:p>
+    <w:p>
+      <w:pPr>
+        <w:rPr>
+          <w:lang w:eastAsia="en-US"/>
+        </w:rPr>
+      </w:pPr>
+      <w:r>
+        <w:rPr>
+          <w:lang w:eastAsia="en-US"/>
+        </w:rPr>
+        <w:t xml:space="preserve">makes a version range </w:t>
+      </w:r>
+    </w:p>
+    <w:p>
+      <w:pPr>
+        <w:pStyle w:val="CodeBlock"/>
+      </w:pPr>
+      <w:r>
+        <w:t>env.VersionRange(“1.2.3”)</w:t>
+      </w:r>
+    </w:p>
+    <w:p>
+      <w:pPr>
+        <w:pStyle w:val="CodeBlock"/>
+      </w:pPr>
+      <w:r>
+        <w:t>env.VersionRange(env.Version(“1.2000.312334”))</w:t>
+      </w:r>
+    </w:p>
+    <w:p>
+      <w:pPr>
+        <w:pStyle w:val="CodeBlock"/>
+      </w:pPr>
+      <w:r>
+        <w:t>env.VersionRange(“1.*”)</w:t>
+      </w:r>
+    </w:p>
+    <w:p>
+      <w:pPr>
+        <w:pStyle w:val="CodeBlock"/>
+      </w:pPr>
+      <w:r>
+        <w:t xml:space="preserve">env.VersionRange(“1.*.3”) </w:t>
+      </w:r>
+    </w:p>
+    <w:p>
+      <w:pPr>
+        <w:pStyle w:val="CodeBlock"/>
+      </w:pPr>
+      <w:r>
+        <w:t>env.VersionRange(“3.2.*”)</w:t>
+      </w:r>
+    </w:p>
+    <w:p>
+      <w:pPr>
+        <w:pStyle w:val="CodeBlock"/>
+      </w:pPr>
+      <w:r>
+        <w:t>env.VersionRange(“1-2”)</w:t>
+      </w:r>
+    </w:p>
+    <w:p>
+      <w:pPr>
+        <w:pStyle w:val="CodeBlock"/>
+      </w:pPr>
+      <w:r>
+        <w:t>env.VersionRange(“1-*”)</w:t>
+      </w:r>
+    </w:p>
+    <w:p>
+      <w:pPr>
+        <w:pStyle w:val="CodeBlock"/>
+      </w:pPr>
+      <w:r>
+        <w:t>env.VersionRange(“1.*-2”)</w:t>
+      </w:r>
+    </w:p>
+    <w:p>
+      <w:pPr>
+        <w:pStyle w:val="CodeBlock"/>
+      </w:pPr>
+      <w:r>
+        <w:t>env.VersionRange(“1-2,!1.5”)</w:t>
+      </w:r>
+    </w:p>
+    <w:p>
+      <w:pPr>
+        <w:pStyle w:val="CodeBlock"/>
+      </w:pPr>
+      <w:r>
+        <w:t>env.VersionRange(“*-2”)</w:t>
+      </w:r>
+    </w:p>
+    <w:p>
+      <w:pPr>
+        <w:pStyle w:val="CodeBlock"/>
+      </w:pPr>
+      <w:r>
+        <w:t>env.VersionRange([“*-2”,”4-5”])</w:t>
+      </w:r>
+    </w:p>
+    <w:p>
+      <w:pPr>
+        <w:pStyle w:val="CodeBlock"/>
+      </w:pPr>
+      <w:r>
+        <w:t>env.VersionRange(env.Version(“1.0.0”)-</w:t>
+      </w:r>
+      <w:r>
+        <w:t xml:space="preserve"> </w:t>
+      </w:r>
+      <w:r>
+        <w:t>env.Version(“2.0.0”)))</w:t>
+      </w:r>
+    </w:p>
+    <w:p>
+      <w:pPr>
+        <w:rPr>
+          <w:lang w:eastAsia="en-US"/>
+        </w:rPr>
+      </w:pPr>
+      <w:r>
+        <w:rPr>
+          <w:lang w:eastAsia="en-US"/>
+        </w:rPr>
+        <w:t>Testing to see if a version is within a range</w:t>
+      </w:r>
+    </w:p>
+    <w:p>
+      <w:pPr>
+        <w:pStyle w:val="CodeBlock"/>
+      </w:pPr>
+      <w:r>
         <w:lastRenderedPageBreak/>
-        <w:t>env.Version(“1.2.3”)</w:t>
-      </w:r>
-    </w:p>
-    <w:p>
-      <w:pPr>
-        <w:pStyle w:val="CodeBlock"/>
-      </w:pPr>
-      <w:r>
-        <w:t>env.Version(1,2,3)</w:t>
-      </w:r>
-    </w:p>
-    <w:p>
-      <w:pPr>
-        <w:pStyle w:val="CodeBlock"/>
-      </w:pPr>
-      <w:r>
-        <w:t>v=env.Version(‘1’,2,’3’)</w:t>
-      </w:r>
-    </w:p>
-    <w:p>
-      <w:pPr>
-        <w:pStyle w:val="CodeBlock"/>
-      </w:pPr>
-      <w:r>
-        <w:t>env.Version(v)</w:t>
-      </w:r>
-    </w:p>
-    <w:p>
-      <w:pPr>
-        <w:rPr>
-          <w:lang w:eastAsia="en-US"/>
-        </w:rPr>
-      </w:pPr>
-      <w:r>
-        <w:rPr>
-          <w:lang w:eastAsia="en-US"/>
-        </w:rPr>
-        <w:t>Comparison tests that can be done with a version object.</w:t>
-      </w:r>
-    </w:p>
-    <w:p>
-      <w:pPr>
-        <w:pStyle w:val="CodeBlock"/>
-      </w:pPr>
-      <w:r>
-        <w:t>env.Version(“1.2.3”)&lt;”2.3.3”</w:t>
-      </w:r>
-    </w:p>
-    <w:p>
-      <w:pPr>
-        <w:pStyle w:val="CodeBlock"/>
-      </w:pPr>
-      <w:r>
-        <w:t>env.Version(“1.2.3”)&lt;env.Version(”2.3.3”)</w:t>
-      </w:r>
-    </w:p>
-    <w:p>
-      <w:pPr>
-        <w:pStyle w:val="CodeBlock"/>
-      </w:pPr>
-      <w:r>
-        <w:t xml:space="preserve">“1.2.3”&lt;env.Version(”2.3.3”) </w:t>
-      </w:r>
-    </w:p>
-    <w:p>
-      <w:pPr>
-        <w:pStyle w:val="CodeBlock"/>
-      </w:pPr>
-      <w:r>
-        <w:t>env.Version(“1.2.3”)&gt;”2.3.3”</w:t>
-      </w:r>
-    </w:p>
-    <w:p>
-      <w:pPr>
-        <w:pStyle w:val="CodeBlock"/>
-      </w:pPr>
-      <w:r>
-        <w:t xml:space="preserve">env.Version(“1.2.3”)&gt;=”2.3.3” </w:t>
-      </w:r>
-    </w:p>
-    <w:p>
-      <w:pPr>
-        <w:pStyle w:val="CodeBlock"/>
-      </w:pPr>
-      <w:r>
-        <w:t>env.Version(“1.2.3”)&lt;=”2.3.3”</w:t>
-      </w:r>
-    </w:p>
-    <w:p>
-      <w:pPr>
-        <w:pStyle w:val="CodeBlock"/>
-      </w:pPr>
-      <w:r>
-        <w:t>env.Version(“1.2.3”)!=”2.3.3”</w:t>
-      </w:r>
-    </w:p>
-    <w:p>
-      <w:pPr>
-        <w:pStyle w:val="CodeBlock"/>
-      </w:pPr>
-      <w:r>
-        <w:t>env.Version(“1.2.3”)==”2.3.3”</w:t>
-      </w:r>
-    </w:p>
-    <w:p>
-      <w:pPr>
-        <w:rPr>
-          <w:lang w:eastAsia="en-US"/>
-        </w:rPr>
-      </w:pPr>
-      <w:r>
-        <w:rPr>
-          <w:lang w:eastAsia="en-US"/>
-        </w:rPr>
-        <w:t xml:space="preserve">makes a version range </w:t>
-      </w:r>
-    </w:p>
-    <w:p>
-      <w:pPr>
-        <w:pStyle w:val="CodeBlock"/>
-      </w:pPr>
-      <w:r>
-        <w:t>env.VersionRange(“1.2.3”)</w:t>
-      </w:r>
-    </w:p>
-    <w:p>
-      <w:pPr>
-        <w:pStyle w:val="CodeBlock"/>
-      </w:pPr>
-      <w:r>
-        <w:t>env.VersionRange(env.Version(“1.2000.312334”))</w:t>
-      </w:r>
-    </w:p>
-    <w:p>
-      <w:pPr>
-        <w:pStyle w:val="CodeBlock"/>
-      </w:pPr>
-      <w:r>
-        <w:t>env.VersionRange(“1.*”)</w:t>
-      </w:r>
-    </w:p>
-    <w:p>
-      <w:pPr>
-        <w:pStyle w:val="CodeBlock"/>
-      </w:pPr>
-      <w:r>
-        <w:t xml:space="preserve">env.VersionRange(“1.*.3”) </w:t>
-      </w:r>
-    </w:p>
-    <w:p>
-      <w:pPr>
-        <w:pStyle w:val="CodeBlock"/>
-      </w:pPr>
-      <w:r>
-        <w:t>env.VersionRange(“3.2.*”)</w:t>
-      </w:r>
-    </w:p>
-    <w:p>
-      <w:pPr>
-        <w:pStyle w:val="CodeBlock"/>
-      </w:pPr>
-      <w:r>
-        <w:t>env.VersionRange(“1-2”)</w:t>
-      </w:r>
-    </w:p>
-    <w:p>
-      <w:pPr>
-        <w:pStyle w:val="CodeBlock"/>
-      </w:pPr>
-      <w:r>
-        <w:t>env.VersionRange(“1-*”)</w:t>
-      </w:r>
-    </w:p>
-    <w:p>
-      <w:pPr>
-        <w:pStyle w:val="CodeBlock"/>
-      </w:pPr>
-      <w:r>
-        <w:t>env.VersionRange(“1.*-2”)</w:t>
-      </w:r>
-    </w:p>
-    <w:p>
-      <w:pPr>
-        <w:pStyle w:val="CodeBlock"/>
-      </w:pPr>
-      <w:r>
-        <w:t>env.VersionRange(“1-2,!1.5”)</w:t>
-      </w:r>
-    </w:p>
-    <w:p>
-      <w:pPr>
-        <w:pStyle w:val="CodeBlock"/>
-      </w:pPr>
-      <w:r>
-        <w:t>env.VersionRange(“*-2”)</w:t>
-      </w:r>
-    </w:p>
-    <w:p>
-      <w:pPr>
-        <w:pStyle w:val="CodeBlock"/>
-      </w:pPr>
-      <w:r>
-        <w:t>env.VersionRange([“*-2”,”4-5”])</w:t>
-      </w:r>
-    </w:p>
-    <w:p>
-      <w:pPr>
-        <w:pStyle w:val="CodeBlock"/>
-      </w:pPr>
-      <w:r>
-        <w:t>env.VersionRange(env.Version(“1.0.0”)-</w:t>
-      </w:r>
-      <w:r>
-        <w:t xml:space="preserve"> </w:t>
-      </w:r>
-      <w:r>
-        <w:t>env.Version(“2.0.0”)))</w:t>
-      </w:r>
-    </w:p>
-    <w:p>
-      <w:pPr>
-        <w:rPr>
-          <w:lang w:eastAsia="en-US"/>
-        </w:rPr>
-      </w:pPr>
-      <w:r>
-        <w:rPr>
-          <w:lang w:eastAsia="en-US"/>
-        </w:rPr>
-        <w:t>Testing to see if a version is within a range</w:t>
-      </w:r>
-    </w:p>
-    <w:p>
-      <w:pPr>
-        <w:pStyle w:val="CodeBlock"/>
-      </w:pPr>
-      <w:r>
         <w:t>'6.0' in VersionR</w:t>
       </w:r>
       <w:r>
@@ -6931,7 +6970,6 @@
         </w:numPr>
       </w:pPr>
       <w:r>
-        <w:lastRenderedPageBreak/>
         <w:t>Function in Parts file</w:t>
       </w:r>
     </w:p>
@@ -7111,6 +7149,7 @@
         <w:pStyle w:val="CodeBlock"/>
       </w:pPr>
       <w:r>
+        <w:lastRenderedPageBreak/>
         <w:t>if IsPartsExtensionVersionBeta() and PartsExtensionVersion() == “0.8.2”:</w:t>
       </w:r>
     </w:p>
@@ -7202,75 +7241,78 @@
         <w:pStyle w:val="Heading5"/>
       </w:pPr>
       <w:r>
+        <w:t>Declarations:</w:t>
+      </w:r>
+    </w:p>
+    <w:p>
+      <w:pPr>
+        <w:pStyle w:val="Heading6"/>
+      </w:pPr>
+      <w:r>
+        <w:t>PartsExtensionVersion(</w:t>
+      </w:r>
+      <w:r>
+        <w:t>)</w:t>
+      </w:r>
+    </w:p>
+    <w:p>
+      <w:pPr>
+        <w:pStyle w:val="Heading5"/>
+      </w:pPr>
+      <w:r>
+        <w:t>Examples:</w:t>
+      </w:r>
+    </w:p>
+    <w:p>
+      <w:r>
+        <w:t>Print a warning message if the Part version is too old</w:t>
+      </w:r>
+    </w:p>
+    <w:p>
+      <w:pPr>
+        <w:pStyle w:val="CodeBlock"/>
+      </w:pPr>
+      <w:r>
+        <w:t>if PartsExtensionVersion() &lt; “0.8.0”:</w:t>
+      </w:r>
+    </w:p>
+    <w:p>
+      <w:pPr>
+        <w:pStyle w:val="CodeBlock"/>
+      </w:pPr>
+      <w:r>
+        <w:t xml:space="preserve">    print “Warning! Should use parts 0.8.0 or better”</w:t>
+      </w:r>
+    </w:p>
+    <w:p/>
+    <w:p>
+      <w:pPr>
+        <w:pStyle w:val="Heading3"/>
+      </w:pPr>
+      <w:bookmarkStart w:id="43" w:name="_Toc247618742"/>
+      <w:r>
+        <w:t>Dependence mapping</w:t>
+      </w:r>
+      <w:bookmarkEnd w:id="43"/>
+    </w:p>
+    <w:p>
+      <w:r>
+        <w:t>Mapping of dependent components is a key requirement for dealing with other components that may have changed API’s or behaviors between different versions. Parts doesn’t try to force a given versioning model since</w:t>
+      </w:r>
+      <w:r>
+        <w:t xml:space="preserve"> </w:t>
+      </w:r>
+      <w:r>
+        <w:t>components tend to be versioned in many different ways. So ,currently, Parts takes a developer view of a version in a A.B.C form which is good enough for most users. Mappings of these versions currently assumes this A.B.C form in which greater A versions win over greater  B versions that win over greater C versions. The value of A, B or C can be any 32 bit integer. When depending on a different Part one would provide a Part name and version range with possible dependence requirements to tell Parts what it should map and how to map it. If a match is not found an error is reported. Mappings of versions are bound by the architecture being built for to prevent mapping among different architectures in case of cross platform builds.</w:t>
+      </w:r>
+    </w:p>
+    <w:p>
+      <w:r>
+        <w:t xml:space="preserve">When mapping dependence, basic information is mapped such as what libraries to link with, library paths to use, and include path for finding headers. Control of how the information is allowed to be passed is also provided. This allows controlling what information should be passed, such as a implicit dependence to other components, or if the component’s API use is internal.  A common example of the need for this occurs in C/C++ development. When component X is only used in the implementation code of </w:t>
+      </w:r>
+      <w:r>
         <w:lastRenderedPageBreak/>
-        <w:t>Declarations:</w:t>
-      </w:r>
-    </w:p>
-    <w:p>
-      <w:pPr>
-        <w:pStyle w:val="Heading6"/>
-      </w:pPr>
-      <w:r>
-        <w:t>PartsExtensionVersion(</w:t>
-      </w:r>
-      <w:r>
-        <w:t>)</w:t>
-      </w:r>
-    </w:p>
-    <w:p>
-      <w:pPr>
-        <w:pStyle w:val="Heading5"/>
-      </w:pPr>
-      <w:r>
-        <w:t>Examples:</w:t>
-      </w:r>
-    </w:p>
-    <w:p>
-      <w:r>
-        <w:t>Print a warning message if the Part version is too old</w:t>
-      </w:r>
-    </w:p>
-    <w:p>
-      <w:pPr>
-        <w:pStyle w:val="CodeBlock"/>
-      </w:pPr>
-      <w:r>
-        <w:t>if PartsExtensionVersion() &lt; “0.8.0”:</w:t>
-      </w:r>
-    </w:p>
-    <w:p>
-      <w:pPr>
-        <w:pStyle w:val="CodeBlock"/>
-      </w:pPr>
-      <w:r>
-        <w:t xml:space="preserve">    print “Warning! Should use parts 0.8.0 or better”</w:t>
-      </w:r>
-    </w:p>
-    <w:p/>
-    <w:p>
-      <w:pPr>
-        <w:pStyle w:val="Heading3"/>
-      </w:pPr>
-      <w:bookmarkStart w:id="43" w:name="_Toc247618742"/>
-      <w:r>
-        <w:t>Dependence mapping</w:t>
-      </w:r>
-      <w:bookmarkEnd w:id="43"/>
-    </w:p>
-    <w:p>
-      <w:r>
-        <w:t>Mapping of dependent components is a key requirement for dealing with other components that may have changed API’s or behaviors between different versions. Parts doesn’t try to force a given versioning model since</w:t>
-      </w:r>
-      <w:r>
-        <w:t xml:space="preserve"> </w:t>
-      </w:r>
-      <w:r>
-        <w:t>components tend to be versioned in many different ways. So ,currently, Parts takes a developer view of a version in a A.B.C form which is good enough for most users. Mappings of these versions currently assumes this A.B.C form in which greater A versions win over greater  B versions that win over greater C versions. The value of A, B or C can be any 32 bit integer. When depending on a different Part one would provide a Part name and version range with possible dependence requirements to tell Parts what it should map and how to map it. If a match is not found an error is reported. Mappings of versions are bound by the architecture being built for to prevent mapping among different architectures in case of cross platform builds.</w:t>
-      </w:r>
-    </w:p>
-    <w:p>
-      <w:r>
-        <w:t>When mapping dependence, basic information is mapped such as what libraries to link with, library paths to use, and include path for finding headers. Control of how the information is allowed to be passed is also provided. This allows controlling what information should be passed, such as a implicit dependence to other components, or if the component’s API use is internal.  A common example of the need for this occurs in C/C++ development. When component X is only used in the implementation code of component Y, component Y specifies the dependency on component X as internal to avoid having its clients depend on X unnecessarily.</w:t>
+        <w:t>component Y, component Y specifies the dependency on component X as internal to avoid having its clients depend on X unnecessarily.</w:t>
       </w:r>
     </w:p>
     <w:p>
@@ -7327,7 +7369,6 @@
         <w:pStyle w:val="Heading5"/>
       </w:pPr>
       <w:r>
-        <w:lastRenderedPageBreak/>
         <w:t>Declaration:</w:t>
       </w:r>
     </w:p>
@@ -7654,6 +7695,7 @@
         <w:rPr>
           <w:lang w:eastAsia="en-US"/>
         </w:rPr>
+        <w:lastRenderedPageBreak/>
         <w:t>Component(</w:t>
       </w:r>
       <w:r>
@@ -7727,7 +7769,6 @@
     </w:p>
     <w:p>
       <w:r>
-        <w:lastRenderedPageBreak/>
         <w:t>Creates a component to map version 2.5.3 of a Part named “parser”</w:t>
       </w:r>
     </w:p>
@@ -8043,6 +8084,7 @@
         <w:rPr>
           <w:lang w:eastAsia="en-US"/>
         </w:rPr>
+        <w:lastRenderedPageBreak/>
         <w:t>Like CPPPATH but also passes the CPPDEFINES needed to correctly process the headers if any are defined. This form passes the value to all dependent components implicitly.</w:t>
       </w:r>
     </w:p>
@@ -8071,22 +8113,302 @@
         <w:rPr>
           <w:lang w:eastAsia="en-US"/>
         </w:rPr>
+        <w:t>Like CPPPATH but also passes the CPPDEFINES needed to correctly process the headers if any are defined. This form does not pass the value beyond this component.</w:t>
+      </w:r>
+    </w:p>
+    <w:p>
+      <w:pPr>
+        <w:pStyle w:val="Heading6"/>
+        <w:rPr>
+          <w:lang w:eastAsia="en-US"/>
+        </w:rPr>
+      </w:pPr>
+      <w:r>
+        <w:rPr>
+          <w:lang w:eastAsia="en-US"/>
+        </w:rPr>
+        <w:t>REQ.LIBPATH</w:t>
+      </w:r>
+    </w:p>
+    <w:p>
+      <w:pPr>
+        <w:ind w:left="720"/>
+        <w:rPr>
+          <w:lang w:eastAsia="en-US"/>
+        </w:rPr>
+      </w:pPr>
+      <w:r>
+        <w:rPr>
+          <w:lang w:eastAsia="en-US"/>
+        </w:rPr>
+        <w:t>Pass the LIBPATH value to the dependent Part to help link with any libraries defined by the given Part. Paths of the Libs added to the SdkLibs, Sdk or SdkTarget functions will be used.</w:t>
+      </w:r>
+      <w:r>
+        <w:rPr>
+          <w:lang w:eastAsia="en-US"/>
+        </w:rPr>
+        <w:t xml:space="preserve"> </w:t>
+      </w:r>
+      <w:r>
+        <w:rPr>
+          <w:lang w:eastAsia="en-US"/>
+        </w:rPr>
+        <w:t>This form passes the value to all dependent components implicitly.</w:t>
+      </w:r>
+    </w:p>
+    <w:p>
+      <w:pPr>
+        <w:pStyle w:val="Heading6"/>
+        <w:rPr>
+          <w:lang w:eastAsia="en-US"/>
+        </w:rPr>
+      </w:pPr>
+      <w:r>
+        <w:rPr>
+          <w:lang w:eastAsia="en-US"/>
+        </w:rPr>
+        <w:t>REQ.LIBPATH_INTERNAL</w:t>
+      </w:r>
+    </w:p>
+    <w:p>
+      <w:pPr>
+        <w:ind w:left="720"/>
+        <w:rPr>
+          <w:lang w:eastAsia="en-US"/>
+        </w:rPr>
+      </w:pPr>
+      <w:r>
+        <w:rPr>
+          <w:lang w:eastAsia="en-US"/>
+        </w:rPr>
+        <w:t>Pass the LIBPATH value to the dependent Part to help link with any libraries defined by the given Part. Paths of the Libs added to the SdkLibs, Sdk or SdkTarget functions will be used.</w:t>
+      </w:r>
+      <w:r>
+        <w:rPr>
+          <w:lang w:eastAsia="en-US"/>
+        </w:rPr>
+        <w:t xml:space="preserve"> </w:t>
+      </w:r>
+      <w:r>
+        <w:rPr>
+          <w:lang w:eastAsia="en-US"/>
+        </w:rPr>
+        <w:t>This form does not pass the value beyond this component.</w:t>
+      </w:r>
+    </w:p>
+    <w:p>
+      <w:pPr>
+        <w:pStyle w:val="Heading6"/>
+        <w:rPr>
+          <w:lang w:eastAsia="en-US"/>
+        </w:rPr>
+      </w:pPr>
+      <w:r>
+        <w:rPr>
+          <w:lang w:eastAsia="en-US"/>
+        </w:rPr>
+        <w:t>REQ.LIBS</w:t>
+      </w:r>
+    </w:p>
+    <w:p>
+      <w:pPr>
+        <w:ind w:left="720"/>
+        <w:rPr>
+          <w:lang w:eastAsia="en-US"/>
+        </w:rPr>
+      </w:pPr>
+      <w:r>
+        <w:rPr>
+          <w:lang w:eastAsia="en-US"/>
+        </w:rPr>
+        <w:t>Pass the LIBPATH value and the LIBS to the dependent Part to automatically link with. Libraries added to the SdkLibs, Sdk or SdkTarget functions will be used.</w:t>
+      </w:r>
+      <w:r>
+        <w:rPr>
+          <w:lang w:eastAsia="en-US"/>
+        </w:rPr>
+        <w:t xml:space="preserve"> </w:t>
+      </w:r>
+      <w:r>
+        <w:rPr>
+          <w:lang w:eastAsia="en-US"/>
+        </w:rPr>
+        <w:t>This form passes the value to all dependent components implicitly.</w:t>
+      </w:r>
+    </w:p>
+    <w:p>
+      <w:pPr>
+        <w:pStyle w:val="Heading6"/>
+        <w:rPr>
+          <w:lang w:eastAsia="en-US"/>
+        </w:rPr>
+      </w:pPr>
+      <w:r>
+        <w:rPr>
+          <w:lang w:eastAsia="en-US"/>
+        </w:rPr>
+        <w:t>REQ.LIBS_INTERNAL</w:t>
+      </w:r>
+    </w:p>
+    <w:p>
+      <w:pPr>
+        <w:ind w:left="720"/>
+        <w:rPr>
+          <w:lang w:eastAsia="en-US"/>
+        </w:rPr>
+      </w:pPr>
+      <w:r>
+        <w:rPr>
+          <w:lang w:eastAsia="en-US"/>
+        </w:rPr>
+        <w:t>Pass the LIBPATH value and the LIBS to the dependent Part to automatically link with. Libraries added to the SdkLibs, Sdk or SdkTarget functions will be used.</w:t>
+      </w:r>
+      <w:r>
+        <w:rPr>
+          <w:lang w:eastAsia="en-US"/>
+        </w:rPr>
+        <w:t xml:space="preserve"> </w:t>
+      </w:r>
+      <w:r>
+        <w:rPr>
+          <w:lang w:eastAsia="en-US"/>
+        </w:rPr>
+        <w:t>This form does not pass the value beyond this component.</w:t>
+      </w:r>
+    </w:p>
+    <w:p>
+      <w:pPr>
+        <w:pStyle w:val="Heading6"/>
+        <w:rPr>
+          <w:lang w:eastAsia="en-US"/>
+        </w:rPr>
+      </w:pPr>
+      <w:r>
+        <w:rPr>
+          <w:lang w:eastAsia="en-US"/>
+        </w:rPr>
+        <w:t>REQ.LINKFLAGS_INTERNAL</w:t>
+      </w:r>
+    </w:p>
+    <w:p>
+      <w:pPr>
+        <w:ind w:left="720"/>
+        <w:rPr>
+          <w:lang w:eastAsia="en-US"/>
+        </w:rPr>
+      </w:pPr>
+      <w:r>
+        <w:rPr>
+          <w:lang w:eastAsia="en-US"/>
+        </w:rPr>
+        <w:t>Pass exported LINKFLAGS to current Part. Flags passed to the ExportLINKFLAGS will be used.</w:t>
+      </w:r>
+      <w:r>
+        <w:rPr>
+          <w:lang w:eastAsia="en-US"/>
+        </w:rPr>
+        <w:t xml:space="preserve"> </w:t>
+      </w:r>
+      <w:r>
+        <w:rPr>
+          <w:lang w:eastAsia="en-US"/>
+        </w:rPr>
+        <w:t>This form does not pass the value beyond this component.</w:t>
+      </w:r>
+    </w:p>
+    <w:p>
+      <w:pPr>
+        <w:pStyle w:val="Heading6"/>
+        <w:rPr>
+          <w:lang w:eastAsia="en-US"/>
+        </w:rPr>
+      </w:pPr>
+      <w:r>
+        <w:rPr>
+          <w:lang w:eastAsia="en-US"/>
+        </w:rPr>
+        <w:t>REQ.CCFLAGS_INTERNAL</w:t>
+      </w:r>
+    </w:p>
+    <w:p>
+      <w:pPr>
+        <w:ind w:left="720"/>
+        <w:rPr>
+          <w:lang w:eastAsia="en-US"/>
+        </w:rPr>
+      </w:pPr>
+      <w:r>
+        <w:rPr>
+          <w:lang w:eastAsia="en-US"/>
+        </w:rPr>
+        <w:t>Pass exported CCFLAGS to current Part. Flags passed to the ExportCCFLAGS will be used.</w:t>
+      </w:r>
+      <w:r>
+        <w:rPr>
+          <w:lang w:eastAsia="en-US"/>
+        </w:rPr>
+        <w:t xml:space="preserve"> </w:t>
+      </w:r>
+      <w:r>
+        <w:rPr>
+          <w:lang w:eastAsia="en-US"/>
+        </w:rPr>
+        <w:t>This form does not pass the value beyond this component.</w:t>
+      </w:r>
+    </w:p>
+    <w:p>
+      <w:pPr>
+        <w:pStyle w:val="Heading6"/>
+        <w:rPr>
+          <w:lang w:eastAsia="en-US"/>
+        </w:rPr>
+      </w:pPr>
+      <w:r>
+        <w:rPr>
+          <w:lang w:eastAsia="en-US"/>
+        </w:rPr>
+        <w:t>REQ.CFLAGS_INTERNAL</w:t>
+      </w:r>
+    </w:p>
+    <w:p>
+      <w:pPr>
+        <w:ind w:left="720"/>
+        <w:rPr>
+          <w:lang w:eastAsia="en-US"/>
+        </w:rPr>
+      </w:pPr>
+      <w:r>
+        <w:rPr>
+          <w:lang w:eastAsia="en-US"/>
+        </w:rPr>
+        <w:t>Pass exported CFLAGS to current Part. Flags passed to the ExportCFLAGS will be used.</w:t>
+      </w:r>
+      <w:r>
+        <w:rPr>
+          <w:lang w:eastAsia="en-US"/>
+        </w:rPr>
+        <w:t xml:space="preserve"> </w:t>
+      </w:r>
+      <w:r>
+        <w:rPr>
+          <w:lang w:eastAsia="en-US"/>
+        </w:rPr>
+        <w:t>This form does not pass the value beyond this component.</w:t>
+      </w:r>
+    </w:p>
+    <w:p>
+      <w:pPr>
+        <w:pStyle w:val="Heading6"/>
+        <w:rPr>
+          <w:lang w:eastAsia="en-US"/>
+        </w:rPr>
+      </w:pPr>
+      <w:r>
+        <w:rPr>
+          <w:lang w:eastAsia="en-US"/>
+        </w:rPr>
         <w:lastRenderedPageBreak/>
-        <w:t>Like CPPPATH but also passes the CPPDEFINES needed to correctly process the headers if any are defined. This form does not pass the value beyond this component.</w:t>
-      </w:r>
-    </w:p>
-    <w:p>
-      <w:pPr>
-        <w:pStyle w:val="Heading6"/>
-        <w:rPr>
-          <w:lang w:eastAsia="en-US"/>
-        </w:rPr>
-      </w:pPr>
-      <w:r>
-        <w:rPr>
-          <w:lang w:eastAsia="en-US"/>
-        </w:rPr>
-        <w:t>REQ.LIBPATH</w:t>
+        <w:t>REQ.CXXFLAGS_INTERNAL</w:t>
       </w:r>
     </w:p>
     <w:p>
@@ -8100,287 +8422,6 @@
         <w:rPr>
           <w:lang w:eastAsia="en-US"/>
         </w:rPr>
-        <w:t>Pass the LIBPATH value to the dependent Part to help link with any libraries defined by the given Part. Paths of the Libs added to the SdkLibs, Sdk or SdkTarget functions will be used.</w:t>
-      </w:r>
-      <w:r>
-        <w:rPr>
-          <w:lang w:eastAsia="en-US"/>
-        </w:rPr>
-        <w:t xml:space="preserve"> </w:t>
-      </w:r>
-      <w:r>
-        <w:rPr>
-          <w:lang w:eastAsia="en-US"/>
-        </w:rPr>
-        <w:t>This form passes the value to all dependent components implicitly.</w:t>
-      </w:r>
-    </w:p>
-    <w:p>
-      <w:pPr>
-        <w:pStyle w:val="Heading6"/>
-        <w:rPr>
-          <w:lang w:eastAsia="en-US"/>
-        </w:rPr>
-      </w:pPr>
-      <w:r>
-        <w:rPr>
-          <w:lang w:eastAsia="en-US"/>
-        </w:rPr>
-        <w:t>REQ.LIBPATH_INTERNAL</w:t>
-      </w:r>
-    </w:p>
-    <w:p>
-      <w:pPr>
-        <w:ind w:left="720"/>
-        <w:rPr>
-          <w:lang w:eastAsia="en-US"/>
-        </w:rPr>
-      </w:pPr>
-      <w:r>
-        <w:rPr>
-          <w:lang w:eastAsia="en-US"/>
-        </w:rPr>
-        <w:t>Pass the LIBPATH value to the dependent Part to help link with any libraries defined by the given Part. Paths of the Libs added to the SdkLibs, Sdk or SdkTarget functions will be used.</w:t>
-      </w:r>
-      <w:r>
-        <w:rPr>
-          <w:lang w:eastAsia="en-US"/>
-        </w:rPr>
-        <w:t xml:space="preserve"> </w:t>
-      </w:r>
-      <w:r>
-        <w:rPr>
-          <w:lang w:eastAsia="en-US"/>
-        </w:rPr>
-        <w:t>This form does not pass the value beyond this component.</w:t>
-      </w:r>
-    </w:p>
-    <w:p>
-      <w:pPr>
-        <w:pStyle w:val="Heading6"/>
-        <w:rPr>
-          <w:lang w:eastAsia="en-US"/>
-        </w:rPr>
-      </w:pPr>
-      <w:r>
-        <w:rPr>
-          <w:lang w:eastAsia="en-US"/>
-        </w:rPr>
-        <w:t>REQ.LIBS</w:t>
-      </w:r>
-    </w:p>
-    <w:p>
-      <w:pPr>
-        <w:ind w:left="720"/>
-        <w:rPr>
-          <w:lang w:eastAsia="en-US"/>
-        </w:rPr>
-      </w:pPr>
-      <w:r>
-        <w:rPr>
-          <w:lang w:eastAsia="en-US"/>
-        </w:rPr>
-        <w:t>Pass the LIBPATH value and the LIBS to the dependent Part to automatically link with. Libraries added to the SdkLibs, Sdk or SdkTarget functions will be used.</w:t>
-      </w:r>
-      <w:r>
-        <w:rPr>
-          <w:lang w:eastAsia="en-US"/>
-        </w:rPr>
-        <w:t xml:space="preserve"> </w:t>
-      </w:r>
-      <w:r>
-        <w:rPr>
-          <w:lang w:eastAsia="en-US"/>
-        </w:rPr>
-        <w:t>This form passes the value to all dependent components implicitly.</w:t>
-      </w:r>
-    </w:p>
-    <w:p>
-      <w:pPr>
-        <w:pStyle w:val="Heading6"/>
-        <w:rPr>
-          <w:lang w:eastAsia="en-US"/>
-        </w:rPr>
-      </w:pPr>
-      <w:r>
-        <w:rPr>
-          <w:lang w:eastAsia="en-US"/>
-        </w:rPr>
-        <w:t>REQ.LIBS_INTERNAL</w:t>
-      </w:r>
-    </w:p>
-    <w:p>
-      <w:pPr>
-        <w:ind w:left="720"/>
-        <w:rPr>
-          <w:lang w:eastAsia="en-US"/>
-        </w:rPr>
-      </w:pPr>
-      <w:r>
-        <w:rPr>
-          <w:lang w:eastAsia="en-US"/>
-        </w:rPr>
-        <w:t>Pass the LIBPATH value and the LIBS to the dependent Part to automatically link with. Libraries added to the SdkLibs, Sdk or SdkTarget functions will be used.</w:t>
-      </w:r>
-      <w:r>
-        <w:rPr>
-          <w:lang w:eastAsia="en-US"/>
-        </w:rPr>
-        <w:t xml:space="preserve"> </w:t>
-      </w:r>
-      <w:r>
-        <w:rPr>
-          <w:lang w:eastAsia="en-US"/>
-        </w:rPr>
-        <w:t>This form does not pass the value beyond this component.</w:t>
-      </w:r>
-    </w:p>
-    <w:p>
-      <w:pPr>
-        <w:pStyle w:val="Heading6"/>
-        <w:rPr>
-          <w:lang w:eastAsia="en-US"/>
-        </w:rPr>
-      </w:pPr>
-      <w:r>
-        <w:rPr>
-          <w:lang w:eastAsia="en-US"/>
-        </w:rPr>
-        <w:t>REQ.LINKFLAGS_INTERNAL</w:t>
-      </w:r>
-    </w:p>
-    <w:p>
-      <w:pPr>
-        <w:ind w:left="720"/>
-        <w:rPr>
-          <w:lang w:eastAsia="en-US"/>
-        </w:rPr>
-      </w:pPr>
-      <w:r>
-        <w:rPr>
-          <w:lang w:eastAsia="en-US"/>
-        </w:rPr>
-        <w:t>Pass exported LINKFLAGS to current Part. Flags passed to the ExportLINKFLAGS will be used.</w:t>
-      </w:r>
-      <w:r>
-        <w:rPr>
-          <w:lang w:eastAsia="en-US"/>
-        </w:rPr>
-        <w:t xml:space="preserve"> </w:t>
-      </w:r>
-      <w:r>
-        <w:rPr>
-          <w:lang w:eastAsia="en-US"/>
-        </w:rPr>
-        <w:t>This form does not pass the value beyond this component.</w:t>
-      </w:r>
-    </w:p>
-    <w:p>
-      <w:pPr>
-        <w:pStyle w:val="Heading6"/>
-        <w:rPr>
-          <w:lang w:eastAsia="en-US"/>
-        </w:rPr>
-      </w:pPr>
-      <w:r>
-        <w:rPr>
-          <w:lang w:eastAsia="en-US"/>
-        </w:rPr>
-        <w:t>REQ.CCFLAGS_INTERNAL</w:t>
-      </w:r>
-    </w:p>
-    <w:p>
-      <w:pPr>
-        <w:ind w:left="720"/>
-        <w:rPr>
-          <w:lang w:eastAsia="en-US"/>
-        </w:rPr>
-      </w:pPr>
-      <w:r>
-        <w:rPr>
-          <w:lang w:eastAsia="en-US"/>
-        </w:rPr>
-        <w:t>Pass exported CCFLAGS to current Part. Flags passed to the ExportCCFLAGS will be used.</w:t>
-      </w:r>
-      <w:r>
-        <w:rPr>
-          <w:lang w:eastAsia="en-US"/>
-        </w:rPr>
-        <w:t xml:space="preserve"> </w:t>
-      </w:r>
-      <w:r>
-        <w:rPr>
-          <w:lang w:eastAsia="en-US"/>
-        </w:rPr>
-        <w:t>This form does not pass the value beyond this component.</w:t>
-      </w:r>
-    </w:p>
-    <w:p>
-      <w:pPr>
-        <w:pStyle w:val="Heading6"/>
-        <w:rPr>
-          <w:lang w:eastAsia="en-US"/>
-        </w:rPr>
-      </w:pPr>
-      <w:r>
-        <w:rPr>
-          <w:lang w:eastAsia="en-US"/>
-        </w:rPr>
-        <w:t>REQ.CFLAGS_INTERNAL</w:t>
-      </w:r>
-    </w:p>
-    <w:p>
-      <w:pPr>
-        <w:ind w:left="720"/>
-        <w:rPr>
-          <w:lang w:eastAsia="en-US"/>
-        </w:rPr>
-      </w:pPr>
-      <w:r>
-        <w:rPr>
-          <w:lang w:eastAsia="en-US"/>
-        </w:rPr>
-        <w:t>Pass exported CFLAGS to current Part. Flags passed to the ExportCFLAGS will be used.</w:t>
-      </w:r>
-      <w:r>
-        <w:rPr>
-          <w:lang w:eastAsia="en-US"/>
-        </w:rPr>
-        <w:t xml:space="preserve"> </w:t>
-      </w:r>
-      <w:r>
-        <w:rPr>
-          <w:lang w:eastAsia="en-US"/>
-        </w:rPr>
-        <w:t>This form does not pass the value beyond this component.</w:t>
-      </w:r>
-    </w:p>
-    <w:p>
-      <w:pPr>
-        <w:pStyle w:val="Heading6"/>
-        <w:rPr>
-          <w:lang w:eastAsia="en-US"/>
-        </w:rPr>
-      </w:pPr>
-      <w:r>
-        <w:rPr>
-          <w:lang w:eastAsia="en-US"/>
-        </w:rPr>
-        <w:t>REQ.CXXFLAGS_INTERNAL</w:t>
-      </w:r>
-    </w:p>
-    <w:p>
-      <w:pPr>
-        <w:ind w:left="720"/>
-        <w:rPr>
-          <w:lang w:eastAsia="en-US"/>
-        </w:rPr>
-      </w:pPr>
-      <w:r>
-        <w:rPr>
-          <w:lang w:eastAsia="en-US"/>
-        </w:rPr>
-        <w:lastRenderedPageBreak/>
         <w:t>Pass exported CXXFLAGS to current Part. Flags passed to the ExportCXXFLAGS will be used.</w:t>
       </w:r>
       <w:r>
@@ -9036,7 +9077,6 @@
         </w:numPr>
       </w:pPr>
       <w:r>
-        <w:lastRenderedPageBreak/>
         <w:t>F</w:t>
       </w:r>
       <w:r>
@@ -9054,6 +9094,7 @@
         </w:numPr>
       </w:pPr>
       <w:r>
+        <w:lastRenderedPageBreak/>
         <w:t>Function in Parts file</w:t>
       </w:r>
     </w:p>
@@ -9242,23 +9283,23 @@
         </w:numPr>
       </w:pPr>
       <w:r>
+        <w:t>Object in Parts file</w:t>
+      </w:r>
+    </w:p>
+    <w:p>
+      <w:pPr>
+        <w:pStyle w:val="Heading5"/>
+      </w:pPr>
+      <w:r>
+        <w:t>Declarations:</w:t>
+      </w:r>
+    </w:p>
+    <w:p>
+      <w:pPr>
+        <w:pStyle w:val="Heading6"/>
+      </w:pPr>
+      <w:r>
         <w:lastRenderedPageBreak/>
-        <w:t>Object in Parts file</w:t>
-      </w:r>
-    </w:p>
-    <w:p>
-      <w:pPr>
-        <w:pStyle w:val="Heading5"/>
-      </w:pPr>
-      <w:r>
-        <w:t>Declarations:</w:t>
-      </w:r>
-    </w:p>
-    <w:p>
-      <w:pPr>
-        <w:pStyle w:val="Heading6"/>
-      </w:pPr>
-      <w:r>
         <w:t>SystemPlatform(os,arch)</w:t>
       </w:r>
     </w:p>
@@ -9461,18 +9502,6 @@
     </w:p>
     <w:p>
       <w:pPr>
-        <w:rPr>
-          <w:lang w:eastAsia="en-US"/>
-        </w:rPr>
-      </w:pPr>
-    </w:p>
-    <w:p>
-      <w:pPr>
-        <w:pStyle w:val="Heading3"/>
-      </w:pPr>
-    </w:p>
-    <w:p>
-      <w:pPr>
         <w:pStyle w:val="Heading3"/>
       </w:pPr>
       <w:bookmarkStart w:id="46" w:name="_Toc247618745"/>
@@ -9663,27 +9692,30 @@
       </w:pPr>
       <w:bookmarkStart w:id="47" w:name="_Toc247618746"/>
       <w:r>
+        <w:t>Node helpers</w:t>
+      </w:r>
+      <w:bookmarkEnd w:id="47"/>
+    </w:p>
+    <w:p>
+      <w:r>
+        <w:t xml:space="preserve">These functions and objects help with defining locations that SCons normally makes difficult to deal with, such as locations outside the immediate directory tree of the Parts file, or helping with collecting sets of files while preserving directory structure. </w:t>
+      </w:r>
+    </w:p>
+    <w:p>
+      <w:pPr>
+        <w:pStyle w:val="Heading4"/>
+      </w:pPr>
+      <w:r>
+        <w:t>AbsDir/AbsFile</w:t>
+      </w:r>
+    </w:p>
+    <w:p>
+      <w:r>
+        <w:t xml:space="preserve">These functions allow creating a SCons Node object that correctly relates to File or Directory above or outside the current directory structure. SCons dislikes the accessing of paths that are relatively above the current location of the SConstruct file. However it is common to want to include path such as “../include”. Currently this gets handled incorrectly which can make using SCons with existing source tree structures difficult. </w:t>
+      </w:r>
+      <w:r>
         <w:lastRenderedPageBreak/>
-        <w:t>Node helpers</w:t>
-      </w:r>
-      <w:bookmarkEnd w:id="47"/>
-    </w:p>
-    <w:p>
-      <w:r>
-        <w:t xml:space="preserve">These functions and objects help with defining locations that SCons normally makes difficult to deal with, such as locations outside the immediate directory tree of the Parts file, or helping with collecting sets of files while preserving directory structure. </w:t>
-      </w:r>
-    </w:p>
-    <w:p>
-      <w:pPr>
-        <w:pStyle w:val="Heading4"/>
-      </w:pPr>
-      <w:r>
-        <w:t>AbsDir/AbsFile</w:t>
-      </w:r>
-    </w:p>
-    <w:p>
-      <w:r>
-        <w:t>These functions allow creating a SCons Node object that correctly relates to File or Directory above or outside the current directory structure. SCons dislikes the accessing of paths that are relatively above the current location of the SConstruct file. However it is common to want to include path such as “../include”. Currently this gets handled incorrectly which can make using SCons with existing source tree structures difficult. These functions allow for this to be handled without hard-coding, or dealing with more complex SCons code. The function returns the corresponding node in a form that is seen as an absolute path. In terms of SCons it is in the location of the src_dir, not the variant_dir.</w:t>
+        <w:t>These functions allow for this to be handled without hard-coding, or dealing with more complex SCons code. The function returns the corresponding node in a form that is seen as an absolute path. In terms of SCons it is in the location of the src_dir, not the variant_dir.</w:t>
       </w:r>
     </w:p>
     <w:p>
@@ -9831,7 +9863,7 @@
           <w:bottom w:w="15" w:type="dxa"/>
           <w:right w:w="15" w:type="dxa"/>
         </w:tblCellMar>
-        <w:tblLook w:val="0000"/>
+        <w:tblLook w:val="0000" w:firstRow="0" w:lastRow="0" w:firstColumn="0" w:lastColumn="0" w:noHBand="0" w:noVBand="0"/>
       </w:tblPr>
       <w:tblGrid>
         <w:gridCol w:w="863"/>
@@ -9917,7 +9949,6 @@
               <w:rPr>
                 <w:rStyle w:val="HTMLCode"/>
               </w:rPr>
-              <w:lastRenderedPageBreak/>
               <w:t>*</w:t>
             </w:r>
           </w:p>
@@ -10115,6 +10146,7 @@
         <w:pStyle w:val="Heading4"/>
       </w:pPr>
       <w:r>
+        <w:lastRenderedPageBreak/>
         <w:t>Pattern</w:t>
       </w:r>
       <w:r>
@@ -10258,7 +10290,6 @@
     </w:p>
     <w:p>
       <w:r>
-        <w:lastRenderedPageBreak/>
         <w:t>Returns list of files that match the pattern, useful when giving the files to native SCons functions that don’t understand Pattern object as a first class object.</w:t>
       </w:r>
     </w:p>
@@ -10366,7 +10397,11 @@
     </w:p>
     <w:p>
       <w:r>
-        <w:t>The install sandbox is an area in which all outputted files will be put to allow running of all the Parts as if it was an installed product. The install functions in general wrap the built-in SCons Install function, while adding extra information with SCons Tag(). The goal is that over time a better product and package concept will be defined in Parts. Currently the Install wrappers are defined in a form to try to express concepts of what to have installed. This allows at a higher level for product managers to define where a given file goes. This also allows component owners, that may have their code shared between different products, to be abstracted from where their files are installed on disk. At this time some other abstract ideas are not well defined, or as flushed out as they should be, for example the idea of examples, samples or API. The more basic stuff like configuration files, programs and libraries are working great. Other concepts will be added over time as needed or requested.</w:t>
+        <w:t xml:space="preserve">The install sandbox is an area in which all outputted files will be put to allow running of all the Parts as if it was an installed product. The install functions in general wrap the built-in SCons Install function, while adding extra information with SCons Tag(). The </w:t>
+      </w:r>
+      <w:r>
+        <w:lastRenderedPageBreak/>
+        <w:t>goal is that over time a better product and package concept will be defined in Parts. Currently the Install wrappers are defined in a form to try to express concepts of what to have installed. This allows at a higher level for product managers to define where a given file goes. This also allows component owners, that may have their code shared between different products, to be abstracted from where their files are installed on disk. At this time some other abstract ideas are not well defined, or as flushed out as they should be, for example the idea of examples, samples or API. The more basic stuff like configuration files, programs and libraries are working great. Other concepts will be added over time as needed or requested.</w:t>
       </w:r>
     </w:p>
     <w:p>
@@ -10453,11 +10488,194 @@
     </w:p>
     <w:p>
       <w:r>
-        <w:t xml:space="preserve">Sorts the input files via file extensions to determine where they should go. Currently only handles libs and program files. Because POSIX systems don’t have a program extension it is impossible to correctly tell via string name alone if the file is a Program file or not. Because of this the current logic is, if it not anything else, assume it is a program. On </w:t>
-      </w:r>
+        <w:t>Sorts the input files via file extensions to determine where they should go. Currently only handles libs and program files. Because POSIX systems don’t have a program extension it is impossible to correctly tell via string name alone if the file is a Program file or not. Because of this the current logic is, if it not anything else, assume it is a program. On windows, DLLs are copied to the InstallBin area. On POSIX systems, .so files are copied to the InstallLib area.</w:t>
+      </w:r>
+    </w:p>
+    <w:p>
+      <w:pPr>
+        <w:pStyle w:val="Heading6"/>
+      </w:pPr>
+      <w:r>
+        <w:t>InstallBin(</w:t>
+      </w:r>
+      <w:r>
+        <w:t>src_files, sub_dir=''</w:t>
+      </w:r>
+      <w:r>
+        <w:t>,</w:t>
+      </w:r>
+      <w:r>
+        <w:t xml:space="preserve"> no_pkg=False,</w:t>
+      </w:r>
+      <w:r>
+        <w:t xml:space="preserve"> </w:t>
+      </w:r>
+      <w:r>
+        <w:t>create_sdk</w:t>
+      </w:r>
+      <w:r>
+        <w:t>=True)</w:t>
+      </w:r>
+    </w:p>
+    <w:p>
+      <w:r>
+        <w:t xml:space="preserve">Install files into the defined INSTALL_BIN directory. Ideally for all binaries that are programs. </w:t>
+      </w:r>
+    </w:p>
+    <w:p>
+      <w:pPr>
+        <w:pStyle w:val="Heading6"/>
+      </w:pPr>
+      <w:r>
+        <w:t>InstallLib(</w:t>
+      </w:r>
+      <w:r>
+        <w:t>src_files, sub_dir=''</w:t>
+      </w:r>
+      <w:r>
+        <w:t>,</w:t>
+      </w:r>
+      <w:r>
+        <w:t xml:space="preserve"> no_pkg=False,</w:t>
+      </w:r>
+      <w:r>
+        <w:t xml:space="preserve"> </w:t>
+      </w:r>
+      <w:r>
+        <w:t>create_sdk</w:t>
+      </w:r>
+      <w:r>
+        <w:t>=True)</w:t>
+      </w:r>
+    </w:p>
+    <w:p>
+      <w:r>
+        <w:t xml:space="preserve">Install files in to the defined INSTALL_LIB directory. This is ideally for all library files. </w:t>
+      </w:r>
+    </w:p>
+    <w:p>
+      <w:pPr>
+        <w:pStyle w:val="Heading6"/>
+      </w:pPr>
+      <w:r>
+        <w:t>InstallConfig(</w:t>
+      </w:r>
+      <w:r>
+        <w:t>src_files, sub_dir=''</w:t>
+      </w:r>
+      <w:r>
+        <w:t>,</w:t>
+      </w:r>
+      <w:r>
+        <w:t xml:space="preserve"> no_pkg=False,</w:t>
+      </w:r>
+      <w:r>
+        <w:t xml:space="preserve"> </w:t>
+      </w:r>
+      <w:r>
+        <w:t>create_sdk</w:t>
+      </w:r>
+      <w:r>
+        <w:t>=True)</w:t>
+      </w:r>
+    </w:p>
+    <w:p>
+      <w:r>
+        <w:t>For configuration file</w:t>
+      </w:r>
+    </w:p>
+    <w:p>
+      <w:pPr>
+        <w:pStyle w:val="Heading6"/>
+      </w:pPr>
+      <w:r>
+        <w:t>InstallHelp(</w:t>
+      </w:r>
+      <w:r>
+        <w:t>src_files, sub_dir=''</w:t>
+      </w:r>
+      <w:r>
+        <w:t>,</w:t>
+      </w:r>
+      <w:r>
+        <w:t xml:space="preserve"> no_pkg=False,</w:t>
+      </w:r>
+      <w:r>
+        <w:t xml:space="preserve"> </w:t>
+      </w:r>
+      <w:r>
+        <w:t>create_sdk</w:t>
+      </w:r>
+      <w:r>
+        <w:t>=True)</w:t>
+      </w:r>
+    </w:p>
+    <w:p>
+      <w:r>
+        <w:t>For help files</w:t>
+      </w:r>
+    </w:p>
+    <w:p>
+      <w:pPr>
+        <w:pStyle w:val="Heading6"/>
+      </w:pPr>
+      <w:r>
+        <w:t>InstallDoc(</w:t>
+      </w:r>
+      <w:r>
+        <w:t>src_files, sub_dir=''</w:t>
+      </w:r>
+      <w:r>
+        <w:t>,</w:t>
+      </w:r>
+      <w:r>
+        <w:t xml:space="preserve"> no_pkg=False,</w:t>
+      </w:r>
+      <w:r>
+        <w:t xml:space="preserve"> </w:t>
+      </w:r>
+      <w:r>
+        <w:t>create_sdk</w:t>
+      </w:r>
+      <w:r>
+        <w:t>=True)</w:t>
+      </w:r>
+    </w:p>
+    <w:p>
+      <w:r>
+        <w:t>For documentation as documentation is defined differently from help in a product.</w:t>
+      </w:r>
+    </w:p>
+    <w:p>
+      <w:pPr>
+        <w:pStyle w:val="Heading6"/>
+      </w:pPr>
+      <w:r>
+        <w:t>InstallMessage(</w:t>
+      </w:r>
+      <w:r>
+        <w:t>src_files, sub_dir=''</w:t>
+      </w:r>
+      <w:r>
+        <w:t>,</w:t>
+      </w:r>
+      <w:r>
+        <w:t xml:space="preserve"> no_pkg=False,</w:t>
+      </w:r>
+      <w:r>
+        <w:t xml:space="preserve"> </w:t>
+      </w:r>
+      <w:r>
+        <w:t>create_sdk</w:t>
+      </w:r>
+      <w:r>
+        <w:t>=True)</w:t>
+      </w:r>
+    </w:p>
+    <w:p>
       <w:r>
         <w:lastRenderedPageBreak/>
-        <w:t>windows, DLLs are copied to the InstallBin area. On POSIX systems, .so files are copied to the InstallLib area.</w:t>
+        <w:t>For the translated message catalog files for a product.</w:t>
       </w:r>
     </w:p>
     <w:p>
@@ -10465,7 +10683,7 @@
         <w:pStyle w:val="Heading6"/>
       </w:pPr>
       <w:r>
-        <w:t>InstallBin(</w:t>
+        <w:t>InstallResource(</w:t>
       </w:r>
       <w:r>
         <w:t>src_files, sub_dir=''</w:t>
@@ -10488,7 +10706,7 @@
     </w:p>
     <w:p>
       <w:r>
-        <w:t xml:space="preserve">Install files into the defined INSTALL_BIN directory. Ideally for all binaries that are programs. </w:t>
+        <w:t>Resources such as GUI resource bundles</w:t>
       </w:r>
     </w:p>
     <w:p>
@@ -10496,7 +10714,7 @@
         <w:pStyle w:val="Heading6"/>
       </w:pPr>
       <w:r>
-        <w:t>InstallLib(</w:t>
+        <w:t>InstallAPI(</w:t>
       </w:r>
       <w:r>
         <w:t>src_files, sub_dir=''</w:t>
@@ -10519,7 +10737,7 @@
     </w:p>
     <w:p>
       <w:r>
-        <w:t xml:space="preserve">Install files in to the defined INSTALL_LIB directory. This is ideally for all library files. </w:t>
+        <w:t>For items that need to be added to an API</w:t>
       </w:r>
     </w:p>
     <w:p>
@@ -10527,7 +10745,7 @@
         <w:pStyle w:val="Heading6"/>
       </w:pPr>
       <w:r>
-        <w:t>InstallConfig(</w:t>
+        <w:t>InstallSample(</w:t>
       </w:r>
       <w:r>
         <w:t>src_files, sub_dir=''</w:t>
@@ -10550,7 +10768,7 @@
     </w:p>
     <w:p>
       <w:r>
-        <w:t>For configuration file</w:t>
+        <w:t>For items that are parts of samples shipped with the product</w:t>
       </w:r>
     </w:p>
     <w:p>
@@ -10558,7 +10776,7 @@
         <w:pStyle w:val="Heading6"/>
       </w:pPr>
       <w:r>
-        <w:t>InstallHelp(</w:t>
+        <w:t>InstallData(</w:t>
       </w:r>
       <w:r>
         <w:t>src_files, sub_dir=''</w:t>
@@ -10581,7 +10799,7 @@
     </w:p>
     <w:p>
       <w:r>
-        <w:t>For help files</w:t>
+        <w:t>For items that need to be added to a generic data location.</w:t>
       </w:r>
     </w:p>
     <w:p>
@@ -10589,7 +10807,7 @@
         <w:pStyle w:val="Heading6"/>
       </w:pPr>
       <w:r>
-        <w:t>InstallDoc(</w:t>
+        <w:t>InstallTopLevel(</w:t>
       </w:r>
       <w:r>
         <w:t>src_files, sub_dir=''</w:t>
@@ -10612,7 +10830,7 @@
     </w:p>
     <w:p>
       <w:r>
-        <w:t>For documentation as documentation is defined differently from help in a product.</w:t>
+        <w:t>This is for installing files in the top level area of the product. This is the classic area for EULA’s and readme.txt documents</w:t>
       </w:r>
     </w:p>
     <w:p>
@@ -10620,7 +10838,7 @@
         <w:pStyle w:val="Heading6"/>
       </w:pPr>
       <w:r>
-        <w:t>InstallMessage(</w:t>
+        <w:t>PkgNoInstall(</w:t>
       </w:r>
       <w:r>
         <w:t>src_files, sub_dir=''</w:t>
@@ -10643,193 +10861,6 @@
     </w:p>
     <w:p>
       <w:r>
-        <w:t>For the translated message catalog files for a product.</w:t>
-      </w:r>
-    </w:p>
-    <w:p>
-      <w:pPr>
-        <w:pStyle w:val="Heading6"/>
-      </w:pPr>
-      <w:r>
-        <w:t>InstallResource(</w:t>
-      </w:r>
-      <w:r>
-        <w:t>src_files, sub_dir=''</w:t>
-      </w:r>
-      <w:r>
-        <w:t>,</w:t>
-      </w:r>
-      <w:r>
-        <w:t xml:space="preserve"> no_pkg=False,</w:t>
-      </w:r>
-      <w:r>
-        <w:t xml:space="preserve"> </w:t>
-      </w:r>
-      <w:r>
-        <w:t>create_sdk</w:t>
-      </w:r>
-      <w:r>
-        <w:t>=True)</w:t>
-      </w:r>
-    </w:p>
-    <w:p>
-      <w:r>
-        <w:t>Resources such as GUI resource bundles</w:t>
-      </w:r>
-    </w:p>
-    <w:p>
-      <w:pPr>
-        <w:pStyle w:val="Heading6"/>
-      </w:pPr>
-      <w:r>
-        <w:t>InstallAPI(</w:t>
-      </w:r>
-      <w:r>
-        <w:t>src_files, sub_dir=''</w:t>
-      </w:r>
-      <w:r>
-        <w:t>,</w:t>
-      </w:r>
-      <w:r>
-        <w:t xml:space="preserve"> no_pkg=False,</w:t>
-      </w:r>
-      <w:r>
-        <w:t xml:space="preserve"> </w:t>
-      </w:r>
-      <w:r>
-        <w:t>create_sdk</w:t>
-      </w:r>
-      <w:r>
-        <w:t>=True)</w:t>
-      </w:r>
-    </w:p>
-    <w:p>
-      <w:r>
-        <w:t>For items that need to be added to an API</w:t>
-      </w:r>
-    </w:p>
-    <w:p>
-      <w:pPr>
-        <w:pStyle w:val="Heading6"/>
-      </w:pPr>
-      <w:r>
-        <w:t>InstallSample(</w:t>
-      </w:r>
-      <w:r>
-        <w:t>src_files, sub_dir=''</w:t>
-      </w:r>
-      <w:r>
-        <w:t>,</w:t>
-      </w:r>
-      <w:r>
-        <w:t xml:space="preserve"> no_pkg=False,</w:t>
-      </w:r>
-      <w:r>
-        <w:t xml:space="preserve"> </w:t>
-      </w:r>
-      <w:r>
-        <w:t>create_sdk</w:t>
-      </w:r>
-      <w:r>
-        <w:t>=True)</w:t>
-      </w:r>
-    </w:p>
-    <w:p>
-      <w:r>
-        <w:t>For items that are parts of samples shipped with the product</w:t>
-      </w:r>
-    </w:p>
-    <w:p>
-      <w:pPr>
-        <w:pStyle w:val="Heading6"/>
-      </w:pPr>
-      <w:r>
-        <w:t>InstallData(</w:t>
-      </w:r>
-      <w:r>
-        <w:t>src_files, sub_dir=''</w:t>
-      </w:r>
-      <w:r>
-        <w:t>,</w:t>
-      </w:r>
-      <w:r>
-        <w:t xml:space="preserve"> no_pkg=False,</w:t>
-      </w:r>
-      <w:r>
-        <w:t xml:space="preserve"> </w:t>
-      </w:r>
-      <w:r>
-        <w:t>create_sdk</w:t>
-      </w:r>
-      <w:r>
-        <w:t>=True)</w:t>
-      </w:r>
-    </w:p>
-    <w:p>
-      <w:r>
-        <w:t>For items that need to be added to a generic data location.</w:t>
-      </w:r>
-    </w:p>
-    <w:p>
-      <w:pPr>
-        <w:pStyle w:val="Heading6"/>
-      </w:pPr>
-      <w:r>
-        <w:t>InstallTopLevel(</w:t>
-      </w:r>
-      <w:r>
-        <w:t>src_files, sub_dir=''</w:t>
-      </w:r>
-      <w:r>
-        <w:t>,</w:t>
-      </w:r>
-      <w:r>
-        <w:t xml:space="preserve"> no_pkg=False,</w:t>
-      </w:r>
-      <w:r>
-        <w:t xml:space="preserve"> </w:t>
-      </w:r>
-      <w:r>
-        <w:t>create_sdk</w:t>
-      </w:r>
-      <w:r>
-        <w:t>=True)</w:t>
-      </w:r>
-    </w:p>
-    <w:p>
-      <w:r>
-        <w:t>This is for installing files in the top level area of the product. This is the classic area for EULA’s and readme.txt documents</w:t>
-      </w:r>
-    </w:p>
-    <w:p>
-      <w:pPr>
-        <w:pStyle w:val="Heading6"/>
-      </w:pPr>
-      <w:r>
-        <w:t>PkgNoInstall(</w:t>
-      </w:r>
-      <w:r>
-        <w:t>src_files, sub_dir=''</w:t>
-      </w:r>
-      <w:r>
-        <w:t>,</w:t>
-      </w:r>
-      <w:r>
-        <w:t xml:space="preserve"> no_pkg=False,</w:t>
-      </w:r>
-      <w:r>
-        <w:t xml:space="preserve"> </w:t>
-      </w:r>
-      <w:r>
-        <w:t>create_sdk</w:t>
-      </w:r>
-      <w:r>
-        <w:t>=True)</w:t>
-      </w:r>
-    </w:p>
-    <w:p>
-      <w:r>
-        <w:lastRenderedPageBreak/>
         <w:t>These are for files needed for the install builders that will not be installed, but would be used by custom command via the installer during the install.</w:t>
       </w:r>
     </w:p>
@@ -10904,6 +10935,7 @@
         <w:pStyle w:val="CodeBlock"/>
       </w:pPr>
       <w:r>
+        <w:lastRenderedPageBreak/>
         <w:t>env.InstallBin([“mydata.bin”])</w:t>
       </w:r>
     </w:p>
@@ -11018,8 +11050,154 @@
         <w:rPr>
           <w:lang w:eastAsia="en-US"/>
         </w:rPr>
+        <w:t>This is the directory that shared objects files are installed in for most POSIX based systems. By default it is $INSTALL_ROOT/lib</w:t>
+      </w:r>
+    </w:p>
+    <w:p>
+      <w:pPr>
+        <w:pStyle w:val="Heading5"/>
+        <w:rPr>
+          <w:lang w:eastAsia="en-US"/>
+        </w:rPr>
+      </w:pPr>
+      <w:r>
+        <w:rPr>
+          <w:lang w:eastAsia="en-US"/>
+        </w:rPr>
+        <w:t>INSTALL_BIN</w:t>
+      </w:r>
+    </w:p>
+    <w:p>
+      <w:pPr>
+        <w:ind w:left="720"/>
+        <w:rPr>
+          <w:lang w:eastAsia="en-US"/>
+        </w:rPr>
+      </w:pPr>
+      <w:r>
+        <w:rPr>
+          <w:lang w:eastAsia="en-US"/>
+        </w:rPr>
+        <w:t>This is the directory for all executable binaries or scripts. On some platforms this is where the shared objects may also reside. By default it is $INSTALL_ROOT/bin</w:t>
+      </w:r>
+    </w:p>
+    <w:p>
+      <w:pPr>
+        <w:pStyle w:val="Heading5"/>
+        <w:rPr>
+          <w:lang w:eastAsia="en-US"/>
+        </w:rPr>
+      </w:pPr>
+      <w:r>
+        <w:rPr>
+          <w:lang w:eastAsia="en-US"/>
+        </w:rPr>
+        <w:t>INSTALL_CONFIG</w:t>
+      </w:r>
+    </w:p>
+    <w:p>
+      <w:pPr>
+        <w:ind w:left="720"/>
+        <w:rPr>
+          <w:lang w:eastAsia="en-US"/>
+        </w:rPr>
+      </w:pPr>
+      <w:r>
+        <w:rPr>
+          <w:lang w:eastAsia="en-US"/>
+        </w:rPr>
+        <w:t>This is the directory in which all configuration files are installed. By default it is $INSTALL_ROOT/config</w:t>
+      </w:r>
+    </w:p>
+    <w:p>
+      <w:pPr>
+        <w:pStyle w:val="Heading5"/>
+        <w:rPr>
+          <w:lang w:eastAsia="en-US"/>
+        </w:rPr>
+      </w:pPr>
+      <w:r>
+        <w:rPr>
+          <w:lang w:eastAsia="en-US"/>
+        </w:rPr>
+        <w:t>INSTALL_DOC</w:t>
+      </w:r>
+    </w:p>
+    <w:p>
+      <w:pPr>
+        <w:ind w:left="720"/>
+        <w:rPr>
+          <w:lang w:eastAsia="en-US"/>
+        </w:rPr>
+      </w:pPr>
+      <w:r>
+        <w:rPr>
+          <w:lang w:eastAsia="en-US"/>
+        </w:rPr>
+        <w:t>This is the directory in which documentation is installed. Products may view documentation and help as same or different ideas. By default it is $INSTALL_ROOT/doc</w:t>
+      </w:r>
+    </w:p>
+    <w:p>
+      <w:pPr>
+        <w:pStyle w:val="Heading5"/>
+        <w:rPr>
+          <w:lang w:eastAsia="en-US"/>
+        </w:rPr>
+      </w:pPr>
+      <w:r>
+        <w:rPr>
+          <w:lang w:eastAsia="en-US"/>
+        </w:rPr>
+        <w:t>INSTALL_HELP</w:t>
+      </w:r>
+    </w:p>
+    <w:p>
+      <w:pPr>
+        <w:ind w:left="720"/>
+        <w:rPr>
+          <w:lang w:eastAsia="en-US"/>
+        </w:rPr>
+      </w:pPr>
+      <w:r>
+        <w:rPr>
+          <w:lang w:eastAsia="en-US"/>
+        </w:rPr>
+        <w:t>This is the directory in which help is installed. Products may view documentation and help as same or different ideas. By default it is $INSTALL_ROOT/help</w:t>
+      </w:r>
+    </w:p>
+    <w:p>
+      <w:pPr>
+        <w:pStyle w:val="Heading5"/>
+        <w:rPr>
+          <w:lang w:eastAsia="en-US"/>
+        </w:rPr>
+      </w:pPr>
+      <w:r>
+        <w:rPr>
+          <w:lang w:eastAsia="en-US"/>
+        </w:rPr>
+        <w:t>INSTALL_MESSAGE</w:t>
+      </w:r>
+    </w:p>
+    <w:p>
+      <w:pPr>
+        <w:ind w:left="720"/>
+        <w:rPr>
+          <w:lang w:eastAsia="en-US"/>
+        </w:rPr>
+      </w:pPr>
+      <w:r>
+        <w:rPr>
+          <w:lang w:eastAsia="en-US"/>
+        </w:rPr>
+        <w:t xml:space="preserve">This is the area in which message catalogs would be installed. This only states the top level directory, depending on system or product there is often some </w:t>
+      </w:r>
+      <w:r>
+        <w:rPr>
+          <w:lang w:eastAsia="en-US"/>
+        </w:rPr>
         <w:lastRenderedPageBreak/>
-        <w:t>This is the directory that shared objects files are installed in for most POSIX based systems. By default it is $INSTALL_ROOT/lib</w:t>
+        <w:t>substructure defined in which locales and languages are organized by. The default is $INSTALL_ROOT/messages</w:t>
       </w:r>
     </w:p>
     <w:p>
@@ -11033,7 +11211,7 @@
         <w:rPr>
           <w:lang w:eastAsia="en-US"/>
         </w:rPr>
-        <w:t>INSTALL_BIN</w:t>
+        <w:t>INSTALL_RESOURCE</w:t>
       </w:r>
     </w:p>
     <w:p>
@@ -11047,7 +11225,19 @@
         <w:rPr>
           <w:lang w:eastAsia="en-US"/>
         </w:rPr>
-        <w:t>This is the directory for all executable binaries or scripts. On some platforms this is where the shared objects may also reside. By default it is $INSTALL_ROOT/bin</w:t>
+        <w:t>This is the area in which resources would be stored. Resources can be defined as different things, however classically it is archived files that hold GUI data.</w:t>
+      </w:r>
+      <w:r>
+        <w:rPr>
+          <w:lang w:eastAsia="en-US"/>
+        </w:rPr>
+        <w:t xml:space="preserve"> </w:t>
+      </w:r>
+      <w:r>
+        <w:rPr>
+          <w:lang w:eastAsia="en-US"/>
+        </w:rPr>
+        <w:t>By default it is $INSTALL_ROOT/resources</w:t>
       </w:r>
     </w:p>
     <w:p>
@@ -11061,7 +11251,7 @@
         <w:rPr>
           <w:lang w:eastAsia="en-US"/>
         </w:rPr>
-        <w:t>INSTALL_CONFIG</w:t>
+        <w:t>INSTALL_SAMPLE</w:t>
       </w:r>
     </w:p>
     <w:p>
@@ -11075,7 +11265,19 @@
         <w:rPr>
           <w:lang w:eastAsia="en-US"/>
         </w:rPr>
-        <w:t>This is the directory in which all configuration files are installed. By default it is $INSTALL_ROOT/config</w:t>
+        <w:t>This is the area in which Samples would be stored. Samples are often a tree of items that show how something is done.</w:t>
+      </w:r>
+      <w:r>
+        <w:rPr>
+          <w:lang w:eastAsia="en-US"/>
+        </w:rPr>
+        <w:t xml:space="preserve"> </w:t>
+      </w:r>
+      <w:r>
+        <w:rPr>
+          <w:lang w:eastAsia="en-US"/>
+        </w:rPr>
+        <w:t>By default it is $INSTALL_ROOT/sample</w:t>
       </w:r>
     </w:p>
     <w:p>
@@ -11089,7 +11291,7 @@
         <w:rPr>
           <w:lang w:eastAsia="en-US"/>
         </w:rPr>
-        <w:t>INSTALL_DOC</w:t>
+        <w:t>INSTALL_API</w:t>
       </w:r>
     </w:p>
     <w:p>
@@ -11103,7 +11305,19 @@
         <w:rPr>
           <w:lang w:eastAsia="en-US"/>
         </w:rPr>
-        <w:t>This is the directory in which documentation is installed. Products may view documentation and help as same or different ideas. By default it is $INSTALL_ROOT/doc</w:t>
+        <w:t>This is the area in which API items would be stored. API are often shown differently for different products. This concept may grow or change in future drops.</w:t>
+      </w:r>
+      <w:r>
+        <w:rPr>
+          <w:lang w:eastAsia="en-US"/>
+        </w:rPr>
+        <w:t xml:space="preserve"> </w:t>
+      </w:r>
+      <w:r>
+        <w:rPr>
+          <w:lang w:eastAsia="en-US"/>
+        </w:rPr>
+        <w:t>By default it is $INSTALL_ROOT/API</w:t>
       </w:r>
     </w:p>
     <w:p>
@@ -11117,7 +11331,7 @@
         <w:rPr>
           <w:lang w:eastAsia="en-US"/>
         </w:rPr>
-        <w:t>INSTALL_HELP</w:t>
+        <w:t>INSTALL_DATA</w:t>
       </w:r>
     </w:p>
     <w:p>
@@ -11131,7 +11345,19 @@
         <w:rPr>
           <w:lang w:eastAsia="en-US"/>
         </w:rPr>
-        <w:t>This is the directory in which help is installed. Products may view documentation and help as same or different ideas. By default it is $INSTALL_ROOT/help</w:t>
+        <w:t>This is the area in which general data files would be stored. Many styles of programming classically define a data directory that contains data that will help define how the program runs.</w:t>
+      </w:r>
+      <w:r>
+        <w:rPr>
+          <w:lang w:eastAsia="en-US"/>
+        </w:rPr>
+        <w:t xml:space="preserve"> </w:t>
+      </w:r>
+      <w:r>
+        <w:rPr>
+          <w:lang w:eastAsia="en-US"/>
+        </w:rPr>
+        <w:t>By default it is $INSTALL_ROOT/data</w:t>
       </w:r>
     </w:p>
     <w:p>
@@ -11145,7 +11371,7 @@
         <w:rPr>
           <w:lang w:eastAsia="en-US"/>
         </w:rPr>
-        <w:t>INSTALL_MESSAGE</w:t>
+        <w:t>INSTALL_TOP_LEVEL</w:t>
       </w:r>
     </w:p>
     <w:p>
@@ -11159,7 +11385,7 @@
         <w:rPr>
           <w:lang w:eastAsia="en-US"/>
         </w:rPr>
-        <w:t>This is the area in which message catalogs would be installed. This only states the top level directory, depending on system or product there is often some substructure defined in which locales and languages are organized by. The default is $INSTALL_ROOT/messages</w:t>
+        <w:t>This is the area in which EULA, readme.txt and other data files that are classically stored in the root product directory. By default it is $INSTALL_ROOT.</w:t>
       </w:r>
     </w:p>
     <w:p>
@@ -11173,7 +11399,7 @@
         <w:rPr>
           <w:lang w:eastAsia="en-US"/>
         </w:rPr>
-        <w:t>INSTALL_RESOURCE</w:t>
+        <w:t>PKG_NO_INSTALL</w:t>
       </w:r>
     </w:p>
     <w:p>
@@ -11187,19 +11413,7 @@
         <w:rPr>
           <w:lang w:eastAsia="en-US"/>
         </w:rPr>
-        <w:t>This is the area in which resources would be stored. Resources can be defined as different things, however classically it is archived files that hold GUI data.</w:t>
-      </w:r>
-      <w:r>
-        <w:rPr>
-          <w:lang w:eastAsia="en-US"/>
-        </w:rPr>
-        <w:t xml:space="preserve"> </w:t>
-      </w:r>
-      <w:r>
-        <w:rPr>
-          <w:lang w:eastAsia="en-US"/>
-        </w:rPr>
-        <w:t>By default it is $INSTALL_ROOT/resources</w:t>
+        <w:t>This is a holding area for files that are not installed but are needed for the install package to correctly work, or be created, For example custom script, or programs that do some task to help the install, would be located here. By default $INSTALL_ROOT/NOINSTALL is used.</w:t>
       </w:r>
     </w:p>
     <w:p>
@@ -11213,7 +11427,7 @@
         <w:rPr>
           <w:lang w:eastAsia="en-US"/>
         </w:rPr>
-        <w:t>INSTALL_SAMPLE</w:t>
+        <w:t>INSTALL_LIB_PATTERN</w:t>
       </w:r>
     </w:p>
     <w:p>
@@ -11227,19 +11441,7 @@
         <w:rPr>
           <w:lang w:eastAsia="en-US"/>
         </w:rPr>
-        <w:t>This is the area in which Samples would be stored. Samples are often a tree of items that show how something is done.</w:t>
-      </w:r>
-      <w:r>
-        <w:rPr>
-          <w:lang w:eastAsia="en-US"/>
-        </w:rPr>
-        <w:t xml:space="preserve"> </w:t>
-      </w:r>
-      <w:r>
-        <w:rPr>
-          <w:lang w:eastAsia="en-US"/>
-        </w:rPr>
-        <w:t>By default it is $INSTALL_ROOT/sample</w:t>
+        <w:t>This is the file pattern used by InstallTarget to determine if a file should be installed in the  INSTALL_LIB directory. Currently the default is [‘*.so’,’*.lib’]</w:t>
       </w:r>
     </w:p>
     <w:p>
@@ -11253,7 +11455,7 @@
         <w:rPr>
           <w:lang w:eastAsia="en-US"/>
         </w:rPr>
-        <w:t>INSTALL_API</w:t>
+        <w:t>INSTALL_BIN_PATTERN</w:t>
       </w:r>
     </w:p>
     <w:p>
@@ -11267,204 +11469,40 @@
         <w:rPr>
           <w:lang w:eastAsia="en-US"/>
         </w:rPr>
+        <w:t xml:space="preserve">This is the file pattern used by InstallTarget to determine if a file should go into bin. For windows based platforms the pattern is </w:t>
+      </w:r>
+      <w:r>
+        <w:rPr>
+          <w:lang w:eastAsia="en-US"/>
+        </w:rPr>
+        <w:t>['*.dll','*.DLL',</w:t>
+      </w:r>
+      <w:r>
+        <w:rPr>
+          <w:lang w:eastAsia="en-US"/>
+        </w:rPr>
+        <w:t>'*.exe','*.EXE','*.com','*.COM'</w:t>
+      </w:r>
+      <w:r>
+        <w:rPr>
+          <w:lang w:eastAsia="en-US"/>
+        </w:rPr>
+        <w:t>]</w:t>
+      </w:r>
+      <w:r>
+        <w:rPr>
+          <w:lang w:eastAsia="en-US"/>
+        </w:rPr>
+        <w:t>. For POSIX based system it is [‘*’]. In the POSIX case the INSTALL_BIN_PATTERN is checked last. This means it only matches if the given file is not anything else.</w:t>
+      </w:r>
+    </w:p>
+    <w:p>
+      <w:pPr>
+        <w:pStyle w:val="Heading3"/>
+      </w:pPr>
+      <w:bookmarkStart w:id="50" w:name="_Toc247618749"/>
+      <w:r>
         <w:lastRenderedPageBreak/>
-        <w:t>This is the area in which API items would be stored. API are often shown differently for different products. This concept may grow or change in future drops.</w:t>
-      </w:r>
-      <w:r>
-        <w:rPr>
-          <w:lang w:eastAsia="en-US"/>
-        </w:rPr>
-        <w:t xml:space="preserve"> </w:t>
-      </w:r>
-      <w:r>
-        <w:rPr>
-          <w:lang w:eastAsia="en-US"/>
-        </w:rPr>
-        <w:t>By default it is $INSTALL_ROOT/API</w:t>
-      </w:r>
-    </w:p>
-    <w:p>
-      <w:pPr>
-        <w:pStyle w:val="Heading5"/>
-        <w:rPr>
-          <w:lang w:eastAsia="en-US"/>
-        </w:rPr>
-      </w:pPr>
-      <w:r>
-        <w:rPr>
-          <w:lang w:eastAsia="en-US"/>
-        </w:rPr>
-        <w:t>INSTALL_DATA</w:t>
-      </w:r>
-    </w:p>
-    <w:p>
-      <w:pPr>
-        <w:ind w:left="720"/>
-        <w:rPr>
-          <w:lang w:eastAsia="en-US"/>
-        </w:rPr>
-      </w:pPr>
-      <w:r>
-        <w:rPr>
-          <w:lang w:eastAsia="en-US"/>
-        </w:rPr>
-        <w:t>This is the area in which general data files would be stored. Many styles of programming classically define a data directory that contains data that will help define how the program runs.</w:t>
-      </w:r>
-      <w:r>
-        <w:rPr>
-          <w:lang w:eastAsia="en-US"/>
-        </w:rPr>
-        <w:t xml:space="preserve"> </w:t>
-      </w:r>
-      <w:r>
-        <w:rPr>
-          <w:lang w:eastAsia="en-US"/>
-        </w:rPr>
-        <w:t>By default it is $INSTALL_ROOT/data</w:t>
-      </w:r>
-    </w:p>
-    <w:p>
-      <w:pPr>
-        <w:pStyle w:val="Heading5"/>
-        <w:rPr>
-          <w:lang w:eastAsia="en-US"/>
-        </w:rPr>
-      </w:pPr>
-      <w:r>
-        <w:rPr>
-          <w:lang w:eastAsia="en-US"/>
-        </w:rPr>
-        <w:t>INSTALL_TOP_LEVEL</w:t>
-      </w:r>
-    </w:p>
-    <w:p>
-      <w:pPr>
-        <w:ind w:left="720"/>
-        <w:rPr>
-          <w:lang w:eastAsia="en-US"/>
-        </w:rPr>
-      </w:pPr>
-      <w:r>
-        <w:rPr>
-          <w:lang w:eastAsia="en-US"/>
-        </w:rPr>
-        <w:t>This is the area in which EULA, readme.txt and other data files that are classically stored in the root product directory. By default it is $INSTALL_ROOT.</w:t>
-      </w:r>
-    </w:p>
-    <w:p>
-      <w:pPr>
-        <w:pStyle w:val="Heading5"/>
-        <w:rPr>
-          <w:lang w:eastAsia="en-US"/>
-        </w:rPr>
-      </w:pPr>
-      <w:r>
-        <w:rPr>
-          <w:lang w:eastAsia="en-US"/>
-        </w:rPr>
-        <w:t>PKG_NO_INSTALL</w:t>
-      </w:r>
-    </w:p>
-    <w:p>
-      <w:pPr>
-        <w:ind w:left="720"/>
-        <w:rPr>
-          <w:lang w:eastAsia="en-US"/>
-        </w:rPr>
-      </w:pPr>
-      <w:r>
-        <w:rPr>
-          <w:lang w:eastAsia="en-US"/>
-        </w:rPr>
-        <w:t>This is a holding area for files that are not installed but are needed for the install package to correctly work, or be created, For example custom script, or programs that do some task to help the install, would be located here. By default $INSTALL_ROOT/NOINSTALL is used.</w:t>
-      </w:r>
-    </w:p>
-    <w:p>
-      <w:pPr>
-        <w:pStyle w:val="Heading5"/>
-        <w:rPr>
-          <w:lang w:eastAsia="en-US"/>
-        </w:rPr>
-      </w:pPr>
-      <w:r>
-        <w:rPr>
-          <w:lang w:eastAsia="en-US"/>
-        </w:rPr>
-        <w:t>INSTALL_LIB_PATTERN</w:t>
-      </w:r>
-    </w:p>
-    <w:p>
-      <w:pPr>
-        <w:ind w:left="720"/>
-        <w:rPr>
-          <w:lang w:eastAsia="en-US"/>
-        </w:rPr>
-      </w:pPr>
-      <w:r>
-        <w:rPr>
-          <w:lang w:eastAsia="en-US"/>
-        </w:rPr>
-        <w:t>This is the file pattern used by InstallTarget to determine if a file should be installed in the  INSTALL_LIB directory. Currently the default is [‘*.so’,’*.lib’]</w:t>
-      </w:r>
-    </w:p>
-    <w:p>
-      <w:pPr>
-        <w:pStyle w:val="Heading5"/>
-        <w:rPr>
-          <w:lang w:eastAsia="en-US"/>
-        </w:rPr>
-      </w:pPr>
-      <w:r>
-        <w:rPr>
-          <w:lang w:eastAsia="en-US"/>
-        </w:rPr>
-        <w:t>INSTALL_BIN_PATTERN</w:t>
-      </w:r>
-    </w:p>
-    <w:p>
-      <w:pPr>
-        <w:ind w:left="720"/>
-        <w:rPr>
-          <w:lang w:eastAsia="en-US"/>
-        </w:rPr>
-      </w:pPr>
-      <w:r>
-        <w:rPr>
-          <w:lang w:eastAsia="en-US"/>
-        </w:rPr>
-        <w:t xml:space="preserve">This is the file pattern used by InstallTarget to determine if a file should go into bin. For windows based platforms the pattern is </w:t>
-      </w:r>
-      <w:r>
-        <w:rPr>
-          <w:lang w:eastAsia="en-US"/>
-        </w:rPr>
-        <w:t>['*.dll','*.DLL',</w:t>
-      </w:r>
-      <w:r>
-        <w:rPr>
-          <w:lang w:eastAsia="en-US"/>
-        </w:rPr>
-        <w:t>'*.exe','*.EXE','*.com','*.COM'</w:t>
-      </w:r>
-      <w:r>
-        <w:rPr>
-          <w:lang w:eastAsia="en-US"/>
-        </w:rPr>
-        <w:t>]</w:t>
-      </w:r>
-      <w:r>
-        <w:rPr>
-          <w:lang w:eastAsia="en-US"/>
-        </w:rPr>
-        <w:t>. For POSIX based system it is [‘*’]. In the POSIX case the INSTALL_BIN_PATTERN is checked last. This means it only matches if the given file is not anything else.</w:t>
-      </w:r>
-    </w:p>
-    <w:p>
-      <w:pPr>
-        <w:pStyle w:val="Heading3"/>
-      </w:pPr>
-      <w:bookmarkStart w:id="50" w:name="_Toc247618749"/>
-      <w:r>
         <w:t>SDKs and Exporting</w:t>
       </w:r>
       <w:bookmarkEnd w:id="50"/>
@@ -11476,11 +11514,7 @@
     </w:p>
     <w:p>
       <w:r>
-        <w:t xml:space="preserve">Use of SDK’s and Exporting functions automatically generates a SDK Parts file that can be used by others to build off of the files in the SDK. This file defines what needs to be shared based on a successful build of the given Part. This allows the user the choice to </w:t>
-      </w:r>
-      <w:r>
-        <w:lastRenderedPageBreak/>
-        <w:t xml:space="preserve">use the SDK to build against instead of having to build that Part from source. This greatly decreases the build time, and allows different users to share common SDKs to increase development productivity. </w:t>
+        <w:t xml:space="preserve">Use of SDK’s and Exporting functions automatically generates a SDK Parts file that can be used by others to build off of the files in the SDK. This file defines what needs to be shared based on a successful build of the given Part. This allows the user the choice to use the SDK to build against instead of having to build that Part from source. This greatly decreases the build time, and allows different users to share common SDKs to increase development productivity. </w:t>
       </w:r>
     </w:p>
     <w:p>
@@ -11613,6 +11647,7 @@
         <w:pStyle w:val="Heading6"/>
       </w:pPr>
       <w:r>
+        <w:lastRenderedPageBreak/>
         <w:t>Sdk(</w:t>
       </w:r>
       <w:r>
@@ -11638,200 +11673,197 @@
     </w:p>
     <w:p>
       <w:r>
-        <w:t xml:space="preserve">Sdk and SdkTarget are the same method. Orginally this was called Sdk, but SdkTarget was added latter to map to InstallTarget, as Install couldn’t be used as it clashed with the existing SCons Install method. This method will sort files based on whether they should be put into the lib or bin directory. Unknown file types are ignored, however programs </w:t>
-      </w:r>
+        <w:t>Sdk and SdkTarget are the same method. Orginally this was called Sdk, but SdkTarget was added latter to map to InstallTarget, as Install couldn’t be used as it clashed with the existing SCons Install method. This method will sort files based on whether they should be put into the lib or bin directory. Unknown file types are ignored, however programs have no file extension on POSIX system, so if the file is not a library type it is assumed to be placed in the bin directory.</w:t>
+      </w:r>
+    </w:p>
+    <w:p>
+      <w:pPr>
+        <w:pStyle w:val="Heading6"/>
+      </w:pPr>
+      <w:r>
+        <w:t>SdkConfig(</w:t>
+      </w:r>
+      <w:r>
+        <w:t>sources,sub_dir='',create_sdk=True</w:t>
+      </w:r>
+      <w:r>
+        <w:t>)</w:t>
+      </w:r>
+    </w:p>
+    <w:p>
+      <w:r>
+        <w:t>Called for files that are considered to be configuration files.</w:t>
+      </w:r>
+    </w:p>
+    <w:p>
+      <w:pPr>
+        <w:pStyle w:val="Heading6"/>
+      </w:pPr>
+      <w:r>
+        <w:t>SdkDoc(</w:t>
+      </w:r>
+      <w:r>
+        <w:t>sources,sub_dir='',create_sdk=True</w:t>
+      </w:r>
+      <w:r>
+        <w:t>)</w:t>
+      </w:r>
+    </w:p>
+    <w:p>
+      <w:r>
+        <w:t>Called for files that are considered to be documentation files.</w:t>
+      </w:r>
+    </w:p>
+    <w:p>
+      <w:pPr>
+        <w:pStyle w:val="Heading6"/>
+      </w:pPr>
+      <w:r>
+        <w:t>SdkHelp(</w:t>
+      </w:r>
+      <w:r>
+        <w:t>sources,sub_dir='',create_sdk=True</w:t>
+      </w:r>
+      <w:r>
+        <w:t>)</w:t>
+      </w:r>
+    </w:p>
+    <w:p>
+      <w:r>
+        <w:t>Called for files that are considered to be help files.</w:t>
+      </w:r>
+    </w:p>
+    <w:p>
+      <w:pPr>
+        <w:pStyle w:val="Heading6"/>
+      </w:pPr>
+      <w:r>
+        <w:t>SdkData(</w:t>
+      </w:r>
+      <w:r>
+        <w:t>sources,sub_dir='',create_sdk=True</w:t>
+      </w:r>
+      <w:r>
+        <w:t>)</w:t>
+      </w:r>
+    </w:p>
+    <w:p>
+      <w:r>
+        <w:t>Called for files that are considered to be random data files.</w:t>
+      </w:r>
+    </w:p>
+    <w:p>
+      <w:pPr>
+        <w:pStyle w:val="Heading6"/>
+      </w:pPr>
+      <w:r>
+        <w:t>SdkMessage(</w:t>
+      </w:r>
+      <w:r>
+        <w:t>sources,sub_dir='',create_sdk=True</w:t>
+      </w:r>
+      <w:r>
+        <w:t>)</w:t>
+      </w:r>
+    </w:p>
+    <w:p>
+      <w:r>
+        <w:t>Called for files that are considered to be message catalog files.</w:t>
+      </w:r>
+    </w:p>
+    <w:p>
+      <w:pPr>
+        <w:pStyle w:val="Heading6"/>
+      </w:pPr>
+      <w:r>
+        <w:t>SdkResource(</w:t>
+      </w:r>
+      <w:r>
+        <w:t>sources,sub_dir='',create_sdk=True</w:t>
+      </w:r>
+      <w:r>
+        <w:t>)</w:t>
+      </w:r>
+    </w:p>
+    <w:p>
+      <w:r>
+        <w:t>Called for files that are considered to be resource files, classically files for GUI’s such as images and other GUI related resources.</w:t>
+      </w:r>
+    </w:p>
+    <w:p>
+      <w:pPr>
+        <w:pStyle w:val="Heading6"/>
+      </w:pPr>
+      <w:r>
+        <w:t>SdkAPI(</w:t>
+      </w:r>
+      <w:r>
+        <w:t>sources,sub_dir='',create_sdk=True</w:t>
+      </w:r>
+      <w:r>
+        <w:t>)</w:t>
+      </w:r>
+    </w:p>
+    <w:p>
+      <w:r>
+        <w:t>Called for files that are considered to be part of an installable API</w:t>
+      </w:r>
+    </w:p>
+    <w:p>
+      <w:pPr>
+        <w:pStyle w:val="Heading6"/>
+      </w:pPr>
+      <w:r>
+        <w:t>SdkSample(</w:t>
+      </w:r>
+      <w:r>
+        <w:t>sources,sub_dir='',create_sdk=True</w:t>
+      </w:r>
+      <w:r>
+        <w:t>)</w:t>
+      </w:r>
+    </w:p>
+    <w:p>
+      <w:r>
+        <w:t>Called for files that are considered to be part of a sample</w:t>
+      </w:r>
+    </w:p>
+    <w:p>
+      <w:pPr>
+        <w:pStyle w:val="Heading6"/>
+      </w:pPr>
+      <w:r>
+        <w:t>SdkTopLevel(</w:t>
+      </w:r>
+      <w:r>
+        <w:t>sources,sub_dir='',create_sdk=True</w:t>
+      </w:r>
+      <w:r>
+        <w:t>)</w:t>
+      </w:r>
+    </w:p>
+    <w:p>
+      <w:r>
+        <w:t>Called for files that need to be installed, or added in the root directory of the final product. This call allows us to add them to a SDK.</w:t>
+      </w:r>
+    </w:p>
+    <w:p>
+      <w:pPr>
+        <w:pStyle w:val="Heading6"/>
+      </w:pPr>
+      <w:r>
+        <w:t>SdkNoPkg(</w:t>
+      </w:r>
+      <w:r>
+        <w:t>sources,sub_dir='',create_sdk=True</w:t>
+      </w:r>
+      <w:r>
+        <w:t>)</w:t>
+      </w:r>
+    </w:p>
+    <w:p>
       <w:r>
         <w:lastRenderedPageBreak/>
-        <w:t>have no file extension on POSIX system, so if the file is not a library type it is assumed to be placed in the bin directory.</w:t>
-      </w:r>
-    </w:p>
-    <w:p>
-      <w:pPr>
-        <w:pStyle w:val="Heading6"/>
-      </w:pPr>
-      <w:r>
-        <w:t>SdkConfig(</w:t>
-      </w:r>
-      <w:r>
-        <w:t>sources,sub_dir='',create_sdk=True</w:t>
-      </w:r>
-      <w:r>
-        <w:t>)</w:t>
-      </w:r>
-    </w:p>
-    <w:p>
-      <w:r>
-        <w:t>Called for files that are considered to be configuration files.</w:t>
-      </w:r>
-    </w:p>
-    <w:p>
-      <w:pPr>
-        <w:pStyle w:val="Heading6"/>
-      </w:pPr>
-      <w:r>
-        <w:t>SdkDoc(</w:t>
-      </w:r>
-      <w:r>
-        <w:t>sources,sub_dir='',create_sdk=True</w:t>
-      </w:r>
-      <w:r>
-        <w:t>)</w:t>
-      </w:r>
-    </w:p>
-    <w:p>
-      <w:r>
-        <w:t>Called for files that are considered to be documentation files.</w:t>
-      </w:r>
-    </w:p>
-    <w:p>
-      <w:pPr>
-        <w:pStyle w:val="Heading6"/>
-      </w:pPr>
-      <w:r>
-        <w:t>SdkHelp(</w:t>
-      </w:r>
-      <w:r>
-        <w:t>sources,sub_dir='',create_sdk=True</w:t>
-      </w:r>
-      <w:r>
-        <w:t>)</w:t>
-      </w:r>
-    </w:p>
-    <w:p>
-      <w:r>
-        <w:t>Called for files that are considered to be help files.</w:t>
-      </w:r>
-    </w:p>
-    <w:p>
-      <w:pPr>
-        <w:pStyle w:val="Heading6"/>
-      </w:pPr>
-      <w:r>
-        <w:t>SdkData(</w:t>
-      </w:r>
-      <w:r>
-        <w:t>sources,sub_dir='',create_sdk=True</w:t>
-      </w:r>
-      <w:r>
-        <w:t>)</w:t>
-      </w:r>
-    </w:p>
-    <w:p>
-      <w:r>
-        <w:t>Called for files that are considered to be random data files.</w:t>
-      </w:r>
-    </w:p>
-    <w:p>
-      <w:pPr>
-        <w:pStyle w:val="Heading6"/>
-      </w:pPr>
-      <w:r>
-        <w:t>SdkMessage(</w:t>
-      </w:r>
-      <w:r>
-        <w:t>sources,sub_dir='',create_sdk=True</w:t>
-      </w:r>
-      <w:r>
-        <w:t>)</w:t>
-      </w:r>
-    </w:p>
-    <w:p>
-      <w:r>
-        <w:t>Called for files that are considered to be message catalog files.</w:t>
-      </w:r>
-    </w:p>
-    <w:p>
-      <w:pPr>
-        <w:pStyle w:val="Heading6"/>
-      </w:pPr>
-      <w:r>
-        <w:t>SdkResource(</w:t>
-      </w:r>
-      <w:r>
-        <w:t>sources,sub_dir='',create_sdk=True</w:t>
-      </w:r>
-      <w:r>
-        <w:t>)</w:t>
-      </w:r>
-    </w:p>
-    <w:p>
-      <w:r>
-        <w:t>Called for files that are considered to be resource files, classically files for GUI’s such as images and other GUI related resources.</w:t>
-      </w:r>
-    </w:p>
-    <w:p>
-      <w:pPr>
-        <w:pStyle w:val="Heading6"/>
-      </w:pPr>
-      <w:r>
-        <w:t>SdkAPI(</w:t>
-      </w:r>
-      <w:r>
-        <w:t>sources,sub_dir='',create_sdk=True</w:t>
-      </w:r>
-      <w:r>
-        <w:t>)</w:t>
-      </w:r>
-    </w:p>
-    <w:p>
-      <w:r>
-        <w:t>Called for files that are considered to be part of an installable API</w:t>
-      </w:r>
-    </w:p>
-    <w:p>
-      <w:pPr>
-        <w:pStyle w:val="Heading6"/>
-      </w:pPr>
-      <w:r>
-        <w:t>SdkSample(</w:t>
-      </w:r>
-      <w:r>
-        <w:t>sources,sub_dir='',create_sdk=True</w:t>
-      </w:r>
-      <w:r>
-        <w:t>)</w:t>
-      </w:r>
-    </w:p>
-    <w:p>
-      <w:r>
-        <w:t>Called for files that are considered to be part of a sample</w:t>
-      </w:r>
-    </w:p>
-    <w:p>
-      <w:pPr>
-        <w:pStyle w:val="Heading6"/>
-      </w:pPr>
-      <w:r>
-        <w:t>SdkTopLevel(</w:t>
-      </w:r>
-      <w:r>
-        <w:t>sources,sub_dir='',create_sdk=True</w:t>
-      </w:r>
-      <w:r>
-        <w:t>)</w:t>
-      </w:r>
-    </w:p>
-    <w:p>
-      <w:r>
-        <w:t>Called for files that need to be installed, or added in the root directory of the final product. This call allows us to add them to a SDK.</w:t>
-      </w:r>
-    </w:p>
-    <w:p>
-      <w:pPr>
-        <w:pStyle w:val="Heading6"/>
-      </w:pPr>
-      <w:r>
-        <w:t>SdkNoPkg(</w:t>
-      </w:r>
-      <w:r>
-        <w:t>sources,sub_dir='',create_sdk=True</w:t>
-      </w:r>
-      <w:r>
-        <w:t>)</w:t>
-      </w:r>
-    </w:p>
-    <w:p>
-      <w:r>
         <w:t>Called for files that are needed by the final installer package, but are not going to be installed on the user system. Useful for items such as scripts or programs that may run as part of the install or setup process, but are not added to the final install bits.</w:t>
       </w:r>
       <w:r>
@@ -11871,7 +11903,6 @@
         </w:numPr>
       </w:pPr>
       <w:r>
-        <w:lastRenderedPageBreak/>
         <w:t>add_to_path – this value controls the sub_dir that should be added to the corresponding path. For SdkInclude this controls whether the sub_dir path is added to CPPPATH while for SdkLib whether it is added to LIBPATH. The base SDK path is always added. Defaults to True.</w:t>
       </w:r>
     </w:p>
@@ -11993,7 +12024,14 @@
         <w:rPr>
           <w:lang w:eastAsia="en-US"/>
         </w:rPr>
-        <w:t>These methods are used for exporting values that are useful to share such as paths, defines and tool flags. Value such as flags will need to be explicitly requested in the dependent components via the REQ flags in the “requires” argument of the Component object.</w:t>
+        <w:t xml:space="preserve">These methods are used for exporting values that are useful to share such as paths, defines and tool flags. Value such as flags will need to be explicitly requested in the </w:t>
+      </w:r>
+      <w:r>
+        <w:rPr>
+          <w:lang w:eastAsia="en-US"/>
+        </w:rPr>
+        <w:lastRenderedPageBreak/>
+        <w:t>dependent components via the REQ flags in the “requires” argument of the Component object.</w:t>
       </w:r>
     </w:p>
     <w:p>
@@ -12029,7 +12067,6 @@
         <w:pStyle w:val="Heading5"/>
       </w:pPr>
       <w:r>
-        <w:lastRenderedPageBreak/>
         <w:t>Declarations:</w:t>
       </w:r>
     </w:p>
@@ -12239,6 +12276,7 @@
         <w:rPr>
           <w:lang w:eastAsia="en-US"/>
         </w:rPr>
+        <w:lastRenderedPageBreak/>
         <w:t xml:space="preserve">This is the root directory used for the SDK. By default it is set to </w:t>
       </w:r>
       <w:r>
@@ -12263,22 +12301,160 @@
         <w:rPr>
           <w:lang w:eastAsia="en-US"/>
         </w:rPr>
-        <w:t xml:space="preserve">. This statement is the most complex </w:t>
-      </w:r>
-      <w:r>
-        <w:rPr>
-          <w:lang w:eastAsia="en-US"/>
-        </w:rPr>
+        <w:t>. This statement is the most complex line that SCons allows one to define. It adds the revision number being checked out of SVN if it is defined.</w:t>
+      </w:r>
+    </w:p>
+    <w:p>
+      <w:pPr>
+        <w:pStyle w:val="Heading5"/>
+      </w:pPr>
+      <w:r>
+        <w:t>SDK_LIB</w:t>
+      </w:r>
+    </w:p>
+    <w:p>
+      <w:pPr>
+        <w:ind w:left="720"/>
+      </w:pPr>
+      <w:r>
+        <w:t>This is the directory in which all lib files are copied to. By default it is defined as ‘$SDK_ROOT/lib/$CONFIG’</w:t>
+      </w:r>
+    </w:p>
+    <w:p>
+      <w:pPr>
+        <w:pStyle w:val="Heading5"/>
+      </w:pPr>
+      <w:r>
+        <w:t>SDK_BIN</w:t>
+      </w:r>
+    </w:p>
+    <w:p>
+      <w:pPr>
+        <w:ind w:left="720"/>
+      </w:pPr>
+      <w:r>
+        <w:t>This is the directory in which all programs or binary files are copied to. By default it is defined as ‘$SDK_ROOT/bin/$CONFIG’</w:t>
+      </w:r>
+    </w:p>
+    <w:p>
+      <w:pPr>
+        <w:pStyle w:val="Heading5"/>
+      </w:pPr>
+      <w:r>
+        <w:t>SDK_INCLUDE</w:t>
+      </w:r>
+    </w:p>
+    <w:p>
+      <w:pPr>
+        <w:ind w:left="720"/>
+      </w:pPr>
+      <w:r>
+        <w:t>This is the directory in which all header files are copied to. By default it is defined as ‘$SDK_ROOT/include/’</w:t>
+      </w:r>
+    </w:p>
+    <w:p>
+      <w:pPr>
+        <w:pStyle w:val="Heading5"/>
+      </w:pPr>
+      <w:r>
+        <w:t>SDK_CONFIG</w:t>
+      </w:r>
+    </w:p>
+    <w:p>
+      <w:pPr>
+        <w:ind w:left="720"/>
+      </w:pPr>
+      <w:r>
+        <w:t>This is the directory in which all configuration files are copied to. By default it is defined as ‘$SDK_ROOT/config’</w:t>
+      </w:r>
+    </w:p>
+    <w:p>
+      <w:pPr>
+        <w:pStyle w:val="Heading5"/>
+      </w:pPr>
+      <w:r>
+        <w:t>SDK_DOC</w:t>
+      </w:r>
+    </w:p>
+    <w:p>
+      <w:pPr>
+        <w:ind w:left="720"/>
+      </w:pPr>
+      <w:r>
+        <w:t>This is the directory in which all documentation files are copied to. By default it is defined as ‘$SDK_ROOT/doc’</w:t>
+      </w:r>
+    </w:p>
+    <w:p>
+      <w:pPr>
+        <w:pStyle w:val="Heading5"/>
+      </w:pPr>
+      <w:r>
+        <w:t>SDK_HELP</w:t>
+      </w:r>
+    </w:p>
+    <w:p>
+      <w:pPr>
+        <w:ind w:left="720"/>
+      </w:pPr>
+      <w:r>
+        <w:t>This is the directory in which all help files are copied to. By default it is defined as ‘$SDK_ROOT/help’</w:t>
+      </w:r>
+    </w:p>
+    <w:p>
+      <w:pPr>
+        <w:pStyle w:val="Heading5"/>
+      </w:pPr>
+      <w:r>
+        <w:t>SDK_DATA</w:t>
+      </w:r>
+    </w:p>
+    <w:p>
+      <w:pPr>
+        <w:ind w:left="720"/>
+      </w:pPr>
+      <w:r>
+        <w:t>This is the directory in which random data files are copied to. By default it is defined as ‘$SDK_ROOT/data’</w:t>
+      </w:r>
+    </w:p>
+    <w:p>
+      <w:pPr>
+        <w:pStyle w:val="Heading5"/>
+      </w:pPr>
+      <w:r>
+        <w:t>SDK_MESSAGE</w:t>
+      </w:r>
+    </w:p>
+    <w:p>
+      <w:pPr>
+        <w:ind w:left="720"/>
+      </w:pPr>
+      <w:r>
+        <w:t>This is the directory in which all message catalog files are copied to. By default it is defined as ‘$SDK_ROOT/message’</w:t>
+      </w:r>
+    </w:p>
+    <w:p>
+      <w:pPr>
+        <w:pStyle w:val="Heading5"/>
+      </w:pPr>
+      <w:r>
+        <w:t>SDK_RESOURCE</w:t>
+      </w:r>
+    </w:p>
+    <w:p>
+      <w:pPr>
+        <w:ind w:left="720"/>
+      </w:pPr>
+      <w:r>
+        <w:t>This is the directory in which all resource files are copied to. By default it is defined as ‘$SDK_ROOT/resource’</w:t>
+      </w:r>
+    </w:p>
+    <w:p>
+      <w:pPr>
+        <w:pStyle w:val="Heading5"/>
+      </w:pPr>
+      <w:r>
         <w:lastRenderedPageBreak/>
-        <w:t>line that SCons allows one to define. It adds the revision number being checked out of SVN if it is defined.</w:t>
-      </w:r>
-    </w:p>
-    <w:p>
-      <w:pPr>
-        <w:pStyle w:val="Heading5"/>
-      </w:pPr>
-      <w:r>
-        <w:t>SDK_LIB</w:t>
+        <w:t>SDK_API</w:t>
       </w:r>
     </w:p>
     <w:p>
@@ -12286,151 +12462,6 @@
         <w:ind w:left="720"/>
       </w:pPr>
       <w:r>
-        <w:t>This is the directory in which all lib files are copied to. By default it is defined as ‘$SDK_ROOT/lib/$CONFIG’</w:t>
-      </w:r>
-    </w:p>
-    <w:p>
-      <w:pPr>
-        <w:pStyle w:val="Heading5"/>
-      </w:pPr>
-      <w:r>
-        <w:t>SDK_BIN</w:t>
-      </w:r>
-    </w:p>
-    <w:p>
-      <w:pPr>
-        <w:ind w:left="720"/>
-      </w:pPr>
-      <w:r>
-        <w:t>This is the directory in which all programs or binary files are copied to. By default it is defined as ‘$SDK_ROOT/bin/$CONFIG’</w:t>
-      </w:r>
-    </w:p>
-    <w:p>
-      <w:pPr>
-        <w:pStyle w:val="Heading5"/>
-      </w:pPr>
-      <w:r>
-        <w:t>SDK_INCLUDE</w:t>
-      </w:r>
-    </w:p>
-    <w:p>
-      <w:pPr>
-        <w:ind w:left="720"/>
-      </w:pPr>
-      <w:r>
-        <w:t>This is the directory in which all header files are copied to. By default it is defined as ‘$SDK_ROOT/include/’</w:t>
-      </w:r>
-    </w:p>
-    <w:p>
-      <w:pPr>
-        <w:pStyle w:val="Heading5"/>
-      </w:pPr>
-      <w:r>
-        <w:t>SDK_CONFIG</w:t>
-      </w:r>
-    </w:p>
-    <w:p>
-      <w:pPr>
-        <w:ind w:left="720"/>
-      </w:pPr>
-      <w:r>
-        <w:t>This is the directory in which all configuration files are copied to. By default it is defined as ‘$SDK_ROOT/config’</w:t>
-      </w:r>
-    </w:p>
-    <w:p>
-      <w:pPr>
-        <w:pStyle w:val="Heading5"/>
-      </w:pPr>
-      <w:r>
-        <w:t>SDK_DOC</w:t>
-      </w:r>
-    </w:p>
-    <w:p>
-      <w:pPr>
-        <w:ind w:left="720"/>
-      </w:pPr>
-      <w:r>
-        <w:t>This is the directory in which all documentation files are copied to. By default it is defined as ‘$SDK_ROOT/doc’</w:t>
-      </w:r>
-    </w:p>
-    <w:p>
-      <w:pPr>
-        <w:pStyle w:val="Heading5"/>
-      </w:pPr>
-      <w:r>
-        <w:t>SDK_HELP</w:t>
-      </w:r>
-    </w:p>
-    <w:p>
-      <w:pPr>
-        <w:ind w:left="720"/>
-      </w:pPr>
-      <w:r>
-        <w:t>This is the directory in which all help files are copied to. By default it is defined as ‘$SDK_ROOT/help’</w:t>
-      </w:r>
-    </w:p>
-    <w:p>
-      <w:pPr>
-        <w:pStyle w:val="Heading5"/>
-      </w:pPr>
-      <w:r>
-        <w:t>SDK_DATA</w:t>
-      </w:r>
-    </w:p>
-    <w:p>
-      <w:pPr>
-        <w:ind w:left="720"/>
-      </w:pPr>
-      <w:r>
-        <w:t>This is the directory in which random data files are copied to. By default it is defined as ‘$SDK_ROOT/data’</w:t>
-      </w:r>
-    </w:p>
-    <w:p>
-      <w:pPr>
-        <w:pStyle w:val="Heading5"/>
-      </w:pPr>
-      <w:r>
-        <w:t>SDK_MESSAGE</w:t>
-      </w:r>
-    </w:p>
-    <w:p>
-      <w:pPr>
-        <w:ind w:left="720"/>
-      </w:pPr>
-      <w:r>
-        <w:t>This is the directory in which all message catalog files are copied to. By default it is defined as ‘$SDK_ROOT/message’</w:t>
-      </w:r>
-    </w:p>
-    <w:p>
-      <w:pPr>
-        <w:pStyle w:val="Heading5"/>
-      </w:pPr>
-      <w:r>
-        <w:t>SDK_RESOURCE</w:t>
-      </w:r>
-    </w:p>
-    <w:p>
-      <w:pPr>
-        <w:ind w:left="720"/>
-      </w:pPr>
-      <w:r>
-        <w:t>This is the directory in which all resource files are copied to. By default it is defined as ‘$SDK_ROOT/resource’</w:t>
-      </w:r>
-    </w:p>
-    <w:p>
-      <w:pPr>
-        <w:pStyle w:val="Heading5"/>
-      </w:pPr>
-      <w:r>
-        <w:t>SDK_API</w:t>
-      </w:r>
-    </w:p>
-    <w:p>
-      <w:pPr>
-        <w:ind w:left="720"/>
-      </w:pPr>
-      <w:r>
-        <w:lastRenderedPageBreak/>
         <w:t>This is the directory in which all API files are copied to. By default it is defined as ‘$SDK_ROOT/API’</w:t>
       </w:r>
     </w:p>
@@ -13113,7 +13144,6 @@
         </w:numPr>
       </w:pPr>
       <w:r>
-        <w:lastRenderedPageBreak/>
         <w:t>target – the name of the test</w:t>
       </w:r>
     </w:p>
@@ -13125,6 +13155,7 @@
         </w:numPr>
       </w:pPr>
       <w:r>
+        <w:lastRenderedPageBreak/>
         <w:t>source – a list of files or pattern objects to be used to create the test program</w:t>
       </w:r>
     </w:p>
@@ -13307,6 +13338,33 @@
         <w:pStyle w:val="CodeBlock"/>
       </w:pPr>
       <w:r>
+        <w:t>p=</w:t>
+      </w:r>
+      <w:r>
+        <w:t xml:space="preserve"> </w:t>
+      </w:r>
+      <w:r>
+        <w:t>Pattern(src_dir  ='../utest',includes = ['*.cpp','*.c'])</w:t>
+      </w:r>
+    </w:p>
+    <w:p>
+      <w:pPr>
+        <w:pStyle w:val="CodeBlock"/>
+      </w:pPr>
+      <w:r>
+        <w:t>env2.UnitTest('test',[p,’main.cxx’],src_dir='../utest')</w:t>
+      </w:r>
+    </w:p>
+    <w:p>
+      <w:r>
+        <w:t>adds some data file that would be used to help the tests run. The data_ptn would the XML and txt files over, with the tree structure intact from the directory “../utest/inputs”. The file ibuild_ref.cfg would be expected to exist in ../utest.</w:t>
+      </w:r>
+    </w:p>
+    <w:p>
+      <w:pPr>
+        <w:pStyle w:val="CodeBlock"/>
+      </w:pPr>
+      <w:r>
         <w:lastRenderedPageBreak/>
         <w:t>p=</w:t>
       </w:r>
@@ -13322,109 +13380,82 @@
         <w:pStyle w:val="CodeBlock"/>
       </w:pPr>
       <w:r>
-        <w:t>env2.UnitTest('test',[p,’main.cxx’],src_dir='../utest')</w:t>
-      </w:r>
-    </w:p>
-    <w:p>
-      <w:r>
-        <w:t>adds some data file that would be used to help the tests run. The data_ptn would the XML and txt files over, with the tree structure intact from the directory “../utest/inputs”. The file ibuild_ref.cfg would be expected to exist in ../utest.</w:t>
-      </w:r>
-    </w:p>
-    <w:p>
-      <w:pPr>
-        <w:pStyle w:val="CodeBlock"/>
-      </w:pPr>
-      <w:r>
-        <w:t>p=</w:t>
+        <w:t>data_</w:t>
+      </w:r>
+      <w:r>
+        <w:t>ptn</w:t>
+      </w:r>
+      <w:r>
+        <w:t xml:space="preserve">=[Pattern(src_dir='../utest/inputs', </w:t>
+      </w:r>
+    </w:p>
+    <w:p>
+      <w:pPr>
+        <w:pStyle w:val="CodeBlock"/>
+      </w:pPr>
+      <w:r>
+        <w:t xml:space="preserve">          </w:t>
+      </w:r>
+      <w:r>
+        <w:t>includes = ['*.xml',</w:t>
+      </w:r>
+      <w:r>
+        <w:t xml:space="preserve"> '*.txt'</w:t>
+      </w:r>
+      <w:r>
+        <w:t>])</w:t>
+      </w:r>
+      <w:r>
+        <w:t xml:space="preserve"> env2.UnitTest('test',[p,’main.cxx’],src_dir='../utest',</w:t>
+      </w:r>
+      <w:r>
+        <w:t xml:space="preserve"> data_src=[</w:t>
+      </w:r>
+      <w:r>
+        <w:t>data_ptn,</w:t>
+      </w:r>
+      <w:r>
+        <w:t>'ibuild_ref.cfg']</w:t>
+      </w:r>
+      <w:r>
+        <w:t>)</w:t>
+      </w:r>
+    </w:p>
+    <w:p>
+      <w:r>
+        <w:t>Add command line arguments to the test</w:t>
+      </w:r>
+    </w:p>
+    <w:p>
+      <w:pPr>
+        <w:pStyle w:val="CodeBlock"/>
+      </w:pPr>
+      <w:r>
+        <w:t>env.UnitTest("test",["test.cpp"],</w:t>
+      </w:r>
+      <w:r>
+        <w:t xml:space="preserve"> command_args</w:t>
+      </w:r>
+      <w:r>
+        <w:t>=[‘-verbose’])</w:t>
+      </w:r>
+    </w:p>
+    <w:p>
+      <w:r>
+        <w:t>Similar to the above sample, but add this value to the shell environment.</w:t>
+      </w:r>
+    </w:p>
+    <w:p>
+      <w:pPr>
+        <w:pStyle w:val="CodeBlock"/>
+      </w:pPr>
+      <w:r>
+        <w:t>env.UnitTest("test",["test.cpp"],</w:t>
       </w:r>
       <w:r>
         <w:t xml:space="preserve"> </w:t>
       </w:r>
       <w:r>
-        <w:t>Pattern(src_dir  ='../utest',includes = ['*.cpp','*.c'])</w:t>
-      </w:r>
-    </w:p>
-    <w:p>
-      <w:pPr>
-        <w:pStyle w:val="CodeBlock"/>
-      </w:pPr>
-      <w:r>
-        <w:t>data_</w:t>
-      </w:r>
-      <w:r>
-        <w:t>ptn</w:t>
-      </w:r>
-      <w:r>
-        <w:t xml:space="preserve">=[Pattern(src_dir='../utest/inputs', </w:t>
-      </w:r>
-    </w:p>
-    <w:p>
-      <w:pPr>
-        <w:pStyle w:val="CodeBlock"/>
-      </w:pPr>
-      <w:r>
-        <w:t xml:space="preserve">          </w:t>
-      </w:r>
-      <w:r>
-        <w:t>includes = ['*.xml',</w:t>
-      </w:r>
-      <w:r>
-        <w:t xml:space="preserve"> '*.txt'</w:t>
-      </w:r>
-      <w:r>
-        <w:t>])</w:t>
-      </w:r>
-      <w:r>
-        <w:t xml:space="preserve"> env2.UnitTest('test',[p,’main.cxx’],src_dir='../utest',</w:t>
-      </w:r>
-      <w:r>
-        <w:t xml:space="preserve"> data_src=[</w:t>
-      </w:r>
-      <w:r>
-        <w:t>data_ptn,</w:t>
-      </w:r>
-      <w:r>
-        <w:t>'ibuild_ref.cfg']</w:t>
-      </w:r>
-      <w:r>
-        <w:t>)</w:t>
-      </w:r>
-    </w:p>
-    <w:p>
-      <w:r>
-        <w:t>Add command line arguments to the test</w:t>
-      </w:r>
-    </w:p>
-    <w:p>
-      <w:pPr>
-        <w:pStyle w:val="CodeBlock"/>
-      </w:pPr>
-      <w:r>
-        <w:t>env.UnitTest("test",["test.cpp"],</w:t>
-      </w:r>
-      <w:r>
-        <w:t xml:space="preserve"> command_args</w:t>
-      </w:r>
-      <w:r>
-        <w:t>=[‘-verbose’])</w:t>
-      </w:r>
-    </w:p>
-    <w:p>
-      <w:r>
-        <w:t>Similar to the above sample, but add this value to the shell environment.</w:t>
-      </w:r>
-    </w:p>
-    <w:p>
-      <w:pPr>
-        <w:pStyle w:val="CodeBlock"/>
-      </w:pPr>
-      <w:r>
-        <w:t>env.UnitTest("test",["test.cpp"],</w:t>
-      </w:r>
-      <w:r>
-        <w:t xml:space="preserve"> </w:t>
-      </w:r>
-      <w:r>
         <w:t>UNIT_TEST_ENV</w:t>
       </w:r>
       <w:r>
@@ -13546,8 +13577,33 @@
         <w:pStyle w:val="Heading5"/>
       </w:pPr>
       <w:r>
+        <w:t>UNIT_TEST_DIR</w:t>
+      </w:r>
+    </w:p>
+    <w:p>
+      <w:pPr>
+        <w:ind w:left="720"/>
+      </w:pPr>
+      <w:r>
+        <w:t>This is the directory use as the sandbox for a given test. Default value is '$UNIT_TEST_ROOT/</w:t>
+      </w:r>
+      <w:r>
+        <w:t>${CONFIG}_${PLATFORM}_${ARCHITECTURE}/${</w:t>
+      </w:r>
+      <w:r>
         <w:lastRenderedPageBreak/>
-        <w:t>UNIT_TEST_DIR</w:t>
+        <w:t>PART_PARENT_NAME}_${PART_VERSION}/$UNIT_TEST_TARGET_NAME/</w:t>
+      </w:r>
+      <w:r>
+        <w:t>'</w:t>
+      </w:r>
+    </w:p>
+    <w:p>
+      <w:pPr>
+        <w:pStyle w:val="Heading5"/>
+      </w:pPr>
+      <w:r>
+        <w:t>UNIT_TEST_ENV</w:t>
       </w:r>
     </w:p>
     <w:p>
@@ -13555,13 +13611,7 @@
         <w:ind w:left="720"/>
       </w:pPr>
       <w:r>
-        <w:t>This is the directory use as the sandbox for a given test. Default value is '$UNIT_TEST_ROOT/</w:t>
-      </w:r>
-      <w:r>
-        <w:t>${CONFIG}_${PLATFORM}_${ARCHITECTURE}/${PART_PARENT_NAME}_${PART_VERSION}/$UNIT_TEST_TARGET_NAME/</w:t>
-      </w:r>
-      <w:r>
-        <w:t>'</w:t>
+        <w:t>This is the variable which defines extra value to be added to the shell environment when the test runs. Very useful for reproducible environment setup on different systems, instead of forcing the user with manual setup to have the test run correctly. By default it defines a value UNIT_TEST_DIR in the shell environment that points to the Absolute path of the unit test sand box for the given test. This is currently defined as {'UNIT_TEST_DIR':'${ABSPATH("UNIT_TEST_DIR")}'}</w:t>
       </w:r>
     </w:p>
     <w:p>
@@ -13569,7 +13619,7 @@
         <w:pStyle w:val="Heading5"/>
       </w:pPr>
       <w:r>
-        <w:t>UNIT_TEST_ENV</w:t>
+        <w:t>UNIT_TEST_TARGET</w:t>
       </w:r>
     </w:p>
     <w:p>
@@ -13577,7 +13627,7 @@
         <w:ind w:left="720"/>
       </w:pPr>
       <w:r>
-        <w:t>This is the variable which defines extra value to be added to the shell environment when the test runs. Very useful for reproducible environment setup on different systems, instead of forcing the user with manual setup to have the test run correctly. By default it defines a value UNIT_TEST_DIR in the shell environment that points to the Absolute path of the unit test sand box for the given test. This is currently defined as {'UNIT_TEST_DIR':'${ABSPATH("UNIT_TEST_DIR")}'}</w:t>
+        <w:t>This is the value passed to the target argument of the UnitTest method.</w:t>
       </w:r>
     </w:p>
     <w:p>
@@ -13585,7 +13635,7 @@
         <w:pStyle w:val="Heading5"/>
       </w:pPr>
       <w:r>
-        <w:t>UNIT_TEST_TARGET</w:t>
+        <w:t>UNIT_TEST_TARGET_NAME</w:t>
       </w:r>
     </w:p>
     <w:p>
@@ -13593,7 +13643,7 @@
         <w:ind w:left="720"/>
       </w:pPr>
       <w:r>
-        <w:t>This is the value passed to the target argument of the UnitTest method.</w:t>
+        <w:t>This is the name of the final unit test executable. The name by default it defined to try to avoid overlapping of tests in different Parts with similar names, to avoid the “two environments define the same output” error. The default value is '${PART_PARENT_NAME}@${UNIT_TEST_TARGET}_${PART_VERSION}'</w:t>
       </w:r>
     </w:p>
     <w:p>
@@ -13601,7 +13651,7 @@
         <w:pStyle w:val="Heading5"/>
       </w:pPr>
       <w:r>
-        <w:t>UNIT_TEST_TARGET_NAME</w:t>
+        <w:t>UNIT_TEST_RUN_SCRIPT_COMMAND</w:t>
       </w:r>
     </w:p>
     <w:p>
@@ -13609,7 +13659,7 @@
         <w:ind w:left="720"/>
       </w:pPr>
       <w:r>
-        <w:t>This is the name of the final unit test executable. The name by default it defined to try to avoid overlapping of tests in different Parts with similar names, to avoid the “two environments define the same output” error. The default value is '${PART_PARENT_NAME}@${UNIT_TEST_TARGET}_${PART_VERSION}'</w:t>
+        <w:t>The run command by default runs a generated script that will run the unit test. This variable allows the user to override the value of the command that is bound to the action mapped to the RUN_UTEST_CONCEPT alias. This current default command is defined as 'cd ${ABSPATH("UNIT_TEST_DIR")} &amp;&amp; python ${UNIT_TEST_TARGET_NAME}')</w:t>
       </w:r>
     </w:p>
     <w:p>
@@ -13617,7 +13667,7 @@
         <w:pStyle w:val="Heading5"/>
       </w:pPr>
       <w:r>
-        <w:t>UNIT_TEST_RUN_SCRIPT_COMMAND</w:t>
+        <w:t>UNIT_TEST_RUN_COMMAND</w:t>
       </w:r>
     </w:p>
     <w:p>
@@ -13625,22 +13675,6 @@
         <w:ind w:left="720"/>
       </w:pPr>
       <w:r>
-        <w:t>The run command by default runs a generated script that will run the unit test. This variable allows the user to override the value of the command that is bound to the action mapped to the RUN_UTEST_CONCEPT alias. This current default command is defined as 'cd ${ABSPATH("UNIT_TEST_DIR")} &amp;&amp; python ${UNIT_TEST_TARGET_NAME}')</w:t>
-      </w:r>
-    </w:p>
-    <w:p>
-      <w:pPr>
-        <w:pStyle w:val="Heading5"/>
-      </w:pPr>
-      <w:r>
-        <w:t>UNIT_TEST_RUN_COMMAND</w:t>
-      </w:r>
-    </w:p>
-    <w:p>
-      <w:pPr>
-        <w:ind w:left="720"/>
-      </w:pPr>
-      <w:r>
         <w:t>This is the command, the generated script will run when it is called. Overriding this value allows the user to control what action the script will run. This is useful in cases of adapting existing unit testing system scripts, or to define custom behavior of the unit test system. The current command is defined as 'cd ${ABSPATH("UNIT_TEST_DIR")} &amp;&amp; ${RELPATH("INSTALL_BIN","UNIT_TEST_DIR")}${UNIT_TEST_TARGET_NAME}')</w:t>
       </w:r>
     </w:p>
@@ -13656,16 +13690,22 @@
         <w:pStyle w:val="Heading4"/>
       </w:pPr>
       <w:r>
+        <w:t>Target Alias structure</w:t>
+      </w:r>
+    </w:p>
+    <w:p>
+      <w:r>
+        <w:rPr>
+          <w:lang w:eastAsia="en-US"/>
+        </w:rPr>
+        <w:t xml:space="preserve">Unit tests define an organized structure of Alias to control the set of test you want to build and/or run. The control allows building/running all tests in a Part, or a given version of a Part, or an exact test. The general form defined by default is test_concept::[part][_version] or test_concept::[exact_test][_version]. The name of a </w:t>
+      </w:r>
+      <w:r>
+        <w:rPr>
+          <w:lang w:eastAsia="en-US"/>
+        </w:rPr>
         <w:lastRenderedPageBreak/>
-        <w:t>Target Alias structure</w:t>
-      </w:r>
-    </w:p>
-    <w:p>
-      <w:r>
-        <w:rPr>
-          <w:lang w:eastAsia="en-US"/>
-        </w:rPr>
-        <w:t>Unit tests define an organized structure of Alias to control the set of test you want to build and/or run. The control allows building/running all tests in a Part, or a given version of a Part, or an exact test. The general form defined by default is test_concept::[part][_version] or test_concept::[exact_test][_version]. The name of a given test is mapped to a name of $</w:t>
+        <w:t>given test is mapped to a name of $</w:t>
       </w:r>
       <w:r>
         <w:t xml:space="preserve">PART_NAME@${UNIT_TEST_TARGET}_${PART_VERSION}. </w:t>
@@ -13988,7 +14028,6 @@
         </w:numPr>
       </w:pPr>
       <w:r>
-        <w:lastRenderedPageBreak/>
         <w:t>All unit tests defined in any Part or Sub-Part for any version of the Part named wizard.merlin.</w:t>
       </w:r>
     </w:p>
@@ -14011,6 +14050,7 @@
         </w:numPr>
       </w:pPr>
       <w:r>
+        <w:lastRenderedPageBreak/>
         <w:t>All unit tests defined in any Part or Sub=Part for version 1.2.* of Part wizard.merlin.</w:t>
       </w:r>
     </w:p>
@@ -14377,14 +14417,17 @@
       </w:pPr>
       <w:bookmarkStart w:id="53" w:name="_Toc247618752"/>
       <w:r>
+        <w:t>Python script runner</w:t>
+      </w:r>
+      <w:bookmarkEnd w:id="53"/>
+    </w:p>
+    <w:p>
+      <w:r>
+        <w:t xml:space="preserve">This function warps a builder object that allows the execution of a external python script. This allows the user to address two issues when using Command/Execute or direct </w:t>
+      </w:r>
+      <w:r>
         <w:lastRenderedPageBreak/>
-        <w:t>Python script runner</w:t>
-      </w:r>
-      <w:bookmarkEnd w:id="53"/>
-    </w:p>
-    <w:p>
-      <w:r>
-        <w:t xml:space="preserve">This function warps a builder object that allows the execution of a external python script. This allows the user to address two issues when using Command/Execute or direct importing of the script. In the case when the script has the same name in many different Parts, but the content of the script is different, this function allows these scripts to be sandboxed from each other in the python loader. Without this random behavior can happen as Python will think that it has already imported a certain script.If a custom builder object was made to execute a function in the script random behavior can happen as the load order and use of import reloading can effect what the final builder will do when it is called. This can be very difficult to debug and correct in case of parallel builds.The other case this helps solve is providing an easy way to make sure your script is called only when it has to be during the build and providing a standard way to get data about what the script will do. Without this it can be difficult to tell SCons what the script should provide during the read phase, so SCons can call it correctly during the build phase. </w:t>
+        <w:t xml:space="preserve">importing of the script. In the case when the script has the same name in many different Parts, but the content of the script is different, this function allows these scripts to be sandboxed from each other in the python loader. Without this random behavior can happen as Python will think that it has already imported a certain script.If a custom builder object was made to execute a function in the script random behavior can happen as the load order and use of import reloading can effect what the final builder will do when it is called. This can be very difficult to debug and correct in case of parallel builds.The other case this helps solve is providing an easy way to make sure your script is called only when it has to be during the build and providing a standard way to get data about what the script will do. Without this it can be difficult to tell SCons what the script should provide during the read phase, so SCons can call it correctly during the build phase. </w:t>
       </w:r>
     </w:p>
     <w:p>
@@ -14513,46 +14556,46 @@
         <w:pStyle w:val="CodeBlock"/>
       </w:pPr>
       <w:r>
+        <w:t>def emit(**kw):</w:t>
+      </w:r>
+    </w:p>
+    <w:p>
+      <w:pPr>
+        <w:pStyle w:val="CodeBlock"/>
+      </w:pPr>
+      <w:r>
+        <w:t xml:space="preserve">    return make_list() # create list of files that will be made</w:t>
+      </w:r>
+    </w:p>
+    <w:p>
+      <w:pPr>
+        <w:pStyle w:val="CodeBlock"/>
+      </w:pPr>
+    </w:p>
+    <w:p>
+      <w:pPr>
+        <w:pStyle w:val="CodeBlock"/>
+      </w:pPr>
+      <w:r>
+        <w:t>def build(**kw):</w:t>
+      </w:r>
+    </w:p>
+    <w:p>
+      <w:pPr>
+        <w:pStyle w:val="CodeBlock"/>
+      </w:pPr>
+      <w:r>
+        <w:t xml:space="preserve">    return gen_headers() # actually make them.</w:t>
+      </w:r>
+    </w:p>
+    <w:p/>
+    <w:p>
+      <w:pPr>
+        <w:pStyle w:val="Heading3"/>
+      </w:pPr>
+      <w:bookmarkStart w:id="54" w:name="_Toc247618753"/>
+      <w:r>
         <w:lastRenderedPageBreak/>
-        <w:t>def emit(**kw):</w:t>
-      </w:r>
-    </w:p>
-    <w:p>
-      <w:pPr>
-        <w:pStyle w:val="CodeBlock"/>
-      </w:pPr>
-      <w:r>
-        <w:t xml:space="preserve">    return make_list() # create list of files that will be made</w:t>
-      </w:r>
-    </w:p>
-    <w:p>
-      <w:pPr>
-        <w:pStyle w:val="CodeBlock"/>
-      </w:pPr>
-    </w:p>
-    <w:p>
-      <w:pPr>
-        <w:pStyle w:val="CodeBlock"/>
-      </w:pPr>
-      <w:r>
-        <w:t>def build(**kw):</w:t>
-      </w:r>
-    </w:p>
-    <w:p>
-      <w:pPr>
-        <w:pStyle w:val="CodeBlock"/>
-      </w:pPr>
-      <w:r>
-        <w:t xml:space="preserve">    return gen_headers() # actually make them.</w:t>
-      </w:r>
-    </w:p>
-    <w:p/>
-    <w:p>
-      <w:pPr>
-        <w:pStyle w:val="Heading3"/>
-      </w:pPr>
-      <w:bookmarkStart w:id="54" w:name="_Toc247618753"/>
-      <w:r>
         <w:t>Documentation building</w:t>
       </w:r>
       <w:bookmarkEnd w:id="54"/>
@@ -14636,21 +14679,21 @@
       </w:pPr>
       <w:bookmarkStart w:id="58" w:name="_Toc247618757"/>
       <w:r>
+        <w:t>Configuration File</w:t>
+      </w:r>
+      <w:bookmarkEnd w:id="58"/>
+      <w:r>
+        <w:t xml:space="preserve"> </w:t>
+      </w:r>
+    </w:p>
+    <w:p>
+      <w:r>
+        <w:t xml:space="preserve">The configuration file tries to allow similar syntax to the command line.  It is however a python file in implementation. This mean that many values will need to have added quotes. Normally these quotes can be added on the command line as well, and may be needed to handle values with spaces or other values that may have special meaning to the command shell you may be using. Parts will look for the file defined by the option -cfg_file=&lt;file&gt;. If this option is not used Parts will then look in the current directory for a file called "parts.cfg". If the configuration file is found the file will be loaded and any variables will be added to the system. </w:t>
+      </w:r>
+    </w:p>
+    <w:p>
+      <w:r>
         <w:lastRenderedPageBreak/>
-        <w:t>Configuration File</w:t>
-      </w:r>
-      <w:bookmarkEnd w:id="58"/>
-      <w:r>
-        <w:t xml:space="preserve"> </w:t>
-      </w:r>
-    </w:p>
-    <w:p>
-      <w:r>
-        <w:t xml:space="preserve">The configuration file tries to allow similar syntax to the command line.  It is however a python file in implementation. This mean that many values will need to have added quotes. Normally these quotes can be added on the command line as well, and may be needed to handle values with spaces or other values that may have special meaning to the command shell you may be using. Parts will look for the file defined by the option -cfg_file=&lt;file&gt;. If this option is not used Parts will then look in the current directory for a file called "parts.cfg". If the configuration file is found the file will be loaded and any variables will be added to the system. </w:t>
-      </w:r>
-    </w:p>
-    <w:p>
-      <w:r>
         <w:t>A simple example might look like this:</w:t>
       </w:r>
     </w:p>
@@ -14773,7 +14816,6 @@
         <w:pStyle w:val="Consoleout"/>
       </w:pPr>
       <w:r>
-        <w:lastRenderedPageBreak/>
         <w:t>4) scons name::proxy_1.0</w:t>
       </w:r>
     </w:p>
@@ -14831,6 +14873,7 @@
         </w:numPr>
       </w:pPr>
       <w:r>
+        <w:lastRenderedPageBreak/>
         <w:t>this is the same as saying "scons all"</w:t>
       </w:r>
     </w:p>
@@ -14941,563 +14984,412 @@
     </w:p>
     <w:p>
       <w:r>
+        <w:t>When building a target, any dependent targets will be build first. For example, given a target such as foo, building sdk::foo will mean that build::foo will have to be complete for sdk::foo to be complete. The general order is that name:: depends on alias:: which depends on sdk:: which then depends on build::. Each will build what it depends on as well, the exception is name:: which will build all subparts if any are defined for, and dependent parts as well.</w:t>
+      </w:r>
+    </w:p>
+    <w:p>
+      <w:pPr>
+        <w:pStyle w:val="Heading2"/>
+      </w:pPr>
+      <w:bookmarkStart w:id="60" w:name="_Toc247618760"/>
+      <w:bookmarkStart w:id="61" w:name="_GoBack"/>
+      <w:bookmarkEnd w:id="61"/>
+      <w:r>
+        <w:t>Logging</w:t>
+      </w:r>
+      <w:bookmarkEnd w:id="60"/>
+    </w:p>
+    <w:p>
+      <w:r>
+        <w:t xml:space="preserve">Part has a basic implementation of a built-in logging feature. The value of this over console redirection is that output is not mangled for –j based builds. The other advantage is the ability to separate the output that is related to a given part into an independent log </w:t>
+      </w:r>
+      <w:r>
         <w:lastRenderedPageBreak/>
-        <w:t>When building a target, any dependent targets will be build first. For example, given a target such as foo, building sdk::foo will mean that build::foo will have to be complete for sdk::foo to be complete. The general order is that name:: depends on alias:: which depends on sdk:: which then depends on build::. Each will build what it depends on as well, the exception is name:: which will build all subparts if any are defined for, and dependent parts as well.</w:t>
+        <w:t>file. Currently the implementation is still being worked on, and only provides a text file format for all output in one file and outputting data per part in a separate file. The current options at the time of writing this document are:</w:t>
+      </w:r>
+    </w:p>
+    <w:p>
+      <w:pPr>
+        <w:pStyle w:val="Heading5"/>
+      </w:pPr>
+      <w:r>
+        <w:t>PART_LOGGER</w:t>
+      </w:r>
+      <w:r>
+        <w:t xml:space="preserve"> </w:t>
+      </w:r>
+    </w:p>
+    <w:p>
+      <w:r>
+        <w:t xml:space="preserve">This option will make a log file for each part that was built. To use, set the value to </w:t>
+      </w:r>
+      <w:r>
+        <w:t>PART_TEXT_LOGGER</w:t>
+      </w:r>
+      <w:r>
+        <w:t xml:space="preserve">, if not set, nothing will be logged on the disk. The default file name is defined via </w:t>
+      </w:r>
+      <w:r>
+        <w:t>LOG_PART_FILE_NAME</w:t>
+      </w:r>
+      <w:r>
+        <w:t xml:space="preserve"> which is set by default to ‘</w:t>
+      </w:r>
+      <w:r>
+        <w:t>${PART_NAME}_${PART_VERSION}.log</w:t>
+      </w:r>
+      <w:r>
+        <w:t xml:space="preserve">’. The directory it will be output to is defined by the </w:t>
+      </w:r>
+      <w:r>
+        <w:t>LOG_PART_DIR</w:t>
+      </w:r>
+      <w:r>
+        <w:t xml:space="preserve"> variable, which defaults to ‘</w:t>
+      </w:r>
+      <w:r>
+        <w:t>${LOG_DIR}</w:t>
+      </w:r>
+      <w:r>
+        <w:t xml:space="preserve">’. </w:t>
+      </w:r>
+    </w:p>
+    <w:p>
+      <w:pPr>
+        <w:pStyle w:val="Heading5"/>
+      </w:pPr>
+      <w:r>
+        <w:t>LOGGER</w:t>
+      </w:r>
+    </w:p>
+    <w:p>
+      <w:r>
+        <w:t xml:space="preserve">This option will make a log file of all output of the build. . To use, set the value of </w:t>
+      </w:r>
+      <w:r>
+        <w:t>TEXT_LOGGER</w:t>
+      </w:r>
+      <w:r>
+        <w:t xml:space="preserve">, if not set, nothing will be logged on the disk. The default file name is defined via </w:t>
+      </w:r>
+      <w:r>
+        <w:t>LOG_FILE_NAME</w:t>
+      </w:r>
+      <w:r>
+        <w:t xml:space="preserve"> which is set by default to </w:t>
+      </w:r>
+      <w:r>
+        <w:t>'all.log'</w:t>
+      </w:r>
+      <w:r>
+        <w:t>. The directory it will be output to is defined by the LOG</w:t>
+      </w:r>
+      <w:r>
+        <w:t>_DIR</w:t>
+      </w:r>
+      <w:r>
+        <w:t xml:space="preserve"> variable, which defaults to ‘${LOG_ROOT_DIR}’. LOG_ROOT_DIR is the root directory where the log files will be placed, which defaults to ‘#logs’.</w:t>
       </w:r>
     </w:p>
     <w:p>
       <w:pPr>
         <w:pStyle w:val="Heading2"/>
       </w:pPr>
-      <w:bookmarkStart w:id="60" w:name="_Toc247618759"/>
-      <w:r>
-        <w:t>Speeding up the build with SDKs</w:t>
-      </w:r>
-      <w:bookmarkEnd w:id="60"/>
-    </w:p>
-    <w:p>
-      <w:r>
-        <w:t>In large projects, it can take some time to start building as SCons has to read and figure out what needs to be done. For a full build from scratch SCons can get started rather fast. In the case of incremental builds, Scons may take many minutes, depending on the hardware, to figure out it only has to build one file, and then many more minutes to figure out there is nothing left to do. Depending on the size of the product it can take 60 seconds just to read the SConstruct alone, before SCons starts to figure out what it has to build. To offset this, Parts uses the SDKs and an independent database file to help reduce the data SCons has to process, greatly reducing build times.</w:t>
-      </w:r>
-    </w:p>
-    <w:p>
-      <w:r>
-        <w:t>To use SDKs, the variable use_sdk=True must be set on the command line or configuration file. This will build the selected target dependents from SDKs if they exist. If the SDKs for the dependent parts have not been built yet, they will be built from source. For example lets say we have a build that builds part_a, part_b, part_c, and part_help. The dependence of the parts looks like this:</w:t>
+      <w:bookmarkStart w:id="62" w:name="_Toc247618761"/>
+      <w:r>
+        <w:t>Basic Options</w:t>
+      </w:r>
+      <w:bookmarkEnd w:id="62"/>
+    </w:p>
+    <w:p>
+      <w:r>
+        <w:t>These options are commonly used on the command line to control a given run.</w:t>
+      </w:r>
+    </w:p>
+    <w:p>
+      <w:pPr>
+        <w:pStyle w:val="Heading5"/>
+      </w:pPr>
+      <w:r>
+        <w:t>--</w:t>
+      </w:r>
+      <w:proofErr w:type="gramStart"/>
+      <w:r>
+        <w:t>toolchain</w:t>
+      </w:r>
+      <w:proofErr w:type="gramEnd"/>
+      <w:r>
+        <w:t xml:space="preserve"> --tc</w:t>
+      </w:r>
+      <w:r>
+        <w:t xml:space="preserve">=val[,valN]            </w:t>
+      </w:r>
+      <w:r>
+        <w:tab/>
+      </w:r>
+    </w:p>
+    <w:p>
+      <w:proofErr w:type="gramStart"/>
+      <w:r>
+        <w:t>The preferred tool chain to use when building.</w:t>
+      </w:r>
+      <w:proofErr w:type="gramEnd"/>
+    </w:p>
+    <w:p>
+      <w:pPr>
+        <w:pStyle w:val="Heading5"/>
+      </w:pPr>
+      <w:r>
+        <w:t>--build-</w:t>
+      </w:r>
+      <w:proofErr w:type="gramStart"/>
+      <w:r>
+        <w:t>config</w:t>
+      </w:r>
+      <w:r>
+        <w:t xml:space="preserve">  --</w:t>
+      </w:r>
+      <w:proofErr w:type="gramEnd"/>
+      <w:r>
+        <w:t>bcfg</w:t>
+      </w:r>
+      <w:r>
+        <w:t xml:space="preserve">=release|[debug]          </w:t>
+      </w:r>
+      <w:r>
+        <w:tab/>
+      </w:r>
+    </w:p>
+    <w:p>
+      <w:r>
+        <w:t>The configurations to build the source code with. By default this is defined as debug. At this time only debug and release are shipped with Parts. However user can define their own configuration types.</w:t>
+      </w:r>
+    </w:p>
+    <w:p>
+      <w:pPr>
+        <w:pStyle w:val="Heading5"/>
+      </w:pPr>
+      <w:r>
+        <w:t>--config_file=file name</w:t>
+      </w:r>
+    </w:p>
+    <w:p>
+      <w:r>
+        <w:t>To load a configuration file containing user settings overriding those in the SConscript file. Default is 'parts.cfg'. All values in the file can be overridden by command line values.</w:t>
+      </w:r>
+    </w:p>
+    <w:p>
+      <w:pPr>
+        <w:pStyle w:val="Heading5"/>
+      </w:pPr>
+      <w:r>
+        <w:t>--target</w:t>
+      </w:r>
+    </w:p>
+    <w:p>
+      <w:r>
+        <w:t>Set the platform to cross build for.</w:t>
+      </w:r>
+    </w:p>
+    <w:p>
+      <w:pPr>
+        <w:pStyle w:val="Heading2"/>
+      </w:pPr>
+      <w:bookmarkStart w:id="63" w:name="_Toc247618762"/>
+      <w:r>
+        <w:t>Other options</w:t>
+      </w:r>
+      <w:bookmarkEnd w:id="63"/>
+    </w:p>
+    <w:p>
+      <w:r>
+        <w:t>There are a number of other options, not yet covered, to control various behaviors in Parts. Below is a brief summary of these options.</w:t>
+      </w:r>
+    </w:p>
+    <w:p>
+      <w:pPr>
+        <w:pStyle w:val="Heading5"/>
+      </w:pPr>
+      <w:r>
+        <w:lastRenderedPageBreak/>
+        <w:t>--show-</w:t>
+      </w:r>
+      <w:r>
+        <w:t>progress</w:t>
+      </w:r>
+      <w:proofErr w:type="gramStart"/>
+      <w:r>
+        <w:t>=[</w:t>
+      </w:r>
+      <w:proofErr w:type="gramEnd"/>
+      <w:r>
+        <w:t>True]|False</w:t>
+      </w:r>
+    </w:p>
+    <w:p>
+      <w:r>
+        <w:t>This controls the use of the SCons Progress function. By default Parts calls SCons progress function to help show that something is happening in large projects. It uses the value in PROGRESS_STR variable.</w:t>
+      </w:r>
+    </w:p>
+    <w:p>
+      <w:pPr>
+        <w:pStyle w:val="Heading5"/>
+      </w:pPr>
+      <w:r>
+        <w:t>--</w:t>
+      </w:r>
+      <w:r>
+        <w:t>mode=</w:t>
+      </w:r>
+      <w:proofErr w:type="gramStart"/>
+      <w:r>
+        <w:t>val[</w:t>
+      </w:r>
+      <w:proofErr w:type="gramEnd"/>
+      <w:r>
+        <w:t>,val2]</w:t>
+      </w:r>
+    </w:p>
+    <w:p>
+      <w:r>
+        <w:t>The mode allows for a common way to add meta values to the build. On the command line values separated by the ‘,’ comma will be split into a list. For example:</w:t>
       </w:r>
     </w:p>
     <w:p>
       <w:pPr>
         <w:pStyle w:val="Consoleout"/>
-        <w:spacing w:after="0"/>
-      </w:pPr>
-      <w:r>
-        <w:t>Part_a</w:t>
-      </w:r>
-    </w:p>
-    <w:p>
-      <w:pPr>
-        <w:pStyle w:val="Consoleout"/>
-        <w:spacing w:after="0"/>
-      </w:pPr>
-      <w:r>
-        <w:t>├───Part_b</w:t>
-      </w:r>
-    </w:p>
-    <w:p>
-      <w:pPr>
-        <w:pStyle w:val="Consoleout"/>
-        <w:spacing w:after="0"/>
-      </w:pPr>
-      <w:r>
-        <w:t>│   └───Part_c</w:t>
-      </w:r>
-    </w:p>
-    <w:p>
-      <w:pPr>
-        <w:pStyle w:val="Consoleout"/>
-        <w:spacing w:after="0"/>
-      </w:pPr>
-      <w:r>
-        <w:t>└───Part_help</w:t>
-      </w:r>
-    </w:p>
-    <w:p>
-      <w:r>
-        <w:t>If we say:</w:t>
-      </w:r>
-    </w:p>
-    <w:p>
-      <w:pPr>
-        <w:pStyle w:val="Consoleout"/>
-      </w:pPr>
-      <w:r>
-        <w:t>scons name::part_b use_sdk=true</w:t>
-      </w:r>
-    </w:p>
-    <w:p>
-      <w:r>
-        <w:t>This will cause part_b to be built from source and part_c from the SDK directory if it has been built.</w:t>
-      </w:r>
-    </w:p>
-    <w:p>
-      <w:pPr>
-        <w:pStyle w:val="Consoleout"/>
-      </w:pPr>
-      <w:r>
-        <w:t>scons name::part_a use_sdk=true</w:t>
-      </w:r>
-    </w:p>
-    <w:p>
-      <w:r>
-        <w:t>This would build part_a from source and part_b, part_c and part_help from sdk if the SDK exists. If the SDK has not been built it will build the SDK, so the next run will be able to use it.</w:t>
-      </w:r>
-    </w:p>
-    <w:p>
-      <w:r>
-        <w:t xml:space="preserve">This feature can be very useful when you need to debug a given part, in which you don’t need to build dependent parts. This speeds up the build as SCons will not have to process the data to do a full build of the dependent parts. However it is common in testing to need a set of parts to be built from sources and the rest from SDKs. For example it is common for a developer who might own a middle level component to have to build the whole product to test if their code is working correctly. This means building the given component from source and all components that depend on it from source, while everything else is built from the SDK. To do this one can use the </w:t>
-      </w:r>
-      <w:r>
-        <w:t>use_source_for</w:t>
-      </w:r>
-      <w:r>
-        <w:t>=&lt;target&gt; option. This option allows the user to say which target to build from source. For example, the above examples could be said like:</w:t>
-      </w:r>
-    </w:p>
-    <w:p>
-      <w:pPr>
-        <w:pStyle w:val="Consoleout"/>
-      </w:pPr>
+      </w:pPr>
+      <w:r>
+        <w:t>Scons all mode=DEV_MODE,ASSERT_MODE</w:t>
+      </w:r>
+    </w:p>
+    <w:p>
+      <w:r>
+        <w:t>This allows general build settings to be set. This value can be set per Part as well. For example on windows you may want to control if a GUI library binds to win32 or GTK. For example to pass some values to the GUI Part:</w:t>
+      </w:r>
+    </w:p>
+    <w:p>
+      <w:pPr>
+        <w:pStyle w:val="CodeBlock"/>
+      </w:pPr>
+      <w:r>
+        <w:t>#have the GUI part build for win32</w:t>
+      </w:r>
+    </w:p>
+    <w:p>
+      <w:pPr>
+        <w:pStyle w:val="CodeBlock"/>
+      </w:pPr>
+      <w:r>
+        <w:t>Part(‘GUI_win32’,’gui.parts’,mode=[‘WIN32_GUI’])</w:t>
+      </w:r>
+    </w:p>
+    <w:p>
+      <w:pPr>
+        <w:pStyle w:val="CodeBlock"/>
+      </w:pPr>
+      <w:r>
+        <w:t>#have the GUI part build for GTK</w:t>
+      </w:r>
+    </w:p>
+    <w:p>
+      <w:pPr>
+        <w:pStyle w:val="CodeBlock"/>
+      </w:pPr>
+      <w:r>
+        <w:t>Part(‘GUI_gtk’,’gui.parts’,mode=[‘WIN32_GUI’])</w:t>
+      </w:r>
+    </w:p>
+    <w:p>
+      <w:r>
+        <w:t>By passing a mode=GTK_GUI or mode=WIN32_GUI the parts can add a CPPDEFINE to the build, or setup a different set of source files to build. For example:</w:t>
+      </w:r>
+    </w:p>
+    <w:p>
+      <w:pPr>
+        <w:pStyle w:val="CodeBlock"/>
+      </w:pPr>
+      <w:r>
+        <w:t>if ‘WIN32_GUI’ in env[‘MODE’]:</w:t>
+      </w:r>
+    </w:p>
+    <w:p>
+      <w:pPr>
+        <w:pStyle w:val="CodeBlock"/>
+      </w:pPr>
+      <w:r>
+        <w:t xml:space="preserve">    src_file+=[‘win32_ui.cpp’]</w:t>
+      </w:r>
+    </w:p>
+    <w:p>
+      <w:pPr>
+        <w:pStyle w:val="CodeBlock"/>
+      </w:pPr>
+      <w:r>
+        <w:t>elif ‘GTK_GUI’ in env[‘MODE’]:</w:t>
+      </w:r>
+    </w:p>
+    <w:p>
+      <w:pPr>
+        <w:pStyle w:val="CodeBlock"/>
+      </w:pPr>
+      <w:r>
+        <w:t xml:space="preserve">    src_file+=[‘GTK_ui.cpp’]</w:t>
+      </w:r>
+    </w:p>
+    <w:p>
+      <w:pPr>
+        <w:pStyle w:val="CodeBlock"/>
+      </w:pPr>
+      <w:r>
+        <w:t>else: …</w:t>
+      </w:r>
+    </w:p>
+    <w:p>
+      <w:r>
+        <w:t xml:space="preserve">The general idea is that mode would be used to set values that are independent of a type of configuration build, such as debug or release. Other examples where mode may be used is to control assertion, tracing, logging, or other general settings. </w:t>
+      </w:r>
+    </w:p>
+    <w:p>
+      <w:pPr>
+        <w:pStyle w:val="Heading2"/>
+      </w:pPr>
+      <w:bookmarkStart w:id="64" w:name="_Toc247618763"/>
+      <w:r>
+        <w:t>Parts-site</w:t>
+      </w:r>
+      <w:bookmarkEnd w:id="64"/>
+    </w:p>
+    <w:p>
+      <w:r>
+        <w:t xml:space="preserve">This is much like Parts version of  Scons-site but with differences. This area is where the users can add their own tool chains, configurations, tools and pieces to be used by Parts. Parts will look for a parts-site directory in the same directory as the SConstruct and then in the users home directory. For XP users, this is under the "C:\Docucment and Setting\&lt;userid&gt;" directory, on </w:t>
+      </w:r>
+      <w:smartTag w:uri="urn:schemas-microsoft-com:office:smarttags" w:element="place">
+        <w:r>
+          <w:t>Vista</w:t>
+        </w:r>
+      </w:smartTag>
+      <w:r>
+        <w:t xml:space="preserve"> it is "C:\User\&lt;userid&gt;" by default. On Posix and Unix systems it is the "~/" directory. Each concept ( tool, toolchain, pieces, etc..) are found under their respective names.</w:t>
+      </w:r>
+    </w:p>
+    <w:p>
+      <w:pPr>
+        <w:pStyle w:val="Heading2"/>
+      </w:pPr>
+      <w:bookmarkStart w:id="65" w:name="_Toc247618764"/>
+      <w:r>
+        <w:t>Defining your own Tool Chain</w:t>
+      </w:r>
+      <w:bookmarkEnd w:id="65"/>
+    </w:p>
+    <w:p>
+      <w:r>
+        <w:t xml:space="preserve">This logic is still evolving. However the current form of it will only be added to. A tool chain is a set of tools and values to setup a given tool that the user wants to use for a given build run. These toolchains can be specified on the command line, config file, or in the SConstruct. The user should be able to make a strict tool chain that only uses an exact set of tools or a flexible one that allows for auto detection of the best set, much like the </w:t>
+      </w:r>
       <w:r>
         <w:lastRenderedPageBreak/>
-        <w:t>scons all use_source_for=name::parts_b</w:t>
-      </w:r>
-    </w:p>
-    <w:p>
-      <w:r>
-        <w:t>This would build all the defined parts, but would build part_a and part_b from source, while part_c and part_help are built from SDK. The use of use_sdk argument with this option is optional.</w:t>
-      </w:r>
-    </w:p>
-    <w:p>
-      <w:pPr>
-        <w:pStyle w:val="Heading2"/>
-      </w:pPr>
-      <w:bookmarkStart w:id="61" w:name="_Toc247618760"/>
-      <w:r>
-        <w:t>Logging</w:t>
-      </w:r>
-      <w:bookmarkEnd w:id="61"/>
-    </w:p>
-    <w:p>
-      <w:r>
-        <w:t>Part has a basic implementation of a built-in logging feature. The value of this over console redirection is that output is not mangled for –j based builds. The other advantage is the ability to separate the output that is related to a given part into an independent log file. Currently the implementation is still being worked on, and only provides a text file format for all output in one file and outputting data per part in a separate file. The current options at the time of writing this document are:</w:t>
-      </w:r>
-    </w:p>
-    <w:p>
-      <w:pPr>
-        <w:pStyle w:val="Heading5"/>
-      </w:pPr>
-      <w:r>
-        <w:t>PART_LOGGER</w:t>
-      </w:r>
-      <w:r>
-        <w:t xml:space="preserve"> </w:t>
-      </w:r>
-    </w:p>
-    <w:p>
-      <w:r>
-        <w:t xml:space="preserve">This option will make a log file for each part that was built. To use, set the value to </w:t>
-      </w:r>
-      <w:r>
-        <w:t>PART_TEXT_LOGGER</w:t>
-      </w:r>
-      <w:r>
-        <w:t xml:space="preserve">, if not set, nothing will be logged on the disk. The default file name is defined via </w:t>
-      </w:r>
-      <w:r>
-        <w:t>LOG_PART_FILE_NAME</w:t>
-      </w:r>
-      <w:r>
-        <w:t xml:space="preserve"> which is set by default to ‘</w:t>
-      </w:r>
-      <w:r>
-        <w:t>${PART_NAME}_${PART_VERSION}.log</w:t>
-      </w:r>
-      <w:r>
-        <w:t xml:space="preserve">’. The directory it will be output to is defined by the </w:t>
-      </w:r>
-      <w:r>
-        <w:t>LOG_PART_DIR</w:t>
-      </w:r>
-      <w:r>
-        <w:t xml:space="preserve"> variable, which defaults to ‘</w:t>
-      </w:r>
-      <w:r>
-        <w:t>${LOG_DIR}</w:t>
-      </w:r>
-      <w:r>
-        <w:t xml:space="preserve">’. </w:t>
-      </w:r>
-    </w:p>
-    <w:p>
-      <w:pPr>
-        <w:pStyle w:val="Heading5"/>
-      </w:pPr>
-      <w:r>
-        <w:t>LOGGER</w:t>
-      </w:r>
-    </w:p>
-    <w:p>
-      <w:r>
-        <w:t xml:space="preserve">This option will make a log file of all output of the build. . To use, set the value of </w:t>
-      </w:r>
-      <w:r>
-        <w:t>TEXT_LOGGER</w:t>
-      </w:r>
-      <w:r>
-        <w:t xml:space="preserve">, if not set, nothing will be logged on the disk. The default file name is defined via </w:t>
-      </w:r>
-      <w:r>
-        <w:t>LOG_FILE_NAME</w:t>
-      </w:r>
-      <w:r>
-        <w:t xml:space="preserve"> which is set by default to </w:t>
-      </w:r>
-      <w:r>
-        <w:t>'all.log'</w:t>
-      </w:r>
-      <w:r>
-        <w:t>. The directory it will be output to is defined by the LOG</w:t>
-      </w:r>
-      <w:r>
-        <w:t>_DIR</w:t>
-      </w:r>
-      <w:r>
-        <w:t xml:space="preserve"> variable, which defaults to ‘${LOG_ROOT_DIR}’. LOG_ROOT_DIR is the root directory where the log files will be placed, which defaults to ‘#logs’.</w:t>
-      </w:r>
-    </w:p>
-    <w:p>
-      <w:pPr>
-        <w:pStyle w:val="Heading2"/>
-      </w:pPr>
-      <w:bookmarkStart w:id="62" w:name="_Toc247618761"/>
-      <w:r>
-        <w:t>Basic Options</w:t>
-      </w:r>
-      <w:bookmarkEnd w:id="62"/>
-    </w:p>
-    <w:p>
-      <w:r>
-        <w:t>These options are commonly used on the command line to control a given run.</w:t>
-      </w:r>
-    </w:p>
-    <w:p>
-      <w:pPr>
-        <w:pStyle w:val="Heading5"/>
-      </w:pPr>
-      <w:r>
-        <w:t xml:space="preserve">toolschain=val[,valN]            </w:t>
-      </w:r>
-      <w:r>
-        <w:tab/>
-      </w:r>
-    </w:p>
-    <w:p>
-      <w:r>
-        <w:t>The preferred tool chain to use when building.</w:t>
-      </w:r>
-    </w:p>
-    <w:p>
-      <w:pPr>
-        <w:pStyle w:val="Heading5"/>
-      </w:pPr>
-      <w:r>
-        <w:t xml:space="preserve">config=release|[debug]          </w:t>
-      </w:r>
-      <w:r>
-        <w:tab/>
-      </w:r>
-    </w:p>
-    <w:p>
-      <w:r>
-        <w:t>The configurations to build the source code with. By default this is defined as debug. At this time only debug and release are shipped with Parts. However user can define their own configuration types.</w:t>
-      </w:r>
-    </w:p>
-    <w:p>
-      <w:pPr>
-        <w:pStyle w:val="Heading5"/>
-      </w:pPr>
-      <w:r>
-        <w:t>--config_file=file name</w:t>
-      </w:r>
-    </w:p>
-    <w:p>
-      <w:r>
-        <w:lastRenderedPageBreak/>
-        <w:t>To load a configuration file containing user settings overriding those in the SConscript file. Default is 'parts.cfg'. All values in the file can be overridden by command line values.</w:t>
-      </w:r>
-    </w:p>
-    <w:p>
-      <w:pPr>
-        <w:pStyle w:val="Heading5"/>
-      </w:pPr>
-      <w:r>
-        <w:t>duplicate_build</w:t>
-      </w:r>
-      <w:r>
-        <w:t>= True | [False]</w:t>
-      </w:r>
-    </w:p>
-    <w:p>
-      <w:r>
-        <w:t xml:space="preserve">This sets the ‘duplicate’ argument in SConscript() function call, Parts will make to SCons. If set to True it will copy files to $BUILD_DIR which is safer for building and developing from the same tree at the same time. Defaults to False (saves disks space, faster, and less error prone). </w:t>
-      </w:r>
-    </w:p>
-    <w:p>
-      <w:pPr>
-        <w:pStyle w:val="Heading2"/>
-      </w:pPr>
-      <w:bookmarkStart w:id="63" w:name="_Toc247618762"/>
-      <w:r>
-        <w:t>Other options</w:t>
-      </w:r>
-      <w:bookmarkEnd w:id="63"/>
-    </w:p>
-    <w:p>
-      <w:r>
-        <w:t>There are a number of other options, not yet covered, to control various behaviors in Parts. Below is a brief summary of these options.</w:t>
-      </w:r>
-    </w:p>
-    <w:p>
-      <w:pPr>
-        <w:pStyle w:val="Heading5"/>
-      </w:pPr>
-      <w:r>
-        <w:t>BUILD_DIR_ROOT</w:t>
-      </w:r>
-    </w:p>
-    <w:p>
-      <w:r>
-        <w:t>This is the root directory used to build the code under. It is used by default to control the BUILD_DIR finial value. By default this is set to “#build’</w:t>
-      </w:r>
-    </w:p>
-    <w:p>
-      <w:pPr>
-        <w:pStyle w:val="Heading5"/>
-      </w:pPr>
-      <w:r>
-        <w:t>BUILD_DIR</w:t>
-      </w:r>
-    </w:p>
-    <w:p>
-      <w:r>
-        <w:t>This is the directory in which the code will be built in. This is equal to setting the variant directory in SCons. This directory will contain all the object files and binary outputs. By default this is set to ‘</w:t>
-      </w:r>
-      <w:r>
-        <w:t>$BUILD_DIR_ROOT/${CONFIG}_${PLATFORM}_${ARCHITECTURE}/$</w:t>
-      </w:r>
-      <w:r>
-        <w:t>{PART_</w:t>
-      </w:r>
-      <w:r>
-        <w:t>ALIAS</w:t>
-      </w:r>
-      <w:r>
-        <w:t>}</w:t>
-      </w:r>
-      <w:r>
-        <w:t>'</w:t>
-      </w:r>
-    </w:p>
-    <w:p>
-      <w:pPr>
-        <w:pStyle w:val="Heading5"/>
-      </w:pPr>
-      <w:r>
-        <w:t>show_progress</w:t>
-      </w:r>
-      <w:r>
-        <w:t>=[True]|False</w:t>
-      </w:r>
-    </w:p>
-    <w:p>
-      <w:r>
-        <w:t>This controls the use of the SCons Progress function. By default Parts calls SCons progress function to help show that something is happening in large projects. It uses the value in PROGRESS_STR variable.</w:t>
-      </w:r>
-    </w:p>
-    <w:p>
-      <w:pPr>
-        <w:pStyle w:val="Heading5"/>
-      </w:pPr>
-      <w:r>
-        <w:t>PROGRESS_STR</w:t>
-      </w:r>
-    </w:p>
-    <w:p>
-      <w:r>
-        <w:t>This value controls what will be passed to the Progress() function in SCons. The default value is a list of strings:</w:t>
-      </w:r>
-    </w:p>
-    <w:p>
-      <w:pPr>
-        <w:pStyle w:val="CodeBlock"/>
-      </w:pPr>
-      <w:r>
-        <w:t xml:space="preserve">['scons: Evaluating |\r','scons: Evaluating /\r', 'scons: Evaluating -\r', 'scons: Evaluating </w:t>
-      </w:r>
-      <w:r>
-        <w:t>\\\r</w:t>
-      </w:r>
-      <w:r>
-        <w:t>']</w:t>
-      </w:r>
-    </w:p>
-    <w:p>
-      <w:r>
-        <w:t>This shows a message with a twilling line at the end. The string can be modified as needed to control what is outputted. See SCons man pages to see options that exist. Note that the command line currently only supports passing simple strings. It cannot process lists or objects. One would need to use the configuration file or SetOptionDefault to use list or objects.</w:t>
-      </w:r>
-    </w:p>
-    <w:p>
-      <w:pPr>
-        <w:pStyle w:val="Heading5"/>
-      </w:pPr>
-      <w:r>
-        <w:t>use_env=True|[False]</w:t>
-      </w:r>
-    </w:p>
-    <w:p>
-      <w:r>
-        <w:lastRenderedPageBreak/>
-        <w:t>This will apply the environment of the working shell to the environment being used. Default to False. This value is useful when working around systems with custom setups, that Parts and SCons can easily adapt to. This allows the setup of tool paths and other settings to be done before SCons runs, Scons will then use the settings when it run the tools. Very useful for testing a custom setup of a compiler to build the code, for example building against an install of a build of gcc 3.4.6 on a old Linux system in your home directory.</w:t>
-      </w:r>
-    </w:p>
-    <w:p>
-      <w:pPr>
-        <w:pStyle w:val="Heading5"/>
-      </w:pPr>
-      <w:r>
-        <w:t>mode=val[,val2]</w:t>
-      </w:r>
-    </w:p>
-    <w:p>
-      <w:r>
-        <w:t>The mode allows for a common way to add meta values to the build. On the command line values separated by the ‘,’ comma will be split into a list. For example:</w:t>
-      </w:r>
-    </w:p>
-    <w:p>
-      <w:pPr>
-        <w:pStyle w:val="Consoleout"/>
-      </w:pPr>
-      <w:r>
-        <w:t>Scons all mode=DEV_MODE,ASSERT_MODE</w:t>
-      </w:r>
-    </w:p>
-    <w:p>
-      <w:r>
-        <w:t>This allows general build settings to be set. This value can be set per Part as well. For example on windows you may want to control if a GUI library binds to win32 or GTK. For example to pass some values to the GUI Part:</w:t>
-      </w:r>
-    </w:p>
-    <w:p>
-      <w:pPr>
-        <w:pStyle w:val="CodeBlock"/>
-      </w:pPr>
-      <w:r>
-        <w:t>#have the GUI part build for win32</w:t>
-      </w:r>
-    </w:p>
-    <w:p>
-      <w:pPr>
-        <w:pStyle w:val="CodeBlock"/>
-      </w:pPr>
-      <w:r>
-        <w:t>Part(‘GUI_win32’,’gui.parts’,mode=[‘WIN32_GUI’])</w:t>
-      </w:r>
-    </w:p>
-    <w:p>
-      <w:pPr>
-        <w:pStyle w:val="CodeBlock"/>
-      </w:pPr>
-      <w:r>
-        <w:t>#have the GUI part build for GTK</w:t>
-      </w:r>
-    </w:p>
-    <w:p>
-      <w:pPr>
-        <w:pStyle w:val="CodeBlock"/>
-      </w:pPr>
-      <w:r>
-        <w:t>Part(‘GUI_gtk’,’gui.parts’,mode=[‘WIN32_GUI’])</w:t>
-      </w:r>
-    </w:p>
-    <w:p>
-      <w:r>
-        <w:t>By passing a mode=GTK_GUI or mode=WIN32_GUI the parts can add a CPPDEFINE to the build, or setup a different set of source files to build. For example:</w:t>
-      </w:r>
-    </w:p>
-    <w:p>
-      <w:pPr>
-        <w:pStyle w:val="CodeBlock"/>
-      </w:pPr>
-      <w:r>
-        <w:t>if ‘WIN32_GUI’ in env[‘MODE’]:</w:t>
-      </w:r>
-    </w:p>
-    <w:p>
-      <w:pPr>
-        <w:pStyle w:val="CodeBlock"/>
-      </w:pPr>
-      <w:r>
-        <w:t xml:space="preserve">    src_file+=[‘win32_ui.cpp’]</w:t>
-      </w:r>
-    </w:p>
-    <w:p>
-      <w:pPr>
-        <w:pStyle w:val="CodeBlock"/>
-      </w:pPr>
-      <w:r>
-        <w:t>elif ‘GTK_GUI’ in env[‘MODE’]:</w:t>
-      </w:r>
-    </w:p>
-    <w:p>
-      <w:pPr>
-        <w:pStyle w:val="CodeBlock"/>
-      </w:pPr>
-      <w:r>
-        <w:t xml:space="preserve">    src_file+=[‘GTK_ui.cpp’]</w:t>
-      </w:r>
-    </w:p>
-    <w:p>
-      <w:pPr>
-        <w:pStyle w:val="CodeBlock"/>
-      </w:pPr>
-      <w:r>
-        <w:t>else: …</w:t>
-      </w:r>
-    </w:p>
-    <w:p>
-      <w:r>
-        <w:t xml:space="preserve">The general idea is that mode would be used to set values that are independent of a type of configuration build, such as debug or release. Other examples where mode may be used is to control assertion, tracing, logging, or other general settings. </w:t>
-      </w:r>
-    </w:p>
-    <w:p>
-      <w:pPr>
-        <w:pStyle w:val="Heading2"/>
-      </w:pPr>
-      <w:bookmarkStart w:id="64" w:name="_Toc247618763"/>
-      <w:r>
-        <w:t>Parts-site</w:t>
-      </w:r>
-      <w:bookmarkEnd w:id="64"/>
-    </w:p>
-    <w:p>
-      <w:r>
-        <w:t xml:space="preserve">This is much like Parts version of  Scons-site but with differences. This area is where the users can add their own tool chains, configurations, tools and pieces to be used by Parts. Parts will look for a parts-site directory in the same directory as the SConstruct and then in the users home directory. For XP users, this is under the "C:\Docucment and Setting\&lt;userid&gt;" directory, on </w:t>
-      </w:r>
-      <w:smartTag w:uri="urn:schemas-microsoft-com:office:smarttags" w:element="place">
-        <w:r>
-          <w:t>Vista</w:t>
-        </w:r>
-      </w:smartTag>
-      <w:r>
-        <w:t xml:space="preserve"> it is "C:\User\&lt;userid&gt;" by default. On Posix and Unix systems it is the "~/" directory. Each concept ( tool, toolchain, pieces, etc..) are found under their respective names.</w:t>
-      </w:r>
-    </w:p>
-    <w:p>
-      <w:pPr>
-        <w:pStyle w:val="Heading2"/>
-      </w:pPr>
-      <w:bookmarkStart w:id="65" w:name="_Toc247618764"/>
-      <w:r>
-        <w:t>Defining your own Tool Chain</w:t>
-      </w:r>
-      <w:bookmarkEnd w:id="65"/>
-    </w:p>
-    <w:p>
-      <w:r>
-        <w:t xml:space="preserve">This logic is still evolving. However the current form of it will only be added to. A tool chain is a set of tools and values to setup a given tool that the user wants to use for a given build run. These toolchains can be specified on the command line, config file, or in </w:t>
-      </w:r>
-      <w:r>
-        <w:lastRenderedPageBreak/>
-        <w:t>the SConstruct. The user should be able to make a strict tool chain that only uses an exact set of tools or a flexible one that allows for auto detection of the best set, much like the current default tool logic in SCons. These files can be added to parts-site/toolchain/ directory. Any value found here will override any built in ones. All tools must define a function</w:t>
+        <w:t>current default tool logic in SCons. These files can be added to parts-site/toolchain/ directory. Any value found here will override any built in ones. All tools must define a function</w:t>
       </w:r>
     </w:p>
     <w:p>
@@ -19517,6 +19409,7 @@
         <w:rPr>
           <w:lang w:eastAsia="en-US"/>
         </w:rPr>
+        <w:lastRenderedPageBreak/>
         <w:t xml:space="preserve">                        },</w:t>
       </w:r>
     </w:p>
@@ -19531,7 +19424,6 @@
         <w:rPr>
           <w:lang w:eastAsia="en-US"/>
         </w:rPr>
-        <w:lastRenderedPageBreak/>
         <w:t xml:space="preserve">            test_file='cl.exe'</w:t>
       </w:r>
     </w:p>
@@ -21310,7 +21202,7 @@
       </w:pPr>
     </w:p>
     <w:sectPr>
-      <w:headerReference w:type="default" r:id="rId7"/>
+      <w:headerReference w:type="default" r:id="rId8"/>
       <w:pgSz w:w="12240" w:h="15840"/>
       <w:pgMar w:top="1440" w:right="1800" w:bottom="1440" w:left="1800" w:header="720" w:footer="720" w:gutter="0"/>
       <w:cols w:space="720"/>
@@ -21322,7 +21214,7 @@
 </file>
 
 <file path=word/endnotes.xml><?xml version="1.0" encoding="utf-8"?>
-<w:endnotes xmlns:ve="http://schemas.openxmlformats.org/markup-compatibility/2006" xmlns:o="urn:schemas-microsoft-com:office:office" xmlns:r="http://schemas.openxmlformats.org/officeDocument/2006/relationships" xmlns:m="http://schemas.openxmlformats.org/officeDocument/2006/math" xmlns:v="urn:schemas-microsoft-com:vml" xmlns:wp="http://schemas.openxmlformats.org/drawingml/2006/wordprocessingDrawing" xmlns:w10="urn:schemas-microsoft-com:office:word" xmlns:w="http://schemas.openxmlformats.org/wordprocessingml/2006/main" xmlns:wne="http://schemas.microsoft.com/office/word/2006/wordml">
+<w:endnotes xmlns:wpc="http://schemas.microsoft.com/office/word/2010/wordprocessingCanvas" xmlns:mc="http://schemas.openxmlformats.org/markup-compatibility/2006" xmlns:o="urn:schemas-microsoft-com:office:office" xmlns:r="http://schemas.openxmlformats.org/officeDocument/2006/relationships" xmlns:m="http://schemas.openxmlformats.org/officeDocument/2006/math" xmlns:v="urn:schemas-microsoft-com:vml" xmlns:wp14="http://schemas.microsoft.com/office/word/2010/wordprocessingDrawing" xmlns:wp="http://schemas.openxmlformats.org/drawingml/2006/wordprocessingDrawing" xmlns:w10="urn:schemas-microsoft-com:office:word" xmlns:w="http://schemas.openxmlformats.org/wordprocessingml/2006/main" xmlns:w14="http://schemas.microsoft.com/office/word/2010/wordml" xmlns:wpg="http://schemas.microsoft.com/office/word/2010/wordprocessingGroup" xmlns:wpi="http://schemas.microsoft.com/office/word/2010/wordprocessingInk" xmlns:wne="http://schemas.microsoft.com/office/word/2006/wordml" xmlns:wps="http://schemas.microsoft.com/office/word/2010/wordprocessingShape" mc:Ignorable="w14 wp14">
   <w:endnote w:type="separator" w:id="-1">
     <w:p>
       <w:pPr>
@@ -21347,7 +21239,7 @@
 </file>
 
 <file path=word/footnotes.xml><?xml version="1.0" encoding="utf-8"?>
-<w:footnotes xmlns:ve="http://schemas.openxmlformats.org/markup-compatibility/2006" xmlns:o="urn:schemas-microsoft-com:office:office" xmlns:r="http://schemas.openxmlformats.org/officeDocument/2006/relationships" xmlns:m="http://schemas.openxmlformats.org/officeDocument/2006/math" xmlns:v="urn:schemas-microsoft-com:vml" xmlns:wp="http://schemas.openxmlformats.org/drawingml/2006/wordprocessingDrawing" xmlns:w10="urn:schemas-microsoft-com:office:word" xmlns:w="http://schemas.openxmlformats.org/wordprocessingml/2006/main" xmlns:wne="http://schemas.microsoft.com/office/word/2006/wordml">
+<w:footnotes xmlns:wpc="http://schemas.microsoft.com/office/word/2010/wordprocessingCanvas" xmlns:mc="http://schemas.openxmlformats.org/markup-compatibility/2006" xmlns:o="urn:schemas-microsoft-com:office:office" xmlns:r="http://schemas.openxmlformats.org/officeDocument/2006/relationships" xmlns:m="http://schemas.openxmlformats.org/officeDocument/2006/math" xmlns:v="urn:schemas-microsoft-com:vml" xmlns:wp14="http://schemas.microsoft.com/office/word/2010/wordprocessingDrawing" xmlns:wp="http://schemas.openxmlformats.org/drawingml/2006/wordprocessingDrawing" xmlns:w10="urn:schemas-microsoft-com:office:word" xmlns:w="http://schemas.openxmlformats.org/wordprocessingml/2006/main" xmlns:w14="http://schemas.microsoft.com/office/word/2010/wordml" xmlns:wpg="http://schemas.microsoft.com/office/word/2010/wordprocessingGroup" xmlns:wpi="http://schemas.microsoft.com/office/word/2010/wordprocessingInk" xmlns:wne="http://schemas.microsoft.com/office/word/2006/wordml" xmlns:wps="http://schemas.microsoft.com/office/word/2010/wordprocessingShape" mc:Ignorable="w14 wp14">
   <w:footnote w:type="separator" w:id="-1">
     <w:p>
       <w:pPr>
@@ -21372,7 +21264,7 @@
 </file>
 
 <file path=word/header1.xml><?xml version="1.0" encoding="utf-8"?>
-<w:hdr xmlns:ve="http://schemas.openxmlformats.org/markup-compatibility/2006" xmlns:o="urn:schemas-microsoft-com:office:office" xmlns:r="http://schemas.openxmlformats.org/officeDocument/2006/relationships" xmlns:m="http://schemas.openxmlformats.org/officeDocument/2006/math" xmlns:v="urn:schemas-microsoft-com:vml" xmlns:wp="http://schemas.openxmlformats.org/drawingml/2006/wordprocessingDrawing" xmlns:w10="urn:schemas-microsoft-com:office:word" xmlns:w="http://schemas.openxmlformats.org/wordprocessingml/2006/main" xmlns:wne="http://schemas.microsoft.com/office/word/2006/wordml">
+<w:hdr xmlns:wpc="http://schemas.microsoft.com/office/word/2010/wordprocessingCanvas" xmlns:mc="http://schemas.openxmlformats.org/markup-compatibility/2006" xmlns:o="urn:schemas-microsoft-com:office:office" xmlns:r="http://schemas.openxmlformats.org/officeDocument/2006/relationships" xmlns:m="http://schemas.openxmlformats.org/officeDocument/2006/math" xmlns:v="urn:schemas-microsoft-com:vml" xmlns:wp14="http://schemas.microsoft.com/office/word/2010/wordprocessingDrawing" xmlns:wp="http://schemas.openxmlformats.org/drawingml/2006/wordprocessingDrawing" xmlns:w10="urn:schemas-microsoft-com:office:word" xmlns:w="http://schemas.openxmlformats.org/wordprocessingml/2006/main" xmlns:w14="http://schemas.microsoft.com/office/word/2010/wordml" xmlns:wpg="http://schemas.microsoft.com/office/word/2010/wordprocessingGroup" xmlns:wpi="http://schemas.microsoft.com/office/word/2010/wordprocessingInk" xmlns:wne="http://schemas.microsoft.com/office/word/2006/wordml" xmlns:wps="http://schemas.microsoft.com/office/word/2010/wordprocessingShape" mc:Ignorable="w14 wp14">
   <w:p>
     <w:pPr>
       <w:pStyle w:val="Header"/>
@@ -21394,15 +21286,29 @@
     <w:r>
       <w:t xml:space="preserve"> | </w:t>
     </w:r>
-    <w:fldSimple w:instr=" PAGE   \* MERGEFORMAT ">
-      <w:r>
-        <w:rPr>
-          <w:b/>
-          <w:noProof/>
-        </w:rPr>
-        <w:t>1</w:t>
-      </w:r>
-    </w:fldSimple>
+    <w:r>
+      <w:fldChar w:fldCharType="begin"/>
+    </w:r>
+    <w:r>
+      <w:instrText xml:space="preserve"> PAGE   \* MERGEFORMAT </w:instrText>
+    </w:r>
+    <w:r>
+      <w:fldChar w:fldCharType="separate"/>
+    </w:r>
+    <w:r>
+      <w:rPr>
+        <w:b/>
+        <w:noProof/>
+      </w:rPr>
+      <w:t>48</w:t>
+    </w:r>
+    <w:r>
+      <w:rPr>
+        <w:b/>
+        <w:noProof/>
+      </w:rPr>
+      <w:fldChar w:fldCharType="end"/>
+    </w:r>
   </w:p>
   <w:p>
     <w:pPr>
@@ -21413,7 +21319,7 @@
 </file>
 
 <file path=word/numbering.xml><?xml version="1.0" encoding="utf-8"?>
-<w:numbering xmlns:ve="http://schemas.openxmlformats.org/markup-compatibility/2006" xmlns:o="urn:schemas-microsoft-com:office:office" xmlns:r="http://schemas.openxmlformats.org/officeDocument/2006/relationships" xmlns:m="http://schemas.openxmlformats.org/officeDocument/2006/math" xmlns:v="urn:schemas-microsoft-com:vml" xmlns:wp="http://schemas.openxmlformats.org/drawingml/2006/wordprocessingDrawing" xmlns:w10="urn:schemas-microsoft-com:office:word" xmlns:w="http://schemas.openxmlformats.org/wordprocessingml/2006/main" xmlns:wne="http://schemas.microsoft.com/office/word/2006/wordml">
+<w:numbering xmlns:wpc="http://schemas.microsoft.com/office/word/2010/wordprocessingCanvas" xmlns:mc="http://schemas.openxmlformats.org/markup-compatibility/2006" xmlns:o="urn:schemas-microsoft-com:office:office" xmlns:r="http://schemas.openxmlformats.org/officeDocument/2006/relationships" xmlns:m="http://schemas.openxmlformats.org/officeDocument/2006/math" xmlns:v="urn:schemas-microsoft-com:vml" xmlns:wp14="http://schemas.microsoft.com/office/word/2010/wordprocessingDrawing" xmlns:wp="http://schemas.openxmlformats.org/drawingml/2006/wordprocessingDrawing" xmlns:w10="urn:schemas-microsoft-com:office:word" xmlns:w="http://schemas.openxmlformats.org/wordprocessingml/2006/main" xmlns:w14="http://schemas.microsoft.com/office/word/2010/wordml" xmlns:wpg="http://schemas.microsoft.com/office/word/2010/wordprocessingGroup" xmlns:wpi="http://schemas.microsoft.com/office/word/2010/wordprocessingInk" xmlns:wne="http://schemas.microsoft.com/office/word/2006/wordml" xmlns:wps="http://schemas.microsoft.com/office/word/2010/wordprocessingShape" mc:Ignorable="w14 wp14">
   <w:abstractNum w:abstractNumId="0">
     <w:nsid w:val="FFFFFF88"/>
     <w:multiLevelType w:val="singleLevel"/>
@@ -24848,7 +24754,7 @@
 </file>
 
 <file path=word/styles.xml><?xml version="1.0" encoding="utf-8"?>
-<w:styles xmlns:r="http://schemas.openxmlformats.org/officeDocument/2006/relationships" xmlns:w="http://schemas.openxmlformats.org/wordprocessingml/2006/main">
+<w:styles xmlns:mc="http://schemas.openxmlformats.org/markup-compatibility/2006" xmlns:r="http://schemas.openxmlformats.org/officeDocument/2006/relationships" xmlns:w="http://schemas.openxmlformats.org/wordprocessingml/2006/main" xmlns:w14="http://schemas.microsoft.com/office/word/2010/wordml" mc:Ignorable="w14">
   <w:docDefaults>
     <w:rPrDefault>
       <w:rPr>
@@ -25155,7 +25061,6 @@
     <w:uiPriority w:val="99"/>
     <w:semiHidden/>
     <w:unhideWhenUsed/>
-    <w:qFormat/>
     <w:tblPr>
       <w:tblInd w:w="0" w:type="dxa"/>
       <w:tblCellMar>
@@ -25616,8 +25521,864 @@
     <w:locked/>
     <w:rsid w:val="00461A05"/>
     <w:rPr>
+      <w:rFonts w:ascii="Times New Roman" w:hAnsi="Times New Roman" w:cs="Times New Roman"/>
       <w:b/>
       <w:bCs/>
+      <w:sz w:val="20"/>
+      <w:szCs w:val="20"/>
+      <w:lang w:eastAsia="ar-SA" w:bidi="ar-SA"/>
+    </w:rPr>
+  </w:style>
+  <w:style w:type="paragraph" w:styleId="NormalIndent">
+    <w:name w:val="Normal Indent"/>
+    <w:basedOn w:val="Normal"/>
+    <w:uiPriority w:val="99"/>
+    <w:rsid w:val="00DD60D0"/>
+    <w:pPr>
+      <w:ind w:left="720"/>
+    </w:pPr>
+  </w:style>
+  <w:style w:type="paragraph" w:styleId="ListNumber">
+    <w:name w:val="List Number"/>
+    <w:basedOn w:val="Normal"/>
+    <w:uiPriority w:val="99"/>
+    <w:rsid w:val="00004DD6"/>
+    <w:pPr>
+      <w:tabs>
+        <w:tab w:val="num" w:pos="360"/>
+      </w:tabs>
+      <w:ind w:left="360" w:hanging="360"/>
+    </w:pPr>
+  </w:style>
+  <w:style w:type="paragraph" w:styleId="List">
+    <w:name w:val="List"/>
+    <w:basedOn w:val="Normal"/>
+    <w:uiPriority w:val="99"/>
+    <w:rsid w:val="00004DD6"/>
+    <w:pPr>
+      <w:ind w:left="360" w:hanging="360"/>
+    </w:pPr>
+  </w:style>
+  <w:style w:type="paragraph" w:styleId="DocumentMap">
+    <w:name w:val="Document Map"/>
+    <w:basedOn w:val="Normal"/>
+    <w:link w:val="DocumentMapChar"/>
+    <w:uiPriority w:val="99"/>
+    <w:semiHidden/>
+    <w:rsid w:val="005916AC"/>
+    <w:pPr>
+      <w:shd w:val="clear" w:color="auto" w:fill="000080"/>
+    </w:pPr>
+    <w:rPr>
+      <w:rFonts w:ascii="Tahoma" w:hAnsi="Tahoma" w:cs="Tahoma"/>
+      <w:sz w:val="20"/>
+      <w:szCs w:val="20"/>
+    </w:rPr>
+  </w:style>
+  <w:style w:type="character" w:customStyle="1" w:styleId="DocumentMapChar">
+    <w:name w:val="Document Map Char"/>
+    <w:basedOn w:val="DefaultParagraphFont"/>
+    <w:link w:val="DocumentMap"/>
+    <w:uiPriority w:val="99"/>
+    <w:semiHidden/>
+    <w:locked/>
+    <w:rsid w:val="00EA21B8"/>
+    <w:rPr>
+      <w:rFonts w:ascii="Times New Roman" w:hAnsi="Times New Roman" w:cs="Times New Roman"/>
+      <w:sz w:val="2"/>
+      <w:lang w:eastAsia="ar-SA" w:bidi="ar-SA"/>
+    </w:rPr>
+  </w:style>
+  <w:style w:type="numbering" w:styleId="111111">
+    <w:name w:val="Outline List 2"/>
+    <w:basedOn w:val="NoList"/>
+    <w:uiPriority w:val="99"/>
+    <w:semiHidden/>
+    <w:unhideWhenUsed/>
+    <w:rsid w:val="00CB5C4D"/>
+    <w:pPr>
+      <w:numPr>
+        <w:numId w:val="34"/>
+      </w:numPr>
+    </w:pPr>
+  </w:style>
+</w:styles>
+</file>
+
+<file path=word/stylesWithEffects.xml><?xml version="1.0" encoding="utf-8"?>
+<w:styles xmlns:wpc="http://schemas.microsoft.com/office/word/2010/wordprocessingCanvas" xmlns:mc="http://schemas.openxmlformats.org/markup-compatibility/2006" xmlns:o="urn:schemas-microsoft-com:office:office" xmlns:r="http://schemas.openxmlformats.org/officeDocument/2006/relationships" xmlns:m="http://schemas.openxmlformats.org/officeDocument/2006/math" xmlns:v="urn:schemas-microsoft-com:vml" xmlns:wp14="http://schemas.microsoft.com/office/word/2010/wordprocessingDrawing" xmlns:wp="http://schemas.openxmlformats.org/drawingml/2006/wordprocessingDrawing" xmlns:w10="urn:schemas-microsoft-com:office:word" xmlns:w="http://schemas.openxmlformats.org/wordprocessingml/2006/main" xmlns:w14="http://schemas.microsoft.com/office/word/2010/wordml" xmlns:wpg="http://schemas.microsoft.com/office/word/2010/wordprocessingGroup" xmlns:wpi="http://schemas.microsoft.com/office/word/2010/wordprocessingInk" xmlns:wne="http://schemas.microsoft.com/office/word/2006/wordml" xmlns:wps="http://schemas.microsoft.com/office/word/2010/wordprocessingShape" mc:Ignorable="w14 wp14">
+  <w:docDefaults>
+    <w:rPrDefault>
+      <w:rPr>
+        <w:rFonts w:ascii="Calibri" w:eastAsia="Calibri" w:hAnsi="Calibri" w:cs="Times New Roman"/>
+        <w:lang w:val="en-US" w:eastAsia="zh-CN" w:bidi="ar-SA"/>
+      </w:rPr>
+    </w:rPrDefault>
+    <w:pPrDefault/>
+  </w:docDefaults>
+  <w:latentStyles w:defLockedState="0" w:defUIPriority="99" w:defSemiHidden="1" w:defUnhideWhenUsed="1" w:defQFormat="0" w:count="267">
+    <w:lsdException w:name="Normal" w:locked="1" w:semiHidden="0" w:uiPriority="0" w:unhideWhenUsed="0" w:qFormat="1"/>
+    <w:lsdException w:name="heading 1" w:locked="1" w:semiHidden="0" w:uiPriority="0" w:unhideWhenUsed="0" w:qFormat="1"/>
+    <w:lsdException w:name="heading 2" w:locked="1" w:semiHidden="0" w:uiPriority="0" w:unhideWhenUsed="0" w:qFormat="1"/>
+    <w:lsdException w:name="heading 3" w:locked="1" w:semiHidden="0" w:uiPriority="0" w:unhideWhenUsed="0" w:qFormat="1"/>
+    <w:lsdException w:name="heading 4" w:locked="1" w:semiHidden="0" w:uiPriority="0" w:unhideWhenUsed="0" w:qFormat="1"/>
+    <w:lsdException w:name="heading 5" w:locked="1" w:semiHidden="0" w:uiPriority="0" w:unhideWhenUsed="0" w:qFormat="1"/>
+    <w:lsdException w:name="heading 6" w:locked="1" w:semiHidden="0" w:uiPriority="0" w:unhideWhenUsed="0" w:qFormat="1"/>
+    <w:lsdException w:name="heading 7" w:locked="1" w:uiPriority="0" w:qFormat="1"/>
+    <w:lsdException w:name="heading 8" w:locked="1" w:uiPriority="0" w:qFormat="1"/>
+    <w:lsdException w:name="heading 9" w:locked="1" w:uiPriority="0" w:qFormat="1"/>
+    <w:lsdException w:name="toc 1" w:locked="1" w:semiHidden="0" w:uiPriority="39" w:unhideWhenUsed="0"/>
+    <w:lsdException w:name="toc 2" w:locked="1" w:semiHidden="0" w:uiPriority="39" w:unhideWhenUsed="0"/>
+    <w:lsdException w:name="toc 3" w:locked="1" w:semiHidden="0" w:uiPriority="39" w:unhideWhenUsed="0"/>
+    <w:lsdException w:name="toc 4" w:locked="1" w:semiHidden="0" w:uiPriority="0" w:unhideWhenUsed="0"/>
+    <w:lsdException w:name="toc 5" w:locked="1" w:semiHidden="0" w:uiPriority="0" w:unhideWhenUsed="0"/>
+    <w:lsdException w:name="toc 6" w:locked="1" w:semiHidden="0" w:uiPriority="0" w:unhideWhenUsed="0"/>
+    <w:lsdException w:name="toc 7" w:locked="1" w:semiHidden="0" w:uiPriority="0" w:unhideWhenUsed="0"/>
+    <w:lsdException w:name="toc 8" w:locked="1" w:semiHidden="0" w:uiPriority="0" w:unhideWhenUsed="0"/>
+    <w:lsdException w:name="toc 9" w:locked="1" w:semiHidden="0" w:uiPriority="0" w:unhideWhenUsed="0"/>
+    <w:lsdException w:name="caption" w:locked="1" w:uiPriority="0" w:qFormat="1"/>
+    <w:lsdException w:name="Title" w:locked="1" w:semiHidden="0" w:uiPriority="0" w:unhideWhenUsed="0" w:qFormat="1"/>
+    <w:lsdException w:name="Default Paragraph Font" w:locked="1" w:semiHidden="0" w:uiPriority="0" w:unhideWhenUsed="0"/>
+    <w:lsdException w:name="Subtitle" w:locked="1" w:semiHidden="0" w:uiPriority="0" w:unhideWhenUsed="0" w:qFormat="1"/>
+    <w:lsdException w:name="Strong" w:locked="1" w:semiHidden="0" w:uiPriority="0" w:unhideWhenUsed="0" w:qFormat="1"/>
+    <w:lsdException w:name="Emphasis" w:locked="1" w:semiHidden="0" w:uiPriority="0" w:unhideWhenUsed="0" w:qFormat="1"/>
+    <w:lsdException w:name="Table Grid" w:locked="1" w:semiHidden="0" w:uiPriority="0" w:unhideWhenUsed="0"/>
+    <w:lsdException w:name="Placeholder Text" w:unhideWhenUsed="0"/>
+    <w:lsdException w:name="No Spacing" w:semiHidden="0" w:uiPriority="1" w:unhideWhenUsed="0" w:qFormat="1"/>
+    <w:lsdException w:name="Light Shading" w:semiHidden="0" w:uiPriority="60" w:unhideWhenUsed="0"/>
+    <w:lsdException w:name="Light List" w:semiHidden="0" w:uiPriority="61" w:unhideWhenUsed="0"/>
+    <w:lsdException w:name="Light Grid" w:semiHidden="0" w:uiPriority="62" w:unhideWhenUsed="0"/>
+    <w:lsdException w:name="Medium Shading 1" w:semiHidden="0" w:uiPriority="63" w:unhideWhenUsed="0"/>
+    <w:lsdException w:name="Medium Shading 2" w:semiHidden="0" w:uiPriority="64" w:unhideWhenUsed="0"/>
+    <w:lsdException w:name="Medium List 1" w:semiHidden="0" w:uiPriority="65" w:unhideWhenUsed="0"/>
+    <w:lsdException w:name="Medium List 2" w:semiHidden="0" w:uiPriority="66" w:unhideWhenUsed="0"/>
+    <w:lsdException w:name="Medium Grid 1" w:semiHidden="0" w:uiPriority="67" w:unhideWhenUsed="0"/>
+    <w:lsdException w:name="Medium Grid 2" w:semiHidden="0" w:uiPriority="68" w:unhideWhenUsed="0"/>
+    <w:lsdException w:name="Medium Grid 3" w:semiHidden="0" w:uiPriority="69" w:unhideWhenUsed="0"/>
+    <w:lsdException w:name="Dark List" w:semiHidden="0" w:uiPriority="70" w:unhideWhenUsed="0"/>
+    <w:lsdException w:name="Colorful Shading" w:semiHidden="0" w:uiPriority="71" w:unhideWhenUsed="0"/>
+    <w:lsdException w:name="Colorful List" w:semiHidden="0" w:uiPriority="72" w:unhideWhenUsed="0"/>
+    <w:lsdException w:name="Colorful Grid" w:semiHidden="0" w:uiPriority="73" w:unhideWhenUsed="0"/>
+    <w:lsdException w:name="Light Shading Accent 1" w:semiHidden="0" w:uiPriority="60" w:unhideWhenUsed="0"/>
+    <w:lsdException w:name="Light List Accent 1" w:semiHidden="0" w:uiPriority="61" w:unhideWhenUsed="0"/>
+    <w:lsdException w:name="Light Grid Accent 1" w:semiHidden="0" w:uiPriority="62" w:unhideWhenUsed="0"/>
+    <w:lsdException w:name="Medium Shading 1 Accent 1" w:semiHidden="0" w:uiPriority="63" w:unhideWhenUsed="0"/>
+    <w:lsdException w:name="Medium Shading 2 Accent 1" w:semiHidden="0" w:uiPriority="64" w:unhideWhenUsed="0"/>
+    <w:lsdException w:name="Medium List 1 Accent 1" w:semiHidden="0" w:uiPriority="65" w:unhideWhenUsed="0"/>
+    <w:lsdException w:name="Revision" w:unhideWhenUsed="0"/>
+    <w:lsdException w:name="List Paragraph" w:semiHidden="0" w:uiPriority="34" w:unhideWhenUsed="0" w:qFormat="1"/>
+    <w:lsdException w:name="Quote" w:semiHidden="0" w:uiPriority="29" w:unhideWhenUsed="0" w:qFormat="1"/>
+    <w:lsdException w:name="Intense Quote" w:semiHidden="0" w:uiPriority="30" w:unhideWhenUsed="0" w:qFormat="1"/>
+    <w:lsdException w:name="Medium List 2 Accent 1" w:semiHidden="0" w:uiPriority="66" w:unhideWhenUsed="0"/>
+    <w:lsdException w:name="Medium Grid 1 Accent 1" w:semiHidden="0" w:uiPriority="67" w:unhideWhenUsed="0"/>
+    <w:lsdException w:name="Medium Grid 2 Accent 1" w:semiHidden="0" w:uiPriority="68" w:unhideWhenUsed="0"/>
+    <w:lsdException w:name="Medium Grid 3 Accent 1" w:semiHidden="0" w:uiPriority="69" w:unhideWhenUsed="0"/>
+    <w:lsdException w:name="Dark List Accent 1" w:semiHidden="0" w:uiPriority="70" w:unhideWhenUsed="0"/>
+    <w:lsdException w:name="Colorful Shading Accent 1" w:semiHidden="0" w:uiPriority="71" w:unhideWhenUsed="0"/>
+    <w:lsdException w:name="Colorful List Accent 1" w:semiHidden="0" w:uiPriority="72" w:unhideWhenUsed="0"/>
+    <w:lsdException w:name="Colorful Grid Accent 1" w:semiHidden="0" w:uiPriority="73" w:unhideWhenUsed="0"/>
+    <w:lsdException w:name="Light Shading Accent 2" w:semiHidden="0" w:uiPriority="60" w:unhideWhenUsed="0"/>
+    <w:lsdException w:name="Light List Accent 2" w:semiHidden="0" w:uiPriority="61" w:unhideWhenUsed="0"/>
+    <w:lsdException w:name="Light Grid Accent 2" w:semiHidden="0" w:uiPriority="62" w:unhideWhenUsed="0"/>
+    <w:lsdException w:name="Medium Shading 1 Accent 2" w:semiHidden="0" w:uiPriority="63" w:unhideWhenUsed="0"/>
+    <w:lsdException w:name="Medium Shading 2 Accent 2" w:semiHidden="0" w:uiPriority="64" w:unhideWhenUsed="0"/>
+    <w:lsdException w:name="Medium List 1 Accent 2" w:semiHidden="0" w:uiPriority="65" w:unhideWhenUsed="0"/>
+    <w:lsdException w:name="Medium List 2 Accent 2" w:semiHidden="0" w:uiPriority="66" w:unhideWhenUsed="0"/>
+    <w:lsdException w:name="Medium Grid 1 Accent 2" w:semiHidden="0" w:uiPriority="67" w:unhideWhenUsed="0"/>
+    <w:lsdException w:name="Medium Grid 2 Accent 2" w:semiHidden="0" w:uiPriority="68" w:unhideWhenUsed="0"/>
+    <w:lsdException w:name="Medium Grid 3 Accent 2" w:semiHidden="0" w:uiPriority="69" w:unhideWhenUsed="0"/>
+    <w:lsdException w:name="Dark List Accent 2" w:semiHidden="0" w:uiPriority="70" w:unhideWhenUsed="0"/>
+    <w:lsdException w:name="Colorful Shading Accent 2" w:semiHidden="0" w:uiPriority="71" w:unhideWhenUsed="0"/>
+    <w:lsdException w:name="Colorful List Accent 2" w:semiHidden="0" w:uiPriority="72" w:unhideWhenUsed="0"/>
+    <w:lsdException w:name="Colorful Grid Accent 2" w:semiHidden="0" w:uiPriority="73" w:unhideWhenUsed="0"/>
+    <w:lsdException w:name="Light Shading Accent 3" w:semiHidden="0" w:uiPriority="60" w:unhideWhenUsed="0"/>
+    <w:lsdException w:name="Light List Accent 3" w:semiHidden="0" w:uiPriority="61" w:unhideWhenUsed="0"/>
+    <w:lsdException w:name="Light Grid Accent 3" w:semiHidden="0" w:uiPriority="62" w:unhideWhenUsed="0"/>
+    <w:lsdException w:name="Medium Shading 1 Accent 3" w:semiHidden="0" w:uiPriority="63" w:unhideWhenUsed="0"/>
+    <w:lsdException w:name="Medium Shading 2 Accent 3" w:semiHidden="0" w:uiPriority="64" w:unhideWhenUsed="0"/>
+    <w:lsdException w:name="Medium List 1 Accent 3" w:semiHidden="0" w:uiPriority="65" w:unhideWhenUsed="0"/>
+    <w:lsdException w:name="Medium List 2 Accent 3" w:semiHidden="0" w:uiPriority="66" w:unhideWhenUsed="0"/>
+    <w:lsdException w:name="Medium Grid 1 Accent 3" w:semiHidden="0" w:uiPriority="67" w:unhideWhenUsed="0"/>
+    <w:lsdException w:name="Medium Grid 2 Accent 3" w:semiHidden="0" w:uiPriority="68" w:unhideWhenUsed="0"/>
+    <w:lsdException w:name="Medium Grid 3 Accent 3" w:semiHidden="0" w:uiPriority="69" w:unhideWhenUsed="0"/>
+    <w:lsdException w:name="Dark List Accent 3" w:semiHidden="0" w:uiPriority="70" w:unhideWhenUsed="0"/>
+    <w:lsdException w:name="Colorful Shading Accent 3" w:semiHidden="0" w:uiPriority="71" w:unhideWhenUsed="0"/>
+    <w:lsdException w:name="Colorful List Accent 3" w:semiHidden="0" w:uiPriority="72" w:unhideWhenUsed="0"/>
+    <w:lsdException w:name="Colorful Grid Accent 3" w:semiHidden="0" w:uiPriority="73" w:unhideWhenUsed="0"/>
+    <w:lsdException w:name="Light Shading Accent 4" w:semiHidden="0" w:uiPriority="60" w:unhideWhenUsed="0"/>
+    <w:lsdException w:name="Light List Accent 4" w:semiHidden="0" w:uiPriority="61" w:unhideWhenUsed="0"/>
+    <w:lsdException w:name="Light Grid Accent 4" w:semiHidden="0" w:uiPriority="62" w:unhideWhenUsed="0"/>
+    <w:lsdException w:name="Medium Shading 1 Accent 4" w:semiHidden="0" w:uiPriority="63" w:unhideWhenUsed="0"/>
+    <w:lsdException w:name="Medium Shading 2 Accent 4" w:semiHidden="0" w:uiPriority="64" w:unhideWhenUsed="0"/>
+    <w:lsdException w:name="Medium List 1 Accent 4" w:semiHidden="0" w:uiPriority="65" w:unhideWhenUsed="0"/>
+    <w:lsdException w:name="Medium List 2 Accent 4" w:semiHidden="0" w:uiPriority="66" w:unhideWhenUsed="0"/>
+    <w:lsdException w:name="Medium Grid 1 Accent 4" w:semiHidden="0" w:uiPriority="67" w:unhideWhenUsed="0"/>
+    <w:lsdException w:name="Medium Grid 2 Accent 4" w:semiHidden="0" w:uiPriority="68" w:unhideWhenUsed="0"/>
+    <w:lsdException w:name="Medium Grid 3 Accent 4" w:semiHidden="0" w:uiPriority="69" w:unhideWhenUsed="0"/>
+    <w:lsdException w:name="Dark List Accent 4" w:semiHidden="0" w:uiPriority="70" w:unhideWhenUsed="0"/>
+    <w:lsdException w:name="Colorful Shading Accent 4" w:semiHidden="0" w:uiPriority="71" w:unhideWhenUsed="0"/>
+    <w:lsdException w:name="Colorful List Accent 4" w:semiHidden="0" w:uiPriority="72" w:unhideWhenUsed="0"/>
+    <w:lsdException w:name="Colorful Grid Accent 4" w:semiHidden="0" w:uiPriority="73" w:unhideWhenUsed="0"/>
+    <w:lsdException w:name="Light Shading Accent 5" w:semiHidden="0" w:uiPriority="60" w:unhideWhenUsed="0"/>
+    <w:lsdException w:name="Light List Accent 5" w:semiHidden="0" w:uiPriority="61" w:unhideWhenUsed="0"/>
+    <w:lsdException w:name="Light Grid Accent 5" w:semiHidden="0" w:uiPriority="62" w:unhideWhenUsed="0"/>
+    <w:lsdException w:name="Medium Shading 1 Accent 5" w:semiHidden="0" w:uiPriority="63" w:unhideWhenUsed="0"/>
+    <w:lsdException w:name="Medium Shading 2 Accent 5" w:semiHidden="0" w:uiPriority="64" w:unhideWhenUsed="0"/>
+    <w:lsdException w:name="Medium List 1 Accent 5" w:semiHidden="0" w:uiPriority="65" w:unhideWhenUsed="0"/>
+    <w:lsdException w:name="Medium List 2 Accent 5" w:semiHidden="0" w:uiPriority="66" w:unhideWhenUsed="0"/>
+    <w:lsdException w:name="Medium Grid 1 Accent 5" w:semiHidden="0" w:uiPriority="67" w:unhideWhenUsed="0"/>
+    <w:lsdException w:name="Medium Grid 2 Accent 5" w:semiHidden="0" w:uiPriority="68" w:unhideWhenUsed="0"/>
+    <w:lsdException w:name="Medium Grid 3 Accent 5" w:semiHidden="0" w:uiPriority="69" w:unhideWhenUsed="0"/>
+    <w:lsdException w:name="Dark List Accent 5" w:semiHidden="0" w:uiPriority="70" w:unhideWhenUsed="0"/>
+    <w:lsdException w:name="Colorful Shading Accent 5" w:semiHidden="0" w:uiPriority="71" w:unhideWhenUsed="0"/>
+    <w:lsdException w:name="Colorful List Accent 5" w:semiHidden="0" w:uiPriority="72" w:unhideWhenUsed="0"/>
+    <w:lsdException w:name="Colorful Grid Accent 5" w:semiHidden="0" w:uiPriority="73" w:unhideWhenUsed="0"/>
+    <w:lsdException w:name="Light Shading Accent 6" w:semiHidden="0" w:uiPriority="60" w:unhideWhenUsed="0"/>
+    <w:lsdException w:name="Light List Accent 6" w:semiHidden="0" w:uiPriority="61" w:unhideWhenUsed="0"/>
+    <w:lsdException w:name="Light Grid Accent 6" w:semiHidden="0" w:uiPriority="62" w:unhideWhenUsed="0"/>
+    <w:lsdException w:name="Medium Shading 1 Accent 6" w:semiHidden="0" w:uiPriority="63" w:unhideWhenUsed="0"/>
+    <w:lsdException w:name="Medium Shading 2 Accent 6" w:semiHidden="0" w:uiPriority="64" w:unhideWhenUsed="0"/>
+    <w:lsdException w:name="Medium List 1 Accent 6" w:semiHidden="0" w:uiPriority="65" w:unhideWhenUsed="0"/>
+    <w:lsdException w:name="Medium List 2 Accent 6" w:semiHidden="0" w:uiPriority="66" w:unhideWhenUsed="0"/>
+    <w:lsdException w:name="Medium Grid 1 Accent 6" w:semiHidden="0" w:uiPriority="67" w:unhideWhenUsed="0"/>
+    <w:lsdException w:name="Medium Grid 2 Accent 6" w:semiHidden="0" w:uiPriority="68" w:unhideWhenUsed="0"/>
+    <w:lsdException w:name="Medium Grid 3 Accent 6" w:semiHidden="0" w:uiPriority="69" w:unhideWhenUsed="0"/>
+    <w:lsdException w:name="Dark List Accent 6" w:semiHidden="0" w:uiPriority="70" w:unhideWhenUsed="0"/>
+    <w:lsdException w:name="Colorful Shading Accent 6" w:semiHidden="0" w:uiPriority="71" w:unhideWhenUsed="0"/>
+    <w:lsdException w:name="Colorful List Accent 6" w:semiHidden="0" w:uiPriority="72" w:unhideWhenUsed="0"/>
+    <w:lsdException w:name="Colorful Grid Accent 6" w:semiHidden="0" w:uiPriority="73" w:unhideWhenUsed="0"/>
+    <w:lsdException w:name="Subtle Emphasis" w:semiHidden="0" w:uiPriority="19" w:unhideWhenUsed="0" w:qFormat="1"/>
+    <w:lsdException w:name="Intense Emphasis" w:semiHidden="0" w:uiPriority="21" w:unhideWhenUsed="0" w:qFormat="1"/>
+    <w:lsdException w:name="Subtle Reference" w:semiHidden="0" w:uiPriority="31" w:unhideWhenUsed="0" w:qFormat="1"/>
+    <w:lsdException w:name="Intense Reference" w:semiHidden="0" w:uiPriority="32" w:unhideWhenUsed="0" w:qFormat="1"/>
+    <w:lsdException w:name="Book Title" w:semiHidden="0" w:uiPriority="33" w:unhideWhenUsed="0" w:qFormat="1"/>
+    <w:lsdException w:name="Bibliography" w:uiPriority="37"/>
+    <w:lsdException w:name="TOC Heading" w:semiHidden="0" w:uiPriority="39" w:unhideWhenUsed="0" w:qFormat="1"/>
+  </w:latentStyles>
+  <w:style w:type="paragraph" w:default="1" w:styleId="Normal">
+    <w:name w:val="Normal"/>
+    <w:qFormat/>
+    <w:rsid w:val="00404A7C"/>
+    <w:pPr>
+      <w:suppressAutoHyphens/>
+      <w:spacing w:before="120" w:after="120"/>
+    </w:pPr>
+    <w:rPr>
+      <w:rFonts w:ascii="Times New Roman" w:eastAsia="Times New Roman" w:hAnsi="Times New Roman"/>
+      <w:sz w:val="24"/>
+      <w:szCs w:val="24"/>
+      <w:lang w:eastAsia="ar-SA"/>
+    </w:rPr>
+  </w:style>
+  <w:style w:type="paragraph" w:styleId="Heading1">
+    <w:name w:val="heading 1"/>
+    <w:basedOn w:val="Normal"/>
+    <w:next w:val="Normal"/>
+    <w:link w:val="Heading1Char"/>
+    <w:uiPriority w:val="99"/>
+    <w:qFormat/>
+    <w:rsid w:val="00404A7C"/>
+    <w:pPr>
+      <w:keepNext/>
+      <w:tabs>
+        <w:tab w:val="num" w:pos="0"/>
+      </w:tabs>
+      <w:suppressAutoHyphens w:val="0"/>
+      <w:spacing w:before="240" w:after="180"/>
+      <w:outlineLvl w:val="0"/>
+    </w:pPr>
+    <w:rPr>
+      <w:rFonts w:ascii="Arial" w:hAnsi="Arial" w:cs="Arial"/>
+      <w:b/>
+      <w:bCs/>
+      <w:kern w:val="1"/>
+      <w:sz w:val="32"/>
+      <w:szCs w:val="32"/>
+    </w:rPr>
+  </w:style>
+  <w:style w:type="paragraph" w:styleId="Heading2">
+    <w:name w:val="heading 2"/>
+    <w:basedOn w:val="Normal"/>
+    <w:next w:val="Normal"/>
+    <w:link w:val="Heading2Char"/>
+    <w:uiPriority w:val="99"/>
+    <w:qFormat/>
+    <w:rsid w:val="00404A7C"/>
+    <w:pPr>
+      <w:keepNext/>
+      <w:spacing w:before="240" w:after="60"/>
+      <w:outlineLvl w:val="1"/>
+    </w:pPr>
+    <w:rPr>
+      <w:rFonts w:ascii="Arial" w:hAnsi="Arial" w:cs="Arial"/>
+      <w:b/>
+      <w:bCs/>
+      <w:i/>
+      <w:iCs/>
+      <w:sz w:val="28"/>
+      <w:szCs w:val="28"/>
+    </w:rPr>
+  </w:style>
+  <w:style w:type="paragraph" w:styleId="Heading3">
+    <w:name w:val="heading 3"/>
+    <w:basedOn w:val="Normal"/>
+    <w:next w:val="Normal"/>
+    <w:link w:val="Heading3Char"/>
+    <w:uiPriority w:val="99"/>
+    <w:qFormat/>
+    <w:rsid w:val="00404A7C"/>
+    <w:pPr>
+      <w:keepNext/>
+      <w:spacing w:before="240" w:after="60"/>
+      <w:outlineLvl w:val="2"/>
+    </w:pPr>
+    <w:rPr>
+      <w:rFonts w:ascii="Arial" w:hAnsi="Arial" w:cs="Arial"/>
+      <w:b/>
+      <w:bCs/>
+      <w:sz w:val="26"/>
+      <w:szCs w:val="26"/>
+    </w:rPr>
+  </w:style>
+  <w:style w:type="paragraph" w:styleId="Heading4">
+    <w:name w:val="heading 4"/>
+    <w:basedOn w:val="Normal"/>
+    <w:next w:val="Normal"/>
+    <w:link w:val="Heading4Char"/>
+    <w:uiPriority w:val="99"/>
+    <w:qFormat/>
+    <w:rsid w:val="00404A7C"/>
+    <w:pPr>
+      <w:keepNext/>
+      <w:suppressAutoHyphens w:val="0"/>
+      <w:spacing w:before="240" w:after="60"/>
+      <w:outlineLvl w:val="3"/>
+    </w:pPr>
+    <w:rPr>
+      <w:b/>
+      <w:bCs/>
+      <w:sz w:val="28"/>
+      <w:szCs w:val="28"/>
+      <w:lang w:eastAsia="en-US"/>
+    </w:rPr>
+  </w:style>
+  <w:style w:type="paragraph" w:styleId="Heading5">
+    <w:name w:val="heading 5"/>
+    <w:basedOn w:val="Normal"/>
+    <w:next w:val="Normal"/>
+    <w:link w:val="Heading5Char"/>
+    <w:uiPriority w:val="99"/>
+    <w:qFormat/>
+    <w:rsid w:val="00404A7C"/>
+    <w:pPr>
+      <w:spacing w:before="240" w:after="60"/>
+      <w:outlineLvl w:val="4"/>
+    </w:pPr>
+    <w:rPr>
+      <w:b/>
+      <w:bCs/>
+      <w:i/>
+      <w:iCs/>
+      <w:sz w:val="26"/>
+      <w:szCs w:val="26"/>
+    </w:rPr>
+  </w:style>
+  <w:style w:type="paragraph" w:styleId="Heading6">
+    <w:name w:val="heading 6"/>
+    <w:basedOn w:val="Normal"/>
+    <w:next w:val="Normal"/>
+    <w:link w:val="Heading6Char"/>
+    <w:uiPriority w:val="99"/>
+    <w:qFormat/>
+    <w:rsid w:val="00404A7C"/>
+    <w:pPr>
+      <w:spacing w:before="240" w:after="60"/>
+      <w:outlineLvl w:val="5"/>
+    </w:pPr>
+    <w:rPr>
+      <w:b/>
+      <w:bCs/>
+      <w:sz w:val="22"/>
+      <w:szCs w:val="22"/>
+    </w:rPr>
+  </w:style>
+  <w:style w:type="character" w:default="1" w:styleId="DefaultParagraphFont">
+    <w:name w:val="Default Paragraph Font"/>
+    <w:uiPriority w:val="1"/>
+    <w:semiHidden/>
+    <w:unhideWhenUsed/>
+  </w:style>
+  <w:style w:type="table" w:default="1" w:styleId="TableNormal">
+    <w:name w:val="Normal Table"/>
+    <w:uiPriority w:val="99"/>
+    <w:semiHidden/>
+    <w:unhideWhenUsed/>
+    <w:tblPr>
+      <w:tblInd w:w="0" w:type="dxa"/>
+      <w:tblCellMar>
+        <w:top w:w="0" w:type="dxa"/>
+        <w:left w:w="108" w:type="dxa"/>
+        <w:bottom w:w="0" w:type="dxa"/>
+        <w:right w:w="108" w:type="dxa"/>
+      </w:tblCellMar>
+    </w:tblPr>
+  </w:style>
+  <w:style w:type="numbering" w:default="1" w:styleId="NoList">
+    <w:name w:val="No List"/>
+    <w:uiPriority w:val="99"/>
+    <w:semiHidden/>
+    <w:unhideWhenUsed/>
+  </w:style>
+  <w:style w:type="character" w:customStyle="1" w:styleId="Heading1Char">
+    <w:name w:val="Heading 1 Char"/>
+    <w:basedOn w:val="DefaultParagraphFont"/>
+    <w:link w:val="Heading1"/>
+    <w:uiPriority w:val="99"/>
+    <w:locked/>
+    <w:rsid w:val="00404A7C"/>
+    <w:rPr>
+      <w:rFonts w:ascii="Arial" w:hAnsi="Arial" w:cs="Arial"/>
+      <w:b/>
+      <w:bCs/>
+      <w:kern w:val="1"/>
+      <w:sz w:val="32"/>
+      <w:szCs w:val="32"/>
+      <w:lang w:eastAsia="ar-SA" w:bidi="ar-SA"/>
+    </w:rPr>
+  </w:style>
+  <w:style w:type="character" w:customStyle="1" w:styleId="Heading2Char">
+    <w:name w:val="Heading 2 Char"/>
+    <w:basedOn w:val="DefaultParagraphFont"/>
+    <w:link w:val="Heading2"/>
+    <w:uiPriority w:val="99"/>
+    <w:locked/>
+    <w:rsid w:val="00404A7C"/>
+    <w:rPr>
+      <w:rFonts w:ascii="Arial" w:hAnsi="Arial" w:cs="Arial"/>
+      <w:b/>
+      <w:bCs/>
+      <w:i/>
+      <w:iCs/>
+      <w:sz w:val="28"/>
+      <w:szCs w:val="28"/>
+      <w:lang w:eastAsia="ar-SA" w:bidi="ar-SA"/>
+    </w:rPr>
+  </w:style>
+  <w:style w:type="character" w:customStyle="1" w:styleId="Heading3Char">
+    <w:name w:val="Heading 3 Char"/>
+    <w:basedOn w:val="DefaultParagraphFont"/>
+    <w:link w:val="Heading3"/>
+    <w:uiPriority w:val="99"/>
+    <w:locked/>
+    <w:rsid w:val="00404A7C"/>
+    <w:rPr>
+      <w:rFonts w:ascii="Arial" w:hAnsi="Arial" w:cs="Arial"/>
+      <w:b/>
+      <w:bCs/>
+      <w:sz w:val="26"/>
+      <w:szCs w:val="26"/>
+      <w:lang w:eastAsia="ar-SA" w:bidi="ar-SA"/>
+    </w:rPr>
+  </w:style>
+  <w:style w:type="character" w:customStyle="1" w:styleId="Heading4Char">
+    <w:name w:val="Heading 4 Char"/>
+    <w:basedOn w:val="DefaultParagraphFont"/>
+    <w:link w:val="Heading4"/>
+    <w:uiPriority w:val="99"/>
+    <w:locked/>
+    <w:rsid w:val="00404A7C"/>
+    <w:rPr>
+      <w:rFonts w:ascii="Times New Roman" w:hAnsi="Times New Roman" w:cs="Times New Roman"/>
+      <w:b/>
+      <w:bCs/>
+      <w:sz w:val="28"/>
+      <w:szCs w:val="28"/>
+    </w:rPr>
+  </w:style>
+  <w:style w:type="character" w:customStyle="1" w:styleId="Heading5Char">
+    <w:name w:val="Heading 5 Char"/>
+    <w:basedOn w:val="DefaultParagraphFont"/>
+    <w:link w:val="Heading5"/>
+    <w:uiPriority w:val="99"/>
+    <w:locked/>
+    <w:rsid w:val="00404A7C"/>
+    <w:rPr>
+      <w:rFonts w:ascii="Times New Roman" w:hAnsi="Times New Roman" w:cs="Times New Roman"/>
+      <w:b/>
+      <w:bCs/>
+      <w:i/>
+      <w:iCs/>
+      <w:sz w:val="26"/>
+      <w:szCs w:val="26"/>
+      <w:lang w:eastAsia="ar-SA" w:bidi="ar-SA"/>
+    </w:rPr>
+  </w:style>
+  <w:style w:type="character" w:customStyle="1" w:styleId="Heading6Char">
+    <w:name w:val="Heading 6 Char"/>
+    <w:basedOn w:val="DefaultParagraphFont"/>
+    <w:link w:val="Heading6"/>
+    <w:uiPriority w:val="99"/>
+    <w:locked/>
+    <w:rsid w:val="00404A7C"/>
+    <w:rPr>
+      <w:rFonts w:ascii="Times New Roman" w:hAnsi="Times New Roman" w:cs="Times New Roman"/>
+      <w:b/>
+      <w:bCs/>
+      <w:lang w:eastAsia="ar-SA" w:bidi="ar-SA"/>
+    </w:rPr>
+  </w:style>
+  <w:style w:type="paragraph" w:styleId="ListBullet">
+    <w:name w:val="List Bullet"/>
+    <w:basedOn w:val="Normal"/>
+    <w:uiPriority w:val="99"/>
+    <w:rsid w:val="00404A7C"/>
+    <w:pPr>
+      <w:tabs>
+        <w:tab w:val="num" w:pos="360"/>
+      </w:tabs>
+      <w:ind w:left="360" w:hanging="360"/>
+    </w:pPr>
+  </w:style>
+  <w:style w:type="paragraph" w:customStyle="1" w:styleId="CodeBlock">
+    <w:name w:val="Code Block"/>
+    <w:basedOn w:val="Normal"/>
+    <w:uiPriority w:val="99"/>
+    <w:rsid w:val="00404A7C"/>
+    <w:pPr>
+      <w:keepNext/>
+      <w:keepLines/>
+      <w:widowControl w:val="0"/>
+      <w:pBdr>
+        <w:top w:val="dotted" w:sz="4" w:space="1" w:color="auto"/>
+        <w:left w:val="dotted" w:sz="4" w:space="1" w:color="auto"/>
+        <w:bottom w:val="dotted" w:sz="4" w:space="1" w:color="auto"/>
+        <w:right w:val="dotted" w:sz="4" w:space="1" w:color="auto"/>
+      </w:pBdr>
+      <w:shd w:val="clear" w:color="auto" w:fill="FFFF99"/>
+      <w:spacing w:before="0" w:after="0"/>
+      <w:ind w:left="288" w:right="288"/>
+    </w:pPr>
+    <w:rPr>
+      <w:rFonts w:ascii="Courier New" w:hAnsi="Courier New"/>
+      <w:i/>
+      <w:sz w:val="20"/>
+    </w:rPr>
+  </w:style>
+  <w:style w:type="paragraph" w:customStyle="1" w:styleId="Consoleout">
+    <w:name w:val="Console out"/>
+    <w:basedOn w:val="Normal"/>
+    <w:uiPriority w:val="99"/>
+    <w:rsid w:val="00404A7C"/>
+    <w:pPr>
+      <w:pBdr>
+        <w:top w:val="single" w:sz="2" w:space="1" w:color="000000"/>
+        <w:left w:val="single" w:sz="2" w:space="1" w:color="000000"/>
+        <w:bottom w:val="single" w:sz="2" w:space="1" w:color="000000"/>
+        <w:right w:val="single" w:sz="2" w:space="1" w:color="000000"/>
+      </w:pBdr>
+      <w:shd w:val="clear" w:color="auto" w:fill="E6E6E6"/>
+      <w:spacing w:before="0"/>
+      <w:ind w:left="288" w:right="288"/>
+    </w:pPr>
+    <w:rPr>
+      <w:rFonts w:ascii="Lucida Console" w:hAnsi="Lucida Console"/>
+      <w:sz w:val="20"/>
+    </w:rPr>
+  </w:style>
+  <w:style w:type="paragraph" w:styleId="Title">
+    <w:name w:val="Title"/>
+    <w:basedOn w:val="Normal"/>
+    <w:link w:val="TitleChar"/>
+    <w:uiPriority w:val="99"/>
+    <w:qFormat/>
+    <w:rsid w:val="00404A7C"/>
+    <w:pPr>
+      <w:spacing w:before="240" w:after="60"/>
+      <w:jc w:val="center"/>
+      <w:outlineLvl w:val="0"/>
+    </w:pPr>
+    <w:rPr>
+      <w:rFonts w:ascii="Arial" w:hAnsi="Arial" w:cs="Arial"/>
+      <w:b/>
+      <w:bCs/>
+      <w:kern w:val="28"/>
+      <w:sz w:val="32"/>
+      <w:szCs w:val="32"/>
+    </w:rPr>
+  </w:style>
+  <w:style w:type="character" w:customStyle="1" w:styleId="TitleChar">
+    <w:name w:val="Title Char"/>
+    <w:basedOn w:val="DefaultParagraphFont"/>
+    <w:link w:val="Title"/>
+    <w:uiPriority w:val="99"/>
+    <w:locked/>
+    <w:rsid w:val="00404A7C"/>
+    <w:rPr>
+      <w:rFonts w:ascii="Arial" w:hAnsi="Arial" w:cs="Arial"/>
+      <w:b/>
+      <w:bCs/>
+      <w:kern w:val="28"/>
+      <w:sz w:val="32"/>
+      <w:szCs w:val="32"/>
+      <w:lang w:eastAsia="ar-SA" w:bidi="ar-SA"/>
+    </w:rPr>
+  </w:style>
+  <w:style w:type="character" w:styleId="HTMLCode">
+    <w:name w:val="HTML Code"/>
+    <w:basedOn w:val="DefaultParagraphFont"/>
+    <w:uiPriority w:val="99"/>
+    <w:rsid w:val="00404A7C"/>
+    <w:rPr>
+      <w:rFonts w:ascii="Courier New" w:hAnsi="Courier New" w:cs="Courier New"/>
+      <w:sz w:val="20"/>
+      <w:szCs w:val="20"/>
+    </w:rPr>
+  </w:style>
+  <w:style w:type="character" w:styleId="HTMLVariable">
+    <w:name w:val="HTML Variable"/>
+    <w:basedOn w:val="DefaultParagraphFont"/>
+    <w:uiPriority w:val="99"/>
+    <w:rsid w:val="00404A7C"/>
+    <w:rPr>
+      <w:rFonts w:cs="Times New Roman"/>
+      <w:i/>
+      <w:iCs/>
+    </w:rPr>
+  </w:style>
+  <w:style w:type="character" w:styleId="Hyperlink">
+    <w:name w:val="Hyperlink"/>
+    <w:basedOn w:val="DefaultParagraphFont"/>
+    <w:uiPriority w:val="99"/>
+    <w:rsid w:val="00404A7C"/>
+    <w:rPr>
+      <w:rFonts w:cs="Times New Roman"/>
+      <w:color w:val="0000FF"/>
+      <w:u w:val="single"/>
+    </w:rPr>
+  </w:style>
+  <w:style w:type="character" w:styleId="LineNumber">
+    <w:name w:val="line number"/>
+    <w:basedOn w:val="DefaultParagraphFont"/>
+    <w:uiPriority w:val="99"/>
+    <w:rsid w:val="00404A7C"/>
+    <w:rPr>
+      <w:rFonts w:cs="Times New Roman"/>
+    </w:rPr>
+  </w:style>
+  <w:style w:type="paragraph" w:styleId="Header">
+    <w:name w:val="header"/>
+    <w:basedOn w:val="Normal"/>
+    <w:link w:val="HeaderChar"/>
+    <w:uiPriority w:val="99"/>
+    <w:rsid w:val="00404A7C"/>
+    <w:pPr>
+      <w:tabs>
+        <w:tab w:val="center" w:pos="4680"/>
+        <w:tab w:val="right" w:pos="9360"/>
+      </w:tabs>
+    </w:pPr>
+  </w:style>
+  <w:style w:type="character" w:customStyle="1" w:styleId="HeaderChar">
+    <w:name w:val="Header Char"/>
+    <w:basedOn w:val="DefaultParagraphFont"/>
+    <w:link w:val="Header"/>
+    <w:uiPriority w:val="99"/>
+    <w:locked/>
+    <w:rsid w:val="00404A7C"/>
+    <w:rPr>
+      <w:rFonts w:ascii="Times New Roman" w:hAnsi="Times New Roman" w:cs="Times New Roman"/>
+      <w:sz w:val="24"/>
+      <w:szCs w:val="24"/>
+      <w:lang w:eastAsia="ar-SA" w:bidi="ar-SA"/>
+    </w:rPr>
+  </w:style>
+  <w:style w:type="paragraph" w:styleId="Footer">
+    <w:name w:val="footer"/>
+    <w:basedOn w:val="Normal"/>
+    <w:link w:val="FooterChar"/>
+    <w:uiPriority w:val="99"/>
+    <w:rsid w:val="00404A7C"/>
+    <w:pPr>
+      <w:tabs>
+        <w:tab w:val="center" w:pos="4680"/>
+        <w:tab w:val="right" w:pos="9360"/>
+      </w:tabs>
+    </w:pPr>
+  </w:style>
+  <w:style w:type="character" w:customStyle="1" w:styleId="FooterChar">
+    <w:name w:val="Footer Char"/>
+    <w:basedOn w:val="DefaultParagraphFont"/>
+    <w:link w:val="Footer"/>
+    <w:uiPriority w:val="99"/>
+    <w:locked/>
+    <w:rsid w:val="00404A7C"/>
+    <w:rPr>
+      <w:rFonts w:ascii="Times New Roman" w:hAnsi="Times New Roman" w:cs="Times New Roman"/>
+      <w:sz w:val="24"/>
+      <w:szCs w:val="24"/>
+      <w:lang w:eastAsia="ar-SA" w:bidi="ar-SA"/>
+    </w:rPr>
+  </w:style>
+  <w:style w:type="paragraph" w:styleId="TOCHeading">
+    <w:name w:val="TOC Heading"/>
+    <w:basedOn w:val="Heading1"/>
+    <w:next w:val="Normal"/>
+    <w:uiPriority w:val="99"/>
+    <w:qFormat/>
+    <w:rsid w:val="00404A7C"/>
+    <w:pPr>
+      <w:keepLines/>
+      <w:tabs>
+        <w:tab w:val="clear" w:pos="0"/>
+      </w:tabs>
+      <w:spacing w:before="480" w:after="0" w:line="276" w:lineRule="auto"/>
+      <w:outlineLvl w:val="9"/>
+    </w:pPr>
+    <w:rPr>
+      <w:rFonts w:ascii="Cambria" w:hAnsi="Cambria" w:cs="Times New Roman"/>
+      <w:color w:val="365F91"/>
+      <w:kern w:val="0"/>
+      <w:sz w:val="28"/>
+      <w:szCs w:val="28"/>
+      <w:lang w:eastAsia="en-US"/>
+    </w:rPr>
+  </w:style>
+  <w:style w:type="paragraph" w:styleId="TOC1">
+    <w:name w:val="toc 1"/>
+    <w:basedOn w:val="Normal"/>
+    <w:next w:val="Normal"/>
+    <w:autoRedefine/>
+    <w:uiPriority w:val="39"/>
+    <w:rsid w:val="00404A7C"/>
+  </w:style>
+  <w:style w:type="paragraph" w:styleId="TOC2">
+    <w:name w:val="toc 2"/>
+    <w:basedOn w:val="Normal"/>
+    <w:next w:val="Normal"/>
+    <w:autoRedefine/>
+    <w:uiPriority w:val="39"/>
+    <w:rsid w:val="00404A7C"/>
+    <w:pPr>
+      <w:ind w:left="240"/>
+    </w:pPr>
+  </w:style>
+  <w:style w:type="paragraph" w:styleId="TOC3">
+    <w:name w:val="toc 3"/>
+    <w:basedOn w:val="Normal"/>
+    <w:next w:val="Normal"/>
+    <w:autoRedefine/>
+    <w:uiPriority w:val="39"/>
+    <w:rsid w:val="00404A7C"/>
+    <w:pPr>
+      <w:ind w:left="480"/>
+    </w:pPr>
+  </w:style>
+  <w:style w:type="paragraph" w:styleId="BalloonText">
+    <w:name w:val="Balloon Text"/>
+    <w:basedOn w:val="Normal"/>
+    <w:link w:val="BalloonTextChar"/>
+    <w:uiPriority w:val="99"/>
+    <w:semiHidden/>
+    <w:rsid w:val="00404A7C"/>
+    <w:rPr>
+      <w:rFonts w:ascii="Tahoma" w:hAnsi="Tahoma" w:cs="Tahoma"/>
+      <w:sz w:val="16"/>
+      <w:szCs w:val="16"/>
+    </w:rPr>
+  </w:style>
+  <w:style w:type="character" w:customStyle="1" w:styleId="BalloonTextChar">
+    <w:name w:val="Balloon Text Char"/>
+    <w:basedOn w:val="DefaultParagraphFont"/>
+    <w:link w:val="BalloonText"/>
+    <w:uiPriority w:val="99"/>
+    <w:semiHidden/>
+    <w:locked/>
+    <w:rsid w:val="00404A7C"/>
+    <w:rPr>
+      <w:rFonts w:ascii="Tahoma" w:hAnsi="Tahoma" w:cs="Tahoma"/>
+      <w:sz w:val="16"/>
+      <w:szCs w:val="16"/>
+      <w:lang w:eastAsia="ar-SA" w:bidi="ar-SA"/>
+    </w:rPr>
+  </w:style>
+  <w:style w:type="paragraph" w:styleId="ListParagraph">
+    <w:name w:val="List Paragraph"/>
+    <w:basedOn w:val="Normal"/>
+    <w:uiPriority w:val="99"/>
+    <w:qFormat/>
+    <w:rsid w:val="0038479D"/>
+    <w:pPr>
+      <w:ind w:left="720"/>
+      <w:contextualSpacing/>
+    </w:pPr>
+  </w:style>
+  <w:style w:type="character" w:styleId="CommentReference">
+    <w:name w:val="annotation reference"/>
+    <w:basedOn w:val="DefaultParagraphFont"/>
+    <w:uiPriority w:val="99"/>
+    <w:semiHidden/>
+    <w:rsid w:val="001361C1"/>
+    <w:rPr>
+      <w:rFonts w:cs="Times New Roman"/>
+      <w:sz w:val="16"/>
+      <w:szCs w:val="16"/>
+    </w:rPr>
+  </w:style>
+  <w:style w:type="paragraph" w:styleId="CommentText">
+    <w:name w:val="annotation text"/>
+    <w:basedOn w:val="Normal"/>
+    <w:link w:val="CommentTextChar"/>
+    <w:uiPriority w:val="99"/>
+    <w:semiHidden/>
+    <w:rsid w:val="001361C1"/>
+    <w:rPr>
+      <w:sz w:val="20"/>
+      <w:szCs w:val="20"/>
+    </w:rPr>
+  </w:style>
+  <w:style w:type="character" w:customStyle="1" w:styleId="CommentTextChar">
+    <w:name w:val="Comment Text Char"/>
+    <w:basedOn w:val="DefaultParagraphFont"/>
+    <w:link w:val="CommentText"/>
+    <w:uiPriority w:val="99"/>
+    <w:semiHidden/>
+    <w:locked/>
+    <w:rsid w:val="00461A05"/>
+    <w:rPr>
+      <w:rFonts w:ascii="Times New Roman" w:hAnsi="Times New Roman" w:cs="Times New Roman"/>
+      <w:sz w:val="20"/>
+      <w:szCs w:val="20"/>
+      <w:lang w:eastAsia="ar-SA" w:bidi="ar-SA"/>
+    </w:rPr>
+  </w:style>
+  <w:style w:type="paragraph" w:styleId="CommentSubject">
+    <w:name w:val="annotation subject"/>
+    <w:basedOn w:val="CommentText"/>
+    <w:next w:val="CommentText"/>
+    <w:link w:val="CommentSubjectChar"/>
+    <w:uiPriority w:val="99"/>
+    <w:semiHidden/>
+    <w:rsid w:val="001361C1"/>
+    <w:rPr>
+      <w:b/>
+      <w:bCs/>
+    </w:rPr>
+  </w:style>
+  <w:style w:type="character" w:customStyle="1" w:styleId="CommentSubjectChar">
+    <w:name w:val="Comment Subject Char"/>
+    <w:basedOn w:val="CommentTextChar"/>
+    <w:link w:val="CommentSubject"/>
+    <w:uiPriority w:val="99"/>
+    <w:semiHidden/>
+    <w:locked/>
+    <w:rsid w:val="00461A05"/>
+    <w:rPr>
+      <w:rFonts w:ascii="Times New Roman" w:hAnsi="Times New Roman" w:cs="Times New Roman"/>
+      <w:b/>
+      <w:bCs/>
+      <w:sz w:val="20"/>
+      <w:szCs w:val="20"/>
+      <w:lang w:eastAsia="ar-SA" w:bidi="ar-SA"/>
     </w:rPr>
   </w:style>
   <w:style w:type="paragraph" w:styleId="NormalIndent">
